--- a/Deliverable.docx
+++ b/Deliverable.docx
@@ -82,18 +82,14 @@
         <w:spacing w:line="259" w:lineRule="auto"/>
         <w:jc w:val="center"/>
         <w:rPr>
-          <w:rFonts w:hint="default"/>
           <w:sz w:val="100"/>
           <w:szCs w:val="100"/>
-          <w:lang w:val="en-US"/>
-        </w:rPr>
-      </w:pPr>
-      <w:r>
-        <w:rPr>
-          <w:rFonts w:hint="default"/>
+        </w:rPr>
+      </w:pPr>
+      <w:r>
+        <w:rPr>
           <w:sz w:val="100"/>
           <w:szCs w:val="100"/>
-          <w:lang w:val="en-US"/>
         </w:rPr>
         <w:t>SmartHouse</w:t>
       </w:r>
@@ -101,169 +97,106 @@
     <w:p>
       <w:pPr>
         <w:jc w:val="center"/>
-        <w:rPr>
-          <w:lang w:val="en-US"/>
-        </w:rPr>
       </w:pPr>
     </w:p>
     <w:p>
       <w:pPr>
         <w:jc w:val="center"/>
-        <w:rPr>
-          <w:lang w:val="en-US"/>
-        </w:rPr>
       </w:pPr>
     </w:p>
     <w:p>
       <w:pPr>
         <w:jc w:val="center"/>
-        <w:rPr>
-          <w:lang w:val="en-US"/>
-        </w:rPr>
       </w:pPr>
     </w:p>
     <w:p>
       <w:pPr>
         <w:jc w:val="center"/>
-        <w:rPr>
-          <w:lang w:val="en-US"/>
-        </w:rPr>
       </w:pPr>
     </w:p>
     <w:p>
       <w:pPr>
         <w:jc w:val="center"/>
-        <w:rPr>
-          <w:lang w:val="en-US"/>
-        </w:rPr>
       </w:pPr>
     </w:p>
     <w:p>
       <w:pPr>
         <w:jc w:val="center"/>
-        <w:rPr>
-          <w:lang w:val="en-US"/>
-        </w:rPr>
       </w:pPr>
     </w:p>
     <w:p>
       <w:pPr>
         <w:jc w:val="center"/>
-        <w:rPr>
-          <w:lang w:val="en-US"/>
-        </w:rPr>
       </w:pPr>
     </w:p>
     <w:p>
       <w:pPr>
         <w:jc w:val="center"/>
-        <w:rPr>
-          <w:lang w:val="en-US"/>
-        </w:rPr>
       </w:pPr>
     </w:p>
     <w:p>
       <w:pPr>
         <w:jc w:val="center"/>
-        <w:rPr>
-          <w:lang w:val="en-US"/>
-        </w:rPr>
       </w:pPr>
     </w:p>
     <w:p>
       <w:pPr>
         <w:jc w:val="center"/>
-        <w:rPr>
-          <w:lang w:val="en-US"/>
-        </w:rPr>
       </w:pPr>
     </w:p>
     <w:p>
       <w:pPr>
         <w:jc w:val="center"/>
-        <w:rPr>
-          <w:lang w:val="en-US"/>
-        </w:rPr>
       </w:pPr>
     </w:p>
     <w:p>
       <w:pPr>
         <w:jc w:val="center"/>
-        <w:rPr>
-          <w:lang w:val="en-US"/>
-        </w:rPr>
       </w:pPr>
     </w:p>
     <w:p>
       <w:pPr>
         <w:jc w:val="center"/>
-        <w:rPr>
-          <w:lang w:val="en-US"/>
-        </w:rPr>
       </w:pPr>
     </w:p>
     <w:p>
       <w:pPr>
         <w:jc w:val="center"/>
-        <w:rPr>
-          <w:lang w:val="en-US"/>
-        </w:rPr>
       </w:pPr>
     </w:p>
     <w:p>
       <w:pPr>
         <w:jc w:val="center"/>
-        <w:rPr>
-          <w:lang w:val="en-US"/>
-        </w:rPr>
       </w:pPr>
     </w:p>
     <w:p>
       <w:pPr>
         <w:jc w:val="center"/>
-        <w:rPr>
-          <w:lang w:val="en-US"/>
-        </w:rPr>
       </w:pPr>
     </w:p>
     <w:p>
       <w:pPr>
         <w:jc w:val="center"/>
-        <w:rPr>
-          <w:lang w:val="en-US"/>
-        </w:rPr>
       </w:pPr>
     </w:p>
     <w:p>
       <w:pPr>
         <w:jc w:val="center"/>
-        <w:rPr>
-          <w:lang w:val="en-US"/>
-        </w:rPr>
       </w:pPr>
     </w:p>
     <w:p>
       <w:pPr>
         <w:jc w:val="center"/>
-        <w:rPr>
-          <w:lang w:val="en-US"/>
-        </w:rPr>
       </w:pPr>
     </w:p>
     <w:p>
       <w:pPr>
         <w:jc w:val="center"/>
-        <w:rPr>
-          <w:lang w:val="en-US"/>
-        </w:rPr>
       </w:pPr>
     </w:p>
     <w:p>
       <w:pPr>
         <w:jc w:val="center"/>
-        <w:rPr>
-          <w:lang w:val="en-US"/>
-        </w:rPr>
       </w:pPr>
     </w:p>
     <w:p>
@@ -271,28 +204,33 @@
         <w:ind w:left="5760"/>
         <w:jc w:val="both"/>
         <w:rPr>
-          <w:rFonts w:hint="default"/>
           <w:sz w:val="40"/>
           <w:szCs w:val="40"/>
-          <w:lang w:val="en-US"/>
         </w:rPr>
       </w:pPr>
       <w:r>
         <w:rPr>
           <w:sz w:val="40"/>
           <w:szCs w:val="40"/>
-          <w:lang w:val="en-US"/>
-        </w:rPr>
-        <w:t>Name:</w:t>
-      </w:r>
-      <w:r>
-        <w:rPr>
-          <w:rFonts w:hint="default"/>
+        </w:rPr>
+        <w:t>Name:Androne Eric</w:t>
+      </w:r>
+    </w:p>
+    <w:p>
+      <w:pPr>
+        <w:ind w:left="5760"/>
+        <w:jc w:val="both"/>
+        <w:rPr>
           <w:sz w:val="40"/>
           <w:szCs w:val="40"/>
-          <w:lang w:val="en-US"/>
-        </w:rPr>
-        <w:t>Androne Eric</w:t>
+        </w:rPr>
+      </w:pPr>
+      <w:r>
+        <w:rPr>
+          <w:sz w:val="40"/>
+          <w:szCs w:val="40"/>
+        </w:rPr>
+        <w:t>Group:30435</w:t>
       </w:r>
     </w:p>
     <w:p>
@@ -300,67 +238,35 @@
         <w:ind w:left="5760"/>
         <w:jc w:val="both"/>
         <w:rPr>
-          <w:rFonts w:hint="default"/>
           <w:sz w:val="40"/>
           <w:szCs w:val="40"/>
-          <w:lang w:val="en-US"/>
-        </w:rPr>
-      </w:pPr>
-      <w:r>
+        </w:rPr>
+      </w:pPr>
+    </w:p>
+    <w:p>
+      <w:pPr>
+        <w:ind w:left="5760"/>
+        <w:jc w:val="both"/>
         <w:rPr>
           <w:sz w:val="40"/>
           <w:szCs w:val="40"/>
-          <w:lang w:val="en-US"/>
-        </w:rPr>
-        <w:t>Group:</w:t>
-      </w:r>
-      <w:r>
-        <w:rPr>
-          <w:rFonts w:hint="default"/>
+        </w:rPr>
+      </w:pPr>
+    </w:p>
+    <w:p>
+      <w:pPr>
+        <w:ind w:left="5760"/>
+        <w:jc w:val="both"/>
+        <w:rPr>
           <w:sz w:val="40"/>
           <w:szCs w:val="40"/>
-          <w:lang w:val="en-US"/>
-        </w:rPr>
-        <w:t>30435</w:t>
-      </w:r>
-    </w:p>
-    <w:p>
-      <w:pPr>
-        <w:ind w:left="5760"/>
-        <w:jc w:val="both"/>
-        <w:rPr>
-          <w:sz w:val="40"/>
-          <w:szCs w:val="40"/>
-          <w:lang w:val="en-US"/>
-        </w:rPr>
-      </w:pPr>
-    </w:p>
-    <w:p>
-      <w:pPr>
-        <w:ind w:left="5760"/>
-        <w:jc w:val="both"/>
-        <w:rPr>
-          <w:sz w:val="40"/>
-          <w:szCs w:val="40"/>
-          <w:lang w:val="en-US"/>
-        </w:rPr>
-      </w:pPr>
-    </w:p>
-    <w:p>
-      <w:pPr>
-        <w:ind w:left="5760"/>
-        <w:jc w:val="both"/>
-        <w:rPr>
-          <w:sz w:val="40"/>
-          <w:szCs w:val="40"/>
-          <w:lang w:val="en-US"/>
         </w:rPr>
       </w:pPr>
     </w:p>
     <w:sdt>
       <w:sdtPr>
         <w:rPr>
-          <w:rFonts w:asciiTheme="minorAscii" w:hAnsiTheme="minorAscii" w:eastAsiaTheme="minorAscii" w:cstheme="minorBidi"/>
+          <w:rFonts w:asciiTheme="minorHAnsi" w:hAnsiTheme="minorHAnsi" w:eastAsiaTheme="minorEastAsia" w:cstheme="minorBidi"/>
           <w:b w:val="0"/>
           <w:bCs w:val="0"/>
           <w:color w:val="auto"/>
@@ -375,7 +281,7 @@
       </w:sdtPr>
       <w:sdtEndPr>
         <w:rPr>
-          <w:rFonts w:asciiTheme="minorAscii" w:hAnsiTheme="minorAscii" w:eastAsiaTheme="minorAscii" w:cstheme="minorBidi"/>
+          <w:rFonts w:asciiTheme="minorHAnsi" w:hAnsiTheme="minorHAnsi" w:eastAsiaTheme="minorEastAsia" w:cstheme="minorBidi"/>
           <w:b w:val="0"/>
           <w:bCs w:val="0"/>
           <w:color w:val="auto"/>
@@ -386,7 +292,7 @@
       <w:sdtContent>
         <w:p>
           <w:pPr>
-            <w:pStyle w:val="24"/>
+            <w:pStyle w:val="27"/>
           </w:pPr>
           <w:r>
             <w:t>Table of Contents</w:t>
@@ -394,7 +300,7 @@
         </w:p>
         <w:p>
           <w:pPr>
-            <w:pStyle w:val="12"/>
+            <w:pStyle w:val="15"/>
             <w:tabs>
               <w:tab w:val="right" w:leader="dot" w:pos="9010"/>
             </w:tabs>
@@ -406,7 +312,6 @@
               <w:iCs w:val="0"/>
               <w:kern w:val="2"/>
               <w:lang w:eastAsia="en-GB"/>
-              <w14:ligatures w14:val="standardContextual"/>
             </w:rPr>
           </w:pPr>
           <w:r>
@@ -437,8 +342,7 @@
           </w:r>
           <w:r>
             <w:rPr>
-              <w:rStyle w:val="10"/>
-              <w:lang w:val="en-US"/>
+              <w:rStyle w:val="12"/>
             </w:rPr>
             <w:t>Deliverable 1</w:t>
           </w:r>
@@ -466,7 +370,7 @@
         </w:p>
         <w:p>
           <w:pPr>
-            <w:pStyle w:val="13"/>
+            <w:pStyle w:val="16"/>
             <w:tabs>
               <w:tab w:val="right" w:leader="dot" w:pos="9010"/>
             </w:tabs>
@@ -478,7 +382,6 @@
               <w:sz w:val="24"/>
               <w:szCs w:val="24"/>
               <w:lang w:eastAsia="en-GB"/>
-              <w14:ligatures w14:val="standardContextual"/>
             </w:rPr>
           </w:pPr>
           <w:r>
@@ -492,8 +395,7 @@
           </w:r>
           <w:r>
             <w:rPr>
-              <w:rStyle w:val="10"/>
-              <w:lang w:val="en-US"/>
+              <w:rStyle w:val="12"/>
             </w:rPr>
             <w:t>Project Specification</w:t>
           </w:r>
@@ -521,7 +423,7 @@
         </w:p>
         <w:p>
           <w:pPr>
-            <w:pStyle w:val="13"/>
+            <w:pStyle w:val="16"/>
             <w:tabs>
               <w:tab w:val="right" w:leader="dot" w:pos="9010"/>
             </w:tabs>
@@ -533,7 +435,6 @@
               <w:sz w:val="24"/>
               <w:szCs w:val="24"/>
               <w:lang w:eastAsia="en-GB"/>
-              <w14:ligatures w14:val="standardContextual"/>
             </w:rPr>
           </w:pPr>
           <w:r>
@@ -547,8 +448,7 @@
           </w:r>
           <w:r>
             <w:rPr>
-              <w:rStyle w:val="10"/>
-              <w:lang w:val="en-US"/>
+              <w:rStyle w:val="12"/>
             </w:rPr>
             <w:t>Functional Requirements</w:t>
           </w:r>
@@ -576,7 +476,7 @@
         </w:p>
         <w:p>
           <w:pPr>
-            <w:pStyle w:val="13"/>
+            <w:pStyle w:val="16"/>
             <w:tabs>
               <w:tab w:val="right" w:leader="dot" w:pos="9010"/>
             </w:tabs>
@@ -588,7 +488,6 @@
               <w:sz w:val="24"/>
               <w:szCs w:val="24"/>
               <w:lang w:eastAsia="en-GB"/>
-              <w14:ligatures w14:val="standardContextual"/>
             </w:rPr>
           </w:pPr>
           <w:r>
@@ -602,8 +501,7 @@
           </w:r>
           <w:r>
             <w:rPr>
-              <w:rStyle w:val="10"/>
-              <w:lang w:val="en-US"/>
+              <w:rStyle w:val="12"/>
             </w:rPr>
             <w:t>Use Case Model</w:t>
           </w:r>
@@ -631,7 +529,7 @@
         </w:p>
         <w:p>
           <w:pPr>
-            <w:pStyle w:val="14"/>
+            <w:pStyle w:val="17"/>
             <w:tabs>
               <w:tab w:val="right" w:leader="dot" w:pos="9010"/>
             </w:tabs>
@@ -641,7 +539,6 @@
               <w:sz w:val="24"/>
               <w:szCs w:val="24"/>
               <w:lang w:eastAsia="en-GB"/>
-              <w14:ligatures w14:val="standardContextual"/>
             </w:rPr>
           </w:pPr>
           <w:r>
@@ -655,8 +552,7 @@
           </w:r>
           <w:r>
             <w:rPr>
-              <w:rStyle w:val="10"/>
-              <w:lang w:val="en-US"/>
+              <w:rStyle w:val="12"/>
             </w:rPr>
             <w:t>Use Cases Identification:</w:t>
           </w:r>
@@ -684,7 +580,7 @@
         </w:p>
         <w:p>
           <w:pPr>
-            <w:pStyle w:val="14"/>
+            <w:pStyle w:val="17"/>
             <w:tabs>
               <w:tab w:val="right" w:leader="dot" w:pos="9010"/>
             </w:tabs>
@@ -694,7 +590,6 @@
               <w:sz w:val="24"/>
               <w:szCs w:val="24"/>
               <w:lang w:eastAsia="en-GB"/>
-              <w14:ligatures w14:val="standardContextual"/>
             </w:rPr>
           </w:pPr>
           <w:r>
@@ -708,8 +603,7 @@
           </w:r>
           <w:r>
             <w:rPr>
-              <w:rStyle w:val="10"/>
-              <w:lang w:val="en-US"/>
+              <w:rStyle w:val="12"/>
             </w:rPr>
             <w:t>UML Use Case Diagrams</w:t>
           </w:r>
@@ -737,7 +631,7 @@
         </w:p>
         <w:p>
           <w:pPr>
-            <w:pStyle w:val="13"/>
+            <w:pStyle w:val="16"/>
             <w:tabs>
               <w:tab w:val="right" w:leader="dot" w:pos="9010"/>
             </w:tabs>
@@ -749,7 +643,6 @@
               <w:sz w:val="24"/>
               <w:szCs w:val="24"/>
               <w:lang w:eastAsia="en-GB"/>
-              <w14:ligatures w14:val="standardContextual"/>
             </w:rPr>
           </w:pPr>
           <w:r>
@@ -763,8 +656,7 @@
           </w:r>
           <w:r>
             <w:rPr>
-              <w:rStyle w:val="10"/>
-              <w:lang w:val="en-US"/>
+              <w:rStyle w:val="12"/>
             </w:rPr>
             <w:t>Supplementary Specification</w:t>
           </w:r>
@@ -792,7 +684,7 @@
         </w:p>
         <w:p>
           <w:pPr>
-            <w:pStyle w:val="14"/>
+            <w:pStyle w:val="17"/>
             <w:tabs>
               <w:tab w:val="right" w:leader="dot" w:pos="9010"/>
             </w:tabs>
@@ -802,7 +694,6 @@
               <w:sz w:val="24"/>
               <w:szCs w:val="24"/>
               <w:lang w:eastAsia="en-GB"/>
-              <w14:ligatures w14:val="standardContextual"/>
             </w:rPr>
           </w:pPr>
           <w:r>
@@ -816,8 +707,7 @@
           </w:r>
           <w:r>
             <w:rPr>
-              <w:rStyle w:val="10"/>
-              <w:lang w:val="en-US"/>
+              <w:rStyle w:val="12"/>
             </w:rPr>
             <w:t>Non-functional Requirements</w:t>
           </w:r>
@@ -845,7 +735,7 @@
         </w:p>
         <w:p>
           <w:pPr>
-            <w:pStyle w:val="14"/>
+            <w:pStyle w:val="17"/>
             <w:tabs>
               <w:tab w:val="right" w:leader="dot" w:pos="9010"/>
             </w:tabs>
@@ -855,7 +745,6 @@
               <w:sz w:val="24"/>
               <w:szCs w:val="24"/>
               <w:lang w:eastAsia="en-GB"/>
-              <w14:ligatures w14:val="standardContextual"/>
             </w:rPr>
           </w:pPr>
           <w:r>
@@ -869,8 +758,7 @@
           </w:r>
           <w:r>
             <w:rPr>
-              <w:rStyle w:val="10"/>
-              <w:lang w:val="en-US"/>
+              <w:rStyle w:val="12"/>
             </w:rPr>
             <w:t>Design Constraints</w:t>
           </w:r>
@@ -898,7 +786,7 @@
         </w:p>
         <w:p>
           <w:pPr>
-            <w:pStyle w:val="13"/>
+            <w:pStyle w:val="16"/>
             <w:tabs>
               <w:tab w:val="right" w:leader="dot" w:pos="9010"/>
             </w:tabs>
@@ -910,7 +798,6 @@
               <w:sz w:val="24"/>
               <w:szCs w:val="24"/>
               <w:lang w:eastAsia="en-GB"/>
-              <w14:ligatures w14:val="standardContextual"/>
             </w:rPr>
           </w:pPr>
           <w:r>
@@ -924,8 +811,7 @@
           </w:r>
           <w:r>
             <w:rPr>
-              <w:rStyle w:val="10"/>
-              <w:lang w:val="en-US"/>
+              <w:rStyle w:val="12"/>
             </w:rPr>
             <w:t>Glossary</w:t>
           </w:r>
@@ -953,7 +839,7 @@
         </w:p>
         <w:p>
           <w:pPr>
-            <w:pStyle w:val="12"/>
+            <w:pStyle w:val="15"/>
             <w:tabs>
               <w:tab w:val="right" w:leader="dot" w:pos="9010"/>
             </w:tabs>
@@ -965,7 +851,6 @@
               <w:iCs w:val="0"/>
               <w:kern w:val="2"/>
               <w:lang w:eastAsia="en-GB"/>
-              <w14:ligatures w14:val="standardContextual"/>
             </w:rPr>
           </w:pPr>
           <w:r>
@@ -979,8 +864,7 @@
           </w:r>
           <w:r>
             <w:rPr>
-              <w:rStyle w:val="10"/>
-              <w:lang w:val="en-US"/>
+              <w:rStyle w:val="12"/>
             </w:rPr>
             <w:t>Deliverable 2</w:t>
           </w:r>
@@ -1008,7 +892,7 @@
         </w:p>
         <w:p>
           <w:pPr>
-            <w:pStyle w:val="13"/>
+            <w:pStyle w:val="16"/>
             <w:tabs>
               <w:tab w:val="right" w:leader="dot" w:pos="9010"/>
             </w:tabs>
@@ -1020,7 +904,6 @@
               <w:sz w:val="24"/>
               <w:szCs w:val="24"/>
               <w:lang w:eastAsia="en-GB"/>
-              <w14:ligatures w14:val="standardContextual"/>
             </w:rPr>
           </w:pPr>
           <w:r>
@@ -1034,8 +917,7 @@
           </w:r>
           <w:r>
             <w:rPr>
-              <w:rStyle w:val="10"/>
-              <w:lang w:val="en-US"/>
+              <w:rStyle w:val="12"/>
             </w:rPr>
             <w:t>Domain Model</w:t>
           </w:r>
@@ -1063,7 +945,7 @@
         </w:p>
         <w:p>
           <w:pPr>
-            <w:pStyle w:val="13"/>
+            <w:pStyle w:val="16"/>
             <w:tabs>
               <w:tab w:val="right" w:leader="dot" w:pos="9010"/>
             </w:tabs>
@@ -1075,7 +957,6 @@
               <w:sz w:val="24"/>
               <w:szCs w:val="24"/>
               <w:lang w:eastAsia="en-GB"/>
-              <w14:ligatures w14:val="standardContextual"/>
             </w:rPr>
           </w:pPr>
           <w:r>
@@ -1089,8 +970,7 @@
           </w:r>
           <w:r>
             <w:rPr>
-              <w:rStyle w:val="10"/>
-              <w:lang w:val="en-US"/>
+              <w:rStyle w:val="12"/>
             </w:rPr>
             <w:t>Architectural Design</w:t>
           </w:r>
@@ -1118,7 +998,7 @@
         </w:p>
         <w:p>
           <w:pPr>
-            <w:pStyle w:val="14"/>
+            <w:pStyle w:val="17"/>
             <w:tabs>
               <w:tab w:val="right" w:leader="dot" w:pos="9010"/>
             </w:tabs>
@@ -1128,7 +1008,6 @@
               <w:sz w:val="24"/>
               <w:szCs w:val="24"/>
               <w:lang w:eastAsia="en-GB"/>
-              <w14:ligatures w14:val="standardContextual"/>
             </w:rPr>
           </w:pPr>
           <w:r>
@@ -1142,8 +1021,7 @@
           </w:r>
           <w:r>
             <w:rPr>
-              <w:rStyle w:val="10"/>
-              <w:lang w:val="en-US"/>
+              <w:rStyle w:val="12"/>
             </w:rPr>
             <w:t>Conceptual Architecture</w:t>
           </w:r>
@@ -1171,7 +1049,7 @@
         </w:p>
         <w:p>
           <w:pPr>
-            <w:pStyle w:val="14"/>
+            <w:pStyle w:val="17"/>
             <w:tabs>
               <w:tab w:val="right" w:leader="dot" w:pos="9010"/>
             </w:tabs>
@@ -1181,7 +1059,6 @@
               <w:sz w:val="24"/>
               <w:szCs w:val="24"/>
               <w:lang w:eastAsia="en-GB"/>
-              <w14:ligatures w14:val="standardContextual"/>
             </w:rPr>
           </w:pPr>
           <w:r>
@@ -1195,8 +1072,7 @@
           </w:r>
           <w:r>
             <w:rPr>
-              <w:rStyle w:val="10"/>
-              <w:lang w:val="en-US"/>
+              <w:rStyle w:val="12"/>
             </w:rPr>
             <w:t>Package Design</w:t>
           </w:r>
@@ -1224,7 +1100,7 @@
         </w:p>
         <w:p>
           <w:pPr>
-            <w:pStyle w:val="14"/>
+            <w:pStyle w:val="17"/>
             <w:tabs>
               <w:tab w:val="right" w:leader="dot" w:pos="9010"/>
             </w:tabs>
@@ -1234,7 +1110,6 @@
               <w:sz w:val="24"/>
               <w:szCs w:val="24"/>
               <w:lang w:eastAsia="en-GB"/>
-              <w14:ligatures w14:val="standardContextual"/>
             </w:rPr>
           </w:pPr>
           <w:r>
@@ -1248,8 +1123,7 @@
           </w:r>
           <w:r>
             <w:rPr>
-              <w:rStyle w:val="10"/>
-              <w:lang w:val="en-US"/>
+              <w:rStyle w:val="12"/>
             </w:rPr>
             <w:t>Component and Deployment Diagram</w:t>
           </w:r>
@@ -1277,7 +1151,7 @@
         </w:p>
         <w:p>
           <w:pPr>
-            <w:pStyle w:val="12"/>
+            <w:pStyle w:val="15"/>
             <w:tabs>
               <w:tab w:val="right" w:leader="dot" w:pos="9010"/>
             </w:tabs>
@@ -1289,7 +1163,6 @@
               <w:iCs w:val="0"/>
               <w:kern w:val="2"/>
               <w:lang w:eastAsia="en-GB"/>
-              <w14:ligatures w14:val="standardContextual"/>
             </w:rPr>
           </w:pPr>
           <w:r>
@@ -1303,8 +1176,7 @@
           </w:r>
           <w:r>
             <w:rPr>
-              <w:rStyle w:val="10"/>
-              <w:lang w:val="en-US"/>
+              <w:rStyle w:val="12"/>
             </w:rPr>
             <w:t>Deliverable 3</w:t>
           </w:r>
@@ -1332,7 +1204,7 @@
         </w:p>
         <w:p>
           <w:pPr>
-            <w:pStyle w:val="13"/>
+            <w:pStyle w:val="16"/>
             <w:tabs>
               <w:tab w:val="right" w:leader="dot" w:pos="9010"/>
             </w:tabs>
@@ -1344,7 +1216,6 @@
               <w:sz w:val="24"/>
               <w:szCs w:val="24"/>
               <w:lang w:eastAsia="en-GB"/>
-              <w14:ligatures w14:val="standardContextual"/>
             </w:rPr>
           </w:pPr>
           <w:r>
@@ -1358,8 +1229,7 @@
           </w:r>
           <w:r>
             <w:rPr>
-              <w:rStyle w:val="10"/>
-              <w:lang w:val="en-US"/>
+              <w:rStyle w:val="12"/>
             </w:rPr>
             <w:t>Design Model</w:t>
           </w:r>
@@ -1387,7 +1257,7 @@
         </w:p>
         <w:p>
           <w:pPr>
-            <w:pStyle w:val="14"/>
+            <w:pStyle w:val="17"/>
             <w:tabs>
               <w:tab w:val="right" w:leader="dot" w:pos="9010"/>
             </w:tabs>
@@ -1397,7 +1267,6 @@
               <w:sz w:val="24"/>
               <w:szCs w:val="24"/>
               <w:lang w:eastAsia="en-GB"/>
-              <w14:ligatures w14:val="standardContextual"/>
             </w:rPr>
           </w:pPr>
           <w:r>
@@ -1411,8 +1280,7 @@
           </w:r>
           <w:r>
             <w:rPr>
-              <w:rStyle w:val="10"/>
-              <w:lang w:val="en-US"/>
+              <w:rStyle w:val="12"/>
             </w:rPr>
             <w:t>Dynamic Behavior</w:t>
           </w:r>
@@ -1440,7 +1308,7 @@
         </w:p>
         <w:p>
           <w:pPr>
-            <w:pStyle w:val="14"/>
+            <w:pStyle w:val="17"/>
             <w:tabs>
               <w:tab w:val="right" w:leader="dot" w:pos="9010"/>
             </w:tabs>
@@ -1450,7 +1318,6 @@
               <w:sz w:val="24"/>
               <w:szCs w:val="24"/>
               <w:lang w:eastAsia="en-GB"/>
-              <w14:ligatures w14:val="standardContextual"/>
             </w:rPr>
           </w:pPr>
           <w:r>
@@ -1464,8 +1331,7 @@
           </w:r>
           <w:r>
             <w:rPr>
-              <w:rStyle w:val="10"/>
-              <w:lang w:val="en-US"/>
+              <w:rStyle w:val="12"/>
             </w:rPr>
             <w:t>Class Diagram</w:t>
           </w:r>
@@ -1493,7 +1359,7 @@
         </w:p>
         <w:p>
           <w:pPr>
-            <w:pStyle w:val="13"/>
+            <w:pStyle w:val="16"/>
             <w:tabs>
               <w:tab w:val="right" w:leader="dot" w:pos="9010"/>
             </w:tabs>
@@ -1505,7 +1371,6 @@
               <w:sz w:val="24"/>
               <w:szCs w:val="24"/>
               <w:lang w:eastAsia="en-GB"/>
-              <w14:ligatures w14:val="standardContextual"/>
             </w:rPr>
           </w:pPr>
           <w:r>
@@ -1519,8 +1384,7 @@
           </w:r>
           <w:r>
             <w:rPr>
-              <w:rStyle w:val="10"/>
-              <w:lang w:val="en-US"/>
+              <w:rStyle w:val="12"/>
             </w:rPr>
             <w:t>Data Model</w:t>
           </w:r>
@@ -1548,7 +1412,7 @@
         </w:p>
         <w:p>
           <w:pPr>
-            <w:pStyle w:val="12"/>
+            <w:pStyle w:val="15"/>
             <w:tabs>
               <w:tab w:val="right" w:leader="dot" w:pos="9010"/>
             </w:tabs>
@@ -1560,7 +1424,6 @@
               <w:iCs w:val="0"/>
               <w:kern w:val="2"/>
               <w:lang w:eastAsia="en-GB"/>
-              <w14:ligatures w14:val="standardContextual"/>
             </w:rPr>
           </w:pPr>
           <w:r>
@@ -1574,8 +1437,7 @@
           </w:r>
           <w:r>
             <w:rPr>
-              <w:rStyle w:val="10"/>
-              <w:lang w:val="en-US"/>
+              <w:rStyle w:val="12"/>
             </w:rPr>
             <w:t>System Testing</w:t>
           </w:r>
@@ -1603,7 +1465,7 @@
         </w:p>
         <w:p>
           <w:pPr>
-            <w:pStyle w:val="12"/>
+            <w:pStyle w:val="15"/>
             <w:tabs>
               <w:tab w:val="right" w:leader="dot" w:pos="9010"/>
             </w:tabs>
@@ -1615,7 +1477,6 @@
               <w:iCs w:val="0"/>
               <w:kern w:val="2"/>
               <w:lang w:eastAsia="en-GB"/>
-              <w14:ligatures w14:val="standardContextual"/>
             </w:rPr>
           </w:pPr>
           <w:r>
@@ -1629,8 +1490,7 @@
           </w:r>
           <w:r>
             <w:rPr>
-              <w:rStyle w:val="10"/>
-              <w:lang w:val="en-US"/>
+              <w:rStyle w:val="12"/>
             </w:rPr>
             <w:t>Future Improvements</w:t>
           </w:r>
@@ -1658,7 +1518,7 @@
         </w:p>
         <w:p>
           <w:pPr>
-            <w:pStyle w:val="12"/>
+            <w:pStyle w:val="15"/>
             <w:tabs>
               <w:tab w:val="right" w:leader="dot" w:pos="9010"/>
             </w:tabs>
@@ -1670,7 +1530,6 @@
               <w:iCs w:val="0"/>
               <w:kern w:val="2"/>
               <w:lang w:eastAsia="en-GB"/>
-              <w14:ligatures w14:val="standardContextual"/>
             </w:rPr>
           </w:pPr>
           <w:r>
@@ -1684,8 +1543,7 @@
           </w:r>
           <w:r>
             <w:rPr>
-              <w:rStyle w:val="10"/>
-              <w:lang w:val="en-US"/>
+              <w:rStyle w:val="12"/>
             </w:rPr>
             <w:t>Conclusion</w:t>
           </w:r>
@@ -1713,7 +1571,7 @@
         </w:p>
         <w:p>
           <w:pPr>
-            <w:pStyle w:val="12"/>
+            <w:pStyle w:val="15"/>
             <w:tabs>
               <w:tab w:val="right" w:leader="dot" w:pos="9010"/>
             </w:tabs>
@@ -1725,7 +1583,6 @@
               <w:iCs w:val="0"/>
               <w:kern w:val="2"/>
               <w:lang w:eastAsia="en-GB"/>
-              <w14:ligatures w14:val="standardContextual"/>
             </w:rPr>
           </w:pPr>
           <w:r>
@@ -1739,8 +1596,7 @@
           </w:r>
           <w:r>
             <w:rPr>
-              <w:rStyle w:val="10"/>
-              <w:lang w:val="en-US"/>
+              <w:rStyle w:val="12"/>
             </w:rPr>
             <w:t>Bibliography</w:t>
           </w:r>
@@ -1784,7 +1640,6 @@
         <w:rPr>
           <w:sz w:val="40"/>
           <w:szCs w:val="40"/>
-          <w:lang w:val="en-US"/>
         </w:rPr>
       </w:pPr>
     </w:p>
@@ -1795,7 +1650,6 @@
         <w:rPr>
           <w:sz w:val="40"/>
           <w:szCs w:val="40"/>
-          <w:lang w:val="en-US"/>
         </w:rPr>
       </w:pPr>
     </w:p>
@@ -1806,7 +1660,6 @@
         <w:rPr>
           <w:sz w:val="40"/>
           <w:szCs w:val="40"/>
-          <w:lang w:val="en-US"/>
         </w:rPr>
       </w:pPr>
     </w:p>
@@ -1817,7 +1670,6 @@
         <w:rPr>
           <w:sz w:val="40"/>
           <w:szCs w:val="40"/>
-          <w:lang w:val="en-US"/>
         </w:rPr>
       </w:pPr>
     </w:p>
@@ -1828,7 +1680,6 @@
         <w:rPr>
           <w:sz w:val="40"/>
           <w:szCs w:val="40"/>
-          <w:lang w:val="en-US"/>
         </w:rPr>
       </w:pPr>
     </w:p>
@@ -1839,7 +1690,6 @@
         <w:rPr>
           <w:sz w:val="40"/>
           <w:szCs w:val="40"/>
-          <w:lang w:val="en-US"/>
         </w:rPr>
       </w:pPr>
     </w:p>
@@ -1850,7 +1700,6 @@
         <w:rPr>
           <w:sz w:val="40"/>
           <w:szCs w:val="40"/>
-          <w:lang w:val="en-US"/>
         </w:rPr>
       </w:pPr>
     </w:p>
@@ -1861,22 +1710,15 @@
         <w:rPr>
           <w:sz w:val="40"/>
           <w:szCs w:val="40"/>
-          <w:lang w:val="en-US"/>
         </w:rPr>
       </w:pPr>
     </w:p>
     <w:p>
       <w:pPr>
         <w:pStyle w:val="2"/>
-        <w:rPr>
-          <w:lang w:val="en-US"/>
-        </w:rPr>
       </w:pPr>
       <w:bookmarkStart w:id="0" w:name="_Toc193372752"/>
       <w:r>
-        <w:rPr>
-          <w:lang w:val="en-US"/>
-        </w:rPr>
         <w:t>Deliverable 1</w:t>
       </w:r>
       <w:bookmarkEnd w:id="0"/>
@@ -1884,175 +1726,50 @@
     <w:p>
       <w:pPr>
         <w:pStyle w:val="3"/>
-        <w:rPr>
-          <w:lang w:val="en-US"/>
-        </w:rPr>
       </w:pPr>
       <w:bookmarkStart w:id="1" w:name="_Toc193372753"/>
       <w:r>
-        <w:rPr>
-          <w:lang w:val="en-US"/>
-        </w:rPr>
-        <w:t xml:space="preserve">Project </w:t>
-      </w:r>
-      <w:r>
-        <w:rPr>
-          <w:b w:val="0"/>
-          <w:bCs w:val="0"/>
-          <w:lang w:val="en-US"/>
-        </w:rPr>
-        <w:t>Specification</w:t>
+        <w:t>Project Specification</w:t>
       </w:r>
       <w:bookmarkEnd w:id="1"/>
     </w:p>
     <w:p>
       <w:pPr>
-        <w:pStyle w:val="7"/>
-        <w:rPr>
-          <w:rFonts w:hint="default" w:asciiTheme="minorAscii" w:hAnsiTheme="minorAscii"/>
-          <w:lang w:val="en-US"/>
-        </w:rPr>
-      </w:pPr>
-      <w:r>
-        <w:rPr>
-          <w:rFonts w:hint="default"/>
-          <w:lang w:val="en-US"/>
-        </w:rPr>
+        <w:pStyle w:val="9"/>
+      </w:pPr>
+      <w:r>
         <w:tab/>
       </w:r>
       <w:r>
         <w:rPr>
-          <w:rFonts w:hint="default" w:eastAsia="SimSun" w:cs="SimSun" w:asciiTheme="minorAscii" w:hAnsiTheme="minorAscii"/>
+          <w:rFonts w:eastAsia="SimSun" w:cs="SimSun"/>
           <w:color w:val="000000" w:themeColor="text1"/>
-          <w:sz w:val="24"/>
-          <w:szCs w:val="24"/>
-          <w14:textFill>
-            <w14:solidFill>
-              <w14:schemeClr w14:val="tx1"/>
-            </w14:solidFill>
-          </w14:textFill>
         </w:rPr>
         <w:t xml:space="preserve">In an era of fragmented technology, </w:t>
       </w:r>
       <w:r>
         <w:rPr>
-          <w:rFonts w:hint="default" w:eastAsia="SimSun" w:cs="SimSun" w:asciiTheme="minorAscii" w:hAnsiTheme="minorAscii"/>
+          <w:rFonts w:eastAsia="SimSun" w:cs="SimSun"/>
           <w:b/>
           <w:bCs/>
           <w:color w:val="000000" w:themeColor="text1"/>
-          <w:sz w:val="24"/>
-          <w:szCs w:val="24"/>
-          <w14:textFill>
-            <w14:solidFill>
-              <w14:schemeClr w14:val="tx1"/>
-            </w14:solidFill>
-          </w14:textFill>
-        </w:rPr>
-        <w:t>Smart</w:t>
-      </w:r>
-      <w:r>
-        <w:rPr>
-          <w:rFonts w:hint="default" w:eastAsia="SimSun" w:cs="SimSun" w:asciiTheme="minorAscii" w:hAnsiTheme="minorAscii"/>
-          <w:b/>
-          <w:bCs/>
+        </w:rPr>
+        <w:t>SmartHome</w:t>
+      </w:r>
+      <w:r>
+        <w:rPr>
+          <w:rFonts w:eastAsia="SimSun" w:cs="SimSun"/>
           <w:color w:val="000000" w:themeColor="text1"/>
-          <w:sz w:val="24"/>
-          <w:szCs w:val="24"/>
-          <w:lang w:val="en-US"/>
-          <w14:textFill>
-            <w14:solidFill>
-              <w14:schemeClr w14:val="tx1"/>
-            </w14:solidFill>
-          </w14:textFill>
-        </w:rPr>
-        <w:t>Home</w:t>
-      </w:r>
-      <w:r>
-        <w:rPr>
-          <w:rFonts w:hint="default" w:eastAsia="SimSun" w:cs="SimSun" w:asciiTheme="minorAscii" w:hAnsiTheme="minorAscii"/>
-          <w:color w:val="000000" w:themeColor="text1"/>
-          <w:sz w:val="24"/>
-          <w:szCs w:val="24"/>
-          <w14:textFill>
-            <w14:solidFill>
-              <w14:schemeClr w14:val="tx1"/>
-            </w14:solidFill>
-          </w14:textFill>
-        </w:rPr>
-        <w:t xml:space="preserve"> redefines the domestic experience by prioritizing effortless control and total compatibility. </w:t>
-      </w:r>
-      <w:r>
-        <w:rPr>
-          <w:rFonts w:hint="default" w:eastAsia="SimSun" w:cs="SimSun" w:asciiTheme="minorAscii" w:hAnsiTheme="minorAscii"/>
-          <w:color w:val="000000" w:themeColor="text1"/>
-          <w:sz w:val="24"/>
-          <w:szCs w:val="24"/>
-          <w:lang w:val="en-US"/>
-          <w14:textFill>
-            <w14:solidFill>
-              <w14:schemeClr w14:val="tx1"/>
-            </w14:solidFill>
-          </w14:textFill>
-        </w:rPr>
-        <w:t xml:space="preserve">This </w:t>
-      </w:r>
-      <w:r>
-        <w:rPr>
-          <w:rFonts w:hint="default" w:eastAsia="SimSun" w:cs="SimSun" w:asciiTheme="minorAscii" w:hAnsiTheme="minorAscii"/>
-          <w:color w:val="000000" w:themeColor="text1"/>
-          <w:sz w:val="24"/>
-          <w:szCs w:val="24"/>
-          <w14:textFill>
-            <w14:solidFill>
-              <w14:schemeClr w14:val="tx1"/>
-            </w14:solidFill>
-          </w14:textFill>
-        </w:rPr>
-        <w:t xml:space="preserve">platform eliminates the frustration of juggling multiple proprietary apps, offering a </w:t>
-      </w:r>
-      <w:r>
-        <w:rPr>
-          <w:rFonts w:hint="default" w:eastAsia="SimSun" w:cs="SimSun" w:asciiTheme="minorAscii" w:hAnsiTheme="minorAscii"/>
-          <w:b w:val="0"/>
-          <w:bCs w:val="0"/>
-          <w:color w:val="000000" w:themeColor="text1"/>
-          <w:sz w:val="24"/>
-          <w:szCs w:val="24"/>
-          <w14:textFill>
-            <w14:solidFill>
-              <w14:schemeClr w14:val="tx1"/>
-            </w14:solidFill>
-          </w14:textFill>
-        </w:rPr>
-        <w:t>single, intuitive interface</w:t>
-      </w:r>
-      <w:r>
-        <w:rPr>
-          <w:rFonts w:hint="default" w:eastAsia="SimSun" w:cs="SimSun" w:asciiTheme="minorAscii" w:hAnsiTheme="minorAscii"/>
-          <w:color w:val="000000" w:themeColor="text1"/>
-          <w:sz w:val="24"/>
-          <w:szCs w:val="24"/>
-          <w14:textFill>
-            <w14:solidFill>
-              <w14:schemeClr w14:val="tx1"/>
-            </w14:solidFill>
-          </w14:textFill>
-        </w:rPr>
-        <w:t xml:space="preserve"> designed for users of all technical levels.</w:t>
+        </w:rPr>
+        <w:t xml:space="preserve"> redefines the domestic experience by prioritizing effortless control and total compatibility. This platform eliminates the frustration of juggling multiple proprietary apps, offering a single, intuitive interface designed for users of all technical levels.</w:t>
       </w:r>
     </w:p>
     <w:p>
       <w:pPr>
         <w:pStyle w:val="3"/>
-        <w:rPr>
-          <w:lang w:val="en-US"/>
-        </w:rPr>
       </w:pPr>
       <w:bookmarkStart w:id="2" w:name="_Toc193372754"/>
       <w:r>
-        <w:rPr>
-          <w:lang w:val="en-US"/>
-        </w:rPr>
         <w:t>Functional Requirements</w:t>
       </w:r>
       <w:bookmarkEnd w:id="2"/>
@@ -2066,17 +1783,8 @@
         <w:tabs>
           <w:tab w:val="clear" w:pos="420"/>
         </w:tabs>
-        <w:ind w:left="420" w:leftChars="0" w:hanging="420" w:firstLineChars="0"/>
-        <w:rPr>
-          <w:rFonts w:hint="default"/>
-          <w:lang w:val="en-US"/>
-        </w:rPr>
-      </w:pPr>
-      <w:r>
-        <w:rPr>
-          <w:rFonts w:hint="default"/>
-          <w:lang w:val="en-US"/>
-        </w:rPr>
+      </w:pPr>
+      <w:r>
         <w:t>Unified Dashboard: The app shall provide a single point of control for all connected hardware, regardless of the brand.</w:t>
       </w:r>
     </w:p>
@@ -2089,17 +1797,8 @@
         <w:tabs>
           <w:tab w:val="clear" w:pos="420"/>
         </w:tabs>
-        <w:ind w:left="420" w:leftChars="0" w:hanging="420" w:firstLineChars="0"/>
-        <w:rPr>
-          <w:rFonts w:hint="default"/>
-          <w:lang w:val="en-US"/>
-        </w:rPr>
-      </w:pPr>
-      <w:r>
-        <w:rPr>
-          <w:rFonts w:hint="default"/>
-          <w:lang w:val="en-US"/>
-        </w:rPr>
+      </w:pPr>
+      <w:r>
         <w:t>Cross-Brand Integration: Users must be able to group devices from different manufacturers into a single app.</w:t>
       </w:r>
     </w:p>
@@ -2112,17 +1811,8 @@
         <w:tabs>
           <w:tab w:val="clear" w:pos="420"/>
         </w:tabs>
-        <w:ind w:left="420" w:leftChars="0" w:hanging="420" w:firstLineChars="0"/>
-        <w:rPr>
-          <w:rFonts w:hint="default"/>
-          <w:lang w:val="en-US"/>
-        </w:rPr>
-      </w:pPr>
-      <w:r>
-        <w:rPr>
-          <w:rFonts w:hint="default"/>
-          <w:lang w:val="en-US"/>
-        </w:rPr>
+      </w:pPr>
+      <w:r>
         <w:t>Real-Time Status Updates: The interface must reflect the current state (On/Off, Temperature, Locked/Unlocked) of all devices in real-time.</w:t>
       </w:r>
     </w:p>
@@ -2135,53 +1825,23 @@
         <w:tabs>
           <w:tab w:val="clear" w:pos="420"/>
         </w:tabs>
-        <w:ind w:left="420" w:leftChars="0" w:hanging="420" w:firstLineChars="0"/>
-        <w:rPr>
-          <w:rFonts w:hint="default"/>
-          <w:lang w:val="en-US"/>
-        </w:rPr>
-      </w:pPr>
-      <w:r>
-        <w:rPr>
-          <w:rFonts w:hint="default"/>
-          <w:lang w:val="en-US"/>
-        </w:rPr>
+      </w:pPr>
+      <w:r>
         <w:t>Security: The system should ensure unauthorized users cannot access devices through the app.</w:t>
       </w:r>
     </w:p>
     <w:p>
       <w:pPr>
         <w:pStyle w:val="3"/>
-        <w:rPr>
-          <w:lang w:val="en-US"/>
-        </w:rPr>
       </w:pPr>
       <w:bookmarkStart w:id="3" w:name="_Toc193372755"/>
       <w:r>
-        <w:rPr>
-          <w:lang w:val="en-US"/>
-        </w:rPr>
         <w:t>Use Case Model</w:t>
       </w:r>
       <w:bookmarkEnd w:id="3"/>
     </w:p>
     <w:p>
-      <w:pPr>
-        <w:numPr>
-          <w:ilvl w:val="0"/>
-          <w:numId w:val="0"/>
-        </w:numPr>
-        <w:ind w:leftChars="0"/>
-        <w:rPr>
-          <w:rFonts w:hint="default"/>
-          <w:lang w:val="en-US"/>
-        </w:rPr>
-      </w:pPr>
-      <w:r>
-        <w:rPr>
-          <w:rFonts w:hint="default"/>
-          <w:lang w:val="en-US"/>
-        </w:rPr>
+      <w:r>
         <w:t>Actors:</w:t>
       </w:r>
     </w:p>
@@ -2191,17 +1851,8 @@
           <w:ilvl w:val="0"/>
           <w:numId w:val="2"/>
         </w:numPr>
-        <w:ind w:left="425" w:leftChars="0" w:hanging="425" w:firstLineChars="0"/>
-        <w:rPr>
-          <w:rFonts w:hint="default"/>
-          <w:lang w:val="en-US"/>
-        </w:rPr>
-      </w:pPr>
-      <w:r>
-        <w:rPr>
-          <w:rFonts w:hint="default"/>
-          <w:lang w:val="en-US"/>
-        </w:rPr>
+      </w:pPr>
+      <w:r>
         <w:t>Admin</w:t>
       </w:r>
     </w:p>
@@ -2211,17 +1862,8 @@
           <w:ilvl w:val="0"/>
           <w:numId w:val="2"/>
         </w:numPr>
-        <w:ind w:left="425" w:leftChars="0" w:hanging="425" w:firstLineChars="0"/>
-        <w:rPr>
-          <w:rFonts w:hint="default"/>
-          <w:lang w:val="en-US"/>
-        </w:rPr>
-      </w:pPr>
-      <w:r>
-        <w:rPr>
-          <w:rFonts w:hint="default"/>
-          <w:lang w:val="en-US"/>
-        </w:rPr>
+      </w:pPr>
+      <w:r>
         <w:t>User</w:t>
       </w:r>
     </w:p>
@@ -2231,41 +1873,20 @@
           <w:ilvl w:val="0"/>
           <w:numId w:val="2"/>
         </w:numPr>
-        <w:ind w:left="425" w:leftChars="0" w:hanging="425" w:firstLineChars="0"/>
-        <w:rPr>
-          <w:rFonts w:hint="default"/>
-          <w:lang w:val="en-US"/>
-        </w:rPr>
-      </w:pPr>
-      <w:r>
-        <w:rPr>
-          <w:rFonts w:hint="default"/>
-          <w:lang w:val="en-US"/>
-        </w:rPr>
+      </w:pPr>
+      <w:r>
         <w:t>Appliance</w:t>
       </w:r>
     </w:p>
     <w:p>
       <w:pPr>
         <w:pStyle w:val="4"/>
-        <w:rPr>
-          <w:lang w:val="en-US"/>
-        </w:rPr>
       </w:pPr>
       <w:bookmarkStart w:id="4" w:name="_Toc193372756"/>
       <w:r>
-        <w:rPr>
-          <w:lang w:val="en-US"/>
-        </w:rPr>
         <w:t>Use Cases Identification:</w:t>
       </w:r>
       <w:bookmarkEnd w:id="4"/>
-      <w:r>
-        <w:rPr>
-          <w:lang w:val="en-US"/>
-        </w:rPr>
-        <w:t xml:space="preserve"> </w:t>
-      </w:r>
     </w:p>
     <w:p>
       <w:pPr>
@@ -2273,178 +1894,70 @@
           <w:ilvl w:val="0"/>
           <w:numId w:val="3"/>
         </w:numPr>
-        <w:ind w:left="425" w:leftChars="0" w:hanging="425" w:firstLineChars="0"/>
-        <w:rPr>
-          <w:lang w:val="en-US"/>
-        </w:rPr>
-      </w:pPr>
-      <w:r>
-        <w:rPr>
-          <w:rFonts w:hint="default"/>
-          <w:lang w:val="en-US"/>
-        </w:rPr>
+      </w:pPr>
+      <w:r>
         <w:t>Add user</w:t>
       </w:r>
     </w:p>
     <w:p>
       <w:pPr>
-        <w:pStyle w:val="27"/>
-        <w:rPr>
-          <w:rFonts w:hint="default"/>
+        <w:pStyle w:val="30"/>
+        <w:rPr>
           <w:color w:val="000000" w:themeColor="text1"/>
-          <w:lang w:val="en-US"/>
-          <w14:textFill>
-            <w14:solidFill>
-              <w14:schemeClr w14:val="tx1"/>
-            </w14:solidFill>
-          </w14:textFill>
         </w:rPr>
       </w:pPr>
       <w:r>
         <w:rPr>
           <w:color w:val="000000" w:themeColor="text1"/>
-          <w14:textFill>
-            <w14:solidFill>
-              <w14:schemeClr w14:val="tx1"/>
-            </w14:solidFill>
-          </w14:textFill>
-        </w:rPr>
-        <w:t xml:space="preserve">Use-Case: </w:t>
-      </w:r>
-      <w:r>
-        <w:rPr>
-          <w:rFonts w:hint="default"/>
+        </w:rPr>
+        <w:t>Use-Case:  add a new user to the home</w:t>
+      </w:r>
+    </w:p>
+    <w:p>
+      <w:pPr>
+        <w:pStyle w:val="30"/>
+        <w:rPr>
           <w:color w:val="000000" w:themeColor="text1"/>
-          <w:lang w:val="en-US"/>
-          <w14:textFill>
-            <w14:solidFill>
-              <w14:schemeClr w14:val="tx1"/>
-            </w14:solidFill>
-          </w14:textFill>
-        </w:rPr>
-        <w:t xml:space="preserve"> add a new user to the home</w:t>
-      </w:r>
-    </w:p>
-    <w:p>
-      <w:pPr>
-        <w:pStyle w:val="27"/>
-        <w:rPr>
-          <w:rFonts w:hint="default"/>
+        </w:rPr>
+      </w:pPr>
+      <w:r>
+        <w:rPr>
           <w:color w:val="000000" w:themeColor="text1"/>
-          <w:lang w:val="en-US"/>
-          <w14:textFill>
-            <w14:solidFill>
-              <w14:schemeClr w14:val="tx1"/>
-            </w14:solidFill>
-          </w14:textFill>
-        </w:rPr>
-      </w:pPr>
-      <w:r>
+        </w:rPr>
+        <w:t>Level: App-wide goal</w:t>
+      </w:r>
+    </w:p>
+    <w:p>
+      <w:pPr>
+        <w:pStyle w:val="30"/>
         <w:rPr>
           <w:color w:val="000000" w:themeColor="text1"/>
-          <w14:textFill>
-            <w14:solidFill>
-              <w14:schemeClr w14:val="tx1"/>
-            </w14:solidFill>
-          </w14:textFill>
-        </w:rPr>
-        <w:t xml:space="preserve">Level: </w:t>
-      </w:r>
-      <w:r>
-        <w:rPr>
-          <w:rFonts w:hint="default"/>
+        </w:rPr>
+      </w:pPr>
+      <w:r>
+        <w:rPr>
           <w:color w:val="000000" w:themeColor="text1"/>
-          <w:lang w:val="en-US"/>
-          <w14:textFill>
-            <w14:solidFill>
-              <w14:schemeClr w14:val="tx1"/>
-            </w14:solidFill>
-          </w14:textFill>
-        </w:rPr>
-        <w:t>App-wide goal</w:t>
-      </w:r>
-    </w:p>
-    <w:p>
-      <w:pPr>
-        <w:pStyle w:val="27"/>
-        <w:rPr>
-          <w:rFonts w:hint="default"/>
+        </w:rPr>
+        <w:t>Primary Actor:Admin</w:t>
+      </w:r>
+    </w:p>
+    <w:p>
+      <w:pPr>
+        <w:pStyle w:val="30"/>
+        <w:rPr>
           <w:color w:val="000000" w:themeColor="text1"/>
-          <w:lang w:val="en-US"/>
-          <w14:textFill>
-            <w14:solidFill>
-              <w14:schemeClr w14:val="tx1"/>
-            </w14:solidFill>
-          </w14:textFill>
         </w:rPr>
       </w:pPr>
       <w:r>
         <w:rPr>
           <w:color w:val="000000" w:themeColor="text1"/>
-          <w14:textFill>
-            <w14:solidFill>
-              <w14:schemeClr w14:val="tx1"/>
-            </w14:solidFill>
-          </w14:textFill>
-        </w:rPr>
-        <w:t>Primary Actor:</w:t>
-      </w:r>
-      <w:r>
-        <w:rPr>
-          <w:rFonts w:hint="default"/>
-          <w:color w:val="000000" w:themeColor="text1"/>
-          <w:lang w:val="en-US"/>
-          <w14:textFill>
-            <w14:solidFill>
-              <w14:schemeClr w14:val="tx1"/>
-            </w14:solidFill>
-          </w14:textFill>
-        </w:rPr>
-        <w:t>Admin</w:t>
-      </w:r>
-    </w:p>
-    <w:p>
-      <w:pPr>
-        <w:pStyle w:val="27"/>
-        <w:rPr>
-          <w:rFonts w:hint="default"/>
-          <w:color w:val="000000" w:themeColor="text1"/>
-          <w:lang w:val="en-US"/>
-          <w14:textFill>
-            <w14:solidFill>
-              <w14:schemeClr w14:val="tx1"/>
-            </w14:solidFill>
-          </w14:textFill>
-        </w:rPr>
-      </w:pPr>
-      <w:r>
-        <w:rPr>
-          <w:color w:val="000000" w:themeColor="text1"/>
-          <w14:textFill>
-            <w14:solidFill>
-              <w14:schemeClr w14:val="tx1"/>
-            </w14:solidFill>
-          </w14:textFill>
         </w:rPr>
         <w:t>Main success scenario:</w:t>
       </w:r>
-      <w:r>
-        <w:rPr>
-          <w:rFonts w:hint="default"/>
-          <w:color w:val="000000" w:themeColor="text1"/>
-          <w:lang w:val="en-US"/>
-          <w14:textFill>
-            <w14:solidFill>
-              <w14:schemeClr w14:val="tx1"/>
-            </w14:solidFill>
-          </w14:textFill>
-        </w:rPr>
-        <w:t xml:space="preserve"> </w:t>
-      </w:r>
-    </w:p>
-    <w:p>
-      <w:pPr>
-        <w:pStyle w:val="7"/>
+    </w:p>
+    <w:p>
+      <w:pPr>
+        <w:pStyle w:val="9"/>
         <w:numPr>
           <w:ilvl w:val="0"/>
           <w:numId w:val="4"/>
@@ -2452,27 +1965,23 @@
         <w:tabs>
           <w:tab w:val="clear" w:pos="845"/>
         </w:tabs>
-        <w:ind w:left="1265" w:leftChars="0" w:hanging="425" w:firstLineChars="0"/>
-        <w:rPr>
-          <w:rFonts w:hint="default"/>
-          <w:sz w:val="20"/>
-          <w:szCs w:val="20"/>
-          <w:lang w:val="en-US"/>
-        </w:rPr>
-      </w:pPr>
-      <w:r>
-        <w:rPr>
-          <w:rFonts w:hint="default"/>
-          <w:sz w:val="20"/>
-          <w:szCs w:val="20"/>
-          <w:lang w:val="en-US"/>
+        <w:ind w:left="1265"/>
+        <w:rPr>
+          <w:sz w:val="20"/>
+          <w:szCs w:val="20"/>
+        </w:rPr>
+      </w:pPr>
+      <w:r>
+        <w:rPr>
+          <w:sz w:val="20"/>
+          <w:szCs w:val="20"/>
         </w:rPr>
         <w:t>The Admin opens the app.</w:t>
       </w:r>
     </w:p>
     <w:p>
       <w:pPr>
-        <w:pStyle w:val="7"/>
+        <w:pStyle w:val="9"/>
         <w:numPr>
           <w:ilvl w:val="0"/>
           <w:numId w:val="4"/>
@@ -2480,27 +1989,23 @@
         <w:tabs>
           <w:tab w:val="clear" w:pos="845"/>
         </w:tabs>
-        <w:ind w:left="1265" w:leftChars="0" w:hanging="425" w:firstLineChars="0"/>
-        <w:rPr>
-          <w:rFonts w:hint="default"/>
-          <w:sz w:val="20"/>
-          <w:szCs w:val="20"/>
-          <w:lang w:val="en-US"/>
-        </w:rPr>
-      </w:pPr>
-      <w:r>
-        <w:rPr>
-          <w:rFonts w:hint="default"/>
-          <w:sz w:val="20"/>
-          <w:szCs w:val="20"/>
-          <w:lang w:val="en-US"/>
+        <w:ind w:left="1265"/>
+        <w:rPr>
+          <w:sz w:val="20"/>
+          <w:szCs w:val="20"/>
+        </w:rPr>
+      </w:pPr>
+      <w:r>
+        <w:rPr>
+          <w:sz w:val="20"/>
+          <w:szCs w:val="20"/>
         </w:rPr>
         <w:t>The Admin opens the add user menu.</w:t>
       </w:r>
     </w:p>
     <w:p>
       <w:pPr>
-        <w:pStyle w:val="7"/>
+        <w:pStyle w:val="9"/>
         <w:numPr>
           <w:ilvl w:val="0"/>
           <w:numId w:val="4"/>
@@ -2508,27 +2013,23 @@
         <w:tabs>
           <w:tab w:val="clear" w:pos="845"/>
         </w:tabs>
-        <w:ind w:left="1265" w:leftChars="0" w:hanging="425" w:firstLineChars="0"/>
-        <w:rPr>
-          <w:rFonts w:hint="default"/>
-          <w:sz w:val="20"/>
-          <w:szCs w:val="20"/>
-          <w:lang w:val="en-US"/>
-        </w:rPr>
-      </w:pPr>
-      <w:r>
-        <w:rPr>
-          <w:rFonts w:hint="default"/>
-          <w:sz w:val="20"/>
-          <w:szCs w:val="20"/>
-          <w:lang w:val="en-US"/>
+        <w:ind w:left="1265"/>
+        <w:rPr>
+          <w:sz w:val="20"/>
+          <w:szCs w:val="20"/>
+        </w:rPr>
+      </w:pPr>
+      <w:r>
+        <w:rPr>
+          <w:sz w:val="20"/>
+          <w:szCs w:val="20"/>
         </w:rPr>
         <w:t>The Admin inputs the user’s data.</w:t>
       </w:r>
     </w:p>
     <w:p>
       <w:pPr>
-        <w:pStyle w:val="7"/>
+        <w:pStyle w:val="9"/>
         <w:numPr>
           <w:ilvl w:val="0"/>
           <w:numId w:val="4"/>
@@ -2536,83 +2037,53 @@
         <w:tabs>
           <w:tab w:val="clear" w:pos="845"/>
         </w:tabs>
-        <w:ind w:left="1265" w:leftChars="0" w:hanging="425" w:firstLineChars="0"/>
-        <w:rPr>
-          <w:rFonts w:hint="default"/>
-          <w:sz w:val="20"/>
-          <w:szCs w:val="20"/>
-          <w:lang w:val="en-US"/>
-        </w:rPr>
-      </w:pPr>
-      <w:r>
-        <w:rPr>
-          <w:rFonts w:hint="default"/>
-          <w:sz w:val="20"/>
-          <w:szCs w:val="20"/>
-          <w:lang w:val="en-US"/>
+        <w:ind w:left="1265"/>
+        <w:rPr>
+          <w:sz w:val="20"/>
+          <w:szCs w:val="20"/>
+        </w:rPr>
+      </w:pPr>
+      <w:r>
+        <w:rPr>
+          <w:sz w:val="20"/>
+          <w:szCs w:val="20"/>
         </w:rPr>
         <w:t>The Admin sees a message confirming the user has been added successfully.</w:t>
       </w:r>
     </w:p>
     <w:p>
       <w:pPr>
-        <w:pStyle w:val="27"/>
+        <w:pStyle w:val="30"/>
         <w:rPr>
           <w:color w:val="000000" w:themeColor="text1"/>
-          <w14:textFill>
-            <w14:solidFill>
-              <w14:schemeClr w14:val="tx1"/>
-            </w14:solidFill>
-          </w14:textFill>
         </w:rPr>
       </w:pPr>
       <w:r>
         <w:rPr>
           <w:color w:val="000000" w:themeColor="text1"/>
-          <w14:textFill>
-            <w14:solidFill>
-              <w14:schemeClr w14:val="tx1"/>
-            </w14:solidFill>
-          </w14:textFill>
         </w:rPr>
         <w:t>Extensions:</w:t>
       </w:r>
     </w:p>
     <w:p>
       <w:pPr>
-        <w:pStyle w:val="7"/>
-        <w:rPr>
-          <w:rFonts w:hint="default"/>
-          <w:sz w:val="20"/>
-          <w:szCs w:val="20"/>
-          <w:lang w:val="en-US"/>
-        </w:rPr>
-      </w:pPr>
-      <w:r>
-        <w:rPr>
-          <w:rFonts w:hint="default"/>
+        <w:pStyle w:val="9"/>
+        <w:rPr>
+          <w:sz w:val="20"/>
+          <w:szCs w:val="20"/>
+        </w:rPr>
+      </w:pPr>
+      <w:r>
+        <w:rPr>
           <w:color w:val="000000" w:themeColor="text1"/>
-          <w:lang w:val="en-US"/>
-          <w14:textFill>
-            <w14:solidFill>
-              <w14:schemeClr w14:val="tx1"/>
-            </w14:solidFill>
-          </w14:textFill>
         </w:rPr>
         <w:tab/>
       </w:r>
       <w:r>
         <w:rPr>
-          <w:rFonts w:hint="default"/>
           <w:color w:val="000000" w:themeColor="text1"/>
           <w:sz w:val="20"/>
           <w:szCs w:val="20"/>
-          <w:lang w:val="en-US"/>
-          <w14:textFill>
-            <w14:solidFill>
-              <w14:schemeClr w14:val="tx1"/>
-            </w14:solidFill>
-          </w14:textFill>
         </w:rPr>
         <w:t xml:space="preserve">3a. If the user creation failed an error message will be shown to the Admin. </w:t>
       </w:r>
@@ -2623,430 +2094,215 @@
           <w:ilvl w:val="0"/>
           <w:numId w:val="3"/>
         </w:numPr>
-        <w:ind w:left="425" w:leftChars="0" w:hanging="425" w:firstLineChars="0"/>
-        <w:rPr>
-          <w:lang w:val="en-US"/>
-        </w:rPr>
-      </w:pPr>
-      <w:r>
-        <w:rPr>
-          <w:rFonts w:hint="default"/>
-          <w:lang w:val="en-US"/>
-        </w:rPr>
+      </w:pPr>
+      <w:r>
         <w:t>Changeing device mode</w:t>
       </w:r>
     </w:p>
     <w:p>
       <w:pPr>
-        <w:pStyle w:val="27"/>
-        <w:rPr>
-          <w:rFonts w:hint="default"/>
+        <w:pStyle w:val="30"/>
+        <w:rPr>
           <w:color w:val="000000" w:themeColor="text1"/>
-          <w:lang w:val="en-US"/>
-          <w14:textFill>
-            <w14:solidFill>
-              <w14:schemeClr w14:val="tx1"/>
-            </w14:solidFill>
-          </w14:textFill>
         </w:rPr>
       </w:pPr>
       <w:r>
         <w:rPr>
           <w:color w:val="000000" w:themeColor="text1"/>
-          <w14:textFill>
-            <w14:solidFill>
-              <w14:schemeClr w14:val="tx1"/>
-            </w14:solidFill>
-          </w14:textFill>
-        </w:rPr>
-        <w:t xml:space="preserve">Use-Case: </w:t>
-      </w:r>
-      <w:r>
-        <w:rPr>
-          <w:rFonts w:hint="default"/>
+        </w:rPr>
+        <w:t>Use-Case:  change the operation of a device(eg. open the lights,start the oven)</w:t>
+      </w:r>
+    </w:p>
+    <w:p>
+      <w:pPr>
+        <w:pStyle w:val="30"/>
+        <w:rPr>
           <w:color w:val="000000" w:themeColor="text1"/>
-          <w:lang w:val="en-US"/>
-          <w14:textFill>
-            <w14:solidFill>
-              <w14:schemeClr w14:val="tx1"/>
-            </w14:solidFill>
-          </w14:textFill>
-        </w:rPr>
-        <w:t xml:space="preserve"> change the operation of a device(eg. open the lights,start the oven)</w:t>
-      </w:r>
-    </w:p>
-    <w:p>
-      <w:pPr>
-        <w:pStyle w:val="27"/>
-        <w:rPr>
-          <w:rFonts w:hint="default"/>
+        </w:rPr>
+      </w:pPr>
+      <w:r>
+        <w:rPr>
           <w:color w:val="000000" w:themeColor="text1"/>
-          <w:lang w:val="en-US"/>
-          <w14:textFill>
-            <w14:solidFill>
-              <w14:schemeClr w14:val="tx1"/>
-            </w14:solidFill>
-          </w14:textFill>
-        </w:rPr>
-      </w:pPr>
-      <w:r>
+        </w:rPr>
+        <w:t>Level: User-goal</w:t>
+      </w:r>
+    </w:p>
+    <w:p>
+      <w:pPr>
+        <w:pStyle w:val="30"/>
         <w:rPr>
           <w:color w:val="000000" w:themeColor="text1"/>
-          <w14:textFill>
-            <w14:solidFill>
-              <w14:schemeClr w14:val="tx1"/>
-            </w14:solidFill>
-          </w14:textFill>
-        </w:rPr>
-        <w:t xml:space="preserve">Level: </w:t>
-      </w:r>
-      <w:r>
-        <w:rPr>
-          <w:rFonts w:hint="default"/>
+        </w:rPr>
+      </w:pPr>
+      <w:r>
+        <w:rPr>
           <w:color w:val="000000" w:themeColor="text1"/>
-          <w:lang w:val="en-US"/>
-          <w14:textFill>
-            <w14:solidFill>
-              <w14:schemeClr w14:val="tx1"/>
-            </w14:solidFill>
-          </w14:textFill>
-        </w:rPr>
-        <w:t>User-goal</w:t>
-      </w:r>
-    </w:p>
-    <w:p>
-      <w:pPr>
-        <w:pStyle w:val="27"/>
-        <w:rPr>
-          <w:rFonts w:hint="default"/>
+        </w:rPr>
+        <w:t>Primary Actor:User</w:t>
+      </w:r>
+    </w:p>
+    <w:p>
+      <w:pPr>
+        <w:pStyle w:val="30"/>
+        <w:rPr>
           <w:color w:val="000000" w:themeColor="text1"/>
-          <w:lang w:val="en-US"/>
-          <w14:textFill>
-            <w14:solidFill>
-              <w14:schemeClr w14:val="tx1"/>
-            </w14:solidFill>
-          </w14:textFill>
         </w:rPr>
       </w:pPr>
       <w:r>
         <w:rPr>
           <w:color w:val="000000" w:themeColor="text1"/>
-          <w14:textFill>
-            <w14:solidFill>
-              <w14:schemeClr w14:val="tx1"/>
-            </w14:solidFill>
-          </w14:textFill>
-        </w:rPr>
-        <w:t>Primary Actor:</w:t>
-      </w:r>
-      <w:r>
-        <w:rPr>
-          <w:rFonts w:hint="default"/>
-          <w:color w:val="000000" w:themeColor="text1"/>
-          <w:lang w:val="en-US"/>
-          <w14:textFill>
-            <w14:solidFill>
-              <w14:schemeClr w14:val="tx1"/>
-            </w14:solidFill>
-          </w14:textFill>
-        </w:rPr>
-        <w:t>User</w:t>
-      </w:r>
-    </w:p>
-    <w:p>
-      <w:pPr>
-        <w:pStyle w:val="27"/>
-        <w:rPr>
-          <w:rFonts w:hint="default"/>
-          <w:color w:val="000000" w:themeColor="text1"/>
-          <w:lang w:val="en-US"/>
-          <w14:textFill>
-            <w14:solidFill>
-              <w14:schemeClr w14:val="tx1"/>
-            </w14:solidFill>
-          </w14:textFill>
-        </w:rPr>
-      </w:pPr>
-      <w:r>
-        <w:rPr>
-          <w:color w:val="000000" w:themeColor="text1"/>
-          <w14:textFill>
-            <w14:solidFill>
-              <w14:schemeClr w14:val="tx1"/>
-            </w14:solidFill>
-          </w14:textFill>
         </w:rPr>
         <w:t>Main success scenario:</w:t>
       </w:r>
-      <w:r>
-        <w:rPr>
-          <w:rFonts w:hint="default"/>
-          <w:color w:val="000000" w:themeColor="text1"/>
-          <w:lang w:val="en-US"/>
-          <w14:textFill>
-            <w14:solidFill>
-              <w14:schemeClr w14:val="tx1"/>
-            </w14:solidFill>
-          </w14:textFill>
-        </w:rPr>
-        <w:t xml:space="preserve"> </w:t>
-      </w:r>
-    </w:p>
-    <w:p>
-      <w:pPr>
-        <w:pStyle w:val="7"/>
+    </w:p>
+    <w:p>
+      <w:pPr>
+        <w:pStyle w:val="9"/>
         <w:numPr>
           <w:ilvl w:val="0"/>
           <w:numId w:val="5"/>
         </w:numPr>
-        <w:ind w:left="1265" w:leftChars="0" w:hanging="425" w:firstLineChars="0"/>
-        <w:rPr>
-          <w:rFonts w:hint="default"/>
-          <w:sz w:val="20"/>
-          <w:szCs w:val="20"/>
-          <w:lang w:val="en-US"/>
-        </w:rPr>
-      </w:pPr>
-      <w:r>
-        <w:rPr>
-          <w:rFonts w:hint="default"/>
+        <w:rPr>
+          <w:sz w:val="20"/>
+          <w:szCs w:val="20"/>
+        </w:rPr>
+      </w:pPr>
+      <w:r>
+        <w:rPr>
           <w:color w:val="000000" w:themeColor="text1"/>
           <w:sz w:val="20"/>
           <w:szCs w:val="20"/>
-          <w:lang w:val="en-US"/>
-          <w14:textFill>
-            <w14:solidFill>
-              <w14:schemeClr w14:val="tx1"/>
-            </w14:solidFill>
-          </w14:textFill>
         </w:rPr>
         <w:t>The User enters the app.</w:t>
       </w:r>
     </w:p>
     <w:p>
       <w:pPr>
-        <w:pStyle w:val="7"/>
+        <w:pStyle w:val="9"/>
         <w:numPr>
           <w:ilvl w:val="0"/>
           <w:numId w:val="5"/>
         </w:numPr>
-        <w:ind w:left="1265" w:leftChars="0" w:hanging="425" w:firstLineChars="0"/>
-        <w:rPr>
-          <w:rFonts w:hint="default"/>
-          <w:sz w:val="20"/>
-          <w:szCs w:val="20"/>
-          <w:lang w:val="en-US"/>
-        </w:rPr>
-      </w:pPr>
-      <w:r>
-        <w:rPr>
-          <w:rFonts w:hint="default"/>
+        <w:rPr>
+          <w:sz w:val="20"/>
+          <w:szCs w:val="20"/>
+        </w:rPr>
+      </w:pPr>
+      <w:r>
+        <w:rPr>
           <w:color w:val="000000" w:themeColor="text1"/>
           <w:sz w:val="20"/>
           <w:szCs w:val="20"/>
-          <w:lang w:val="en-US"/>
-          <w14:textFill>
-            <w14:solidFill>
-              <w14:schemeClr w14:val="tx1"/>
-            </w14:solidFill>
-          </w14:textFill>
         </w:rPr>
         <w:t>The User accesses the specific device</w:t>
       </w:r>
     </w:p>
     <w:p>
       <w:pPr>
-        <w:pStyle w:val="7"/>
+        <w:pStyle w:val="9"/>
         <w:numPr>
           <w:ilvl w:val="0"/>
           <w:numId w:val="5"/>
         </w:numPr>
-        <w:ind w:left="1265" w:leftChars="0" w:hanging="425" w:firstLineChars="0"/>
-        <w:rPr>
-          <w:rFonts w:hint="default"/>
-          <w:sz w:val="20"/>
-          <w:szCs w:val="20"/>
-          <w:lang w:val="en-US"/>
-        </w:rPr>
-      </w:pPr>
-      <w:r>
-        <w:rPr>
-          <w:rFonts w:hint="default"/>
+        <w:rPr>
+          <w:sz w:val="20"/>
+          <w:szCs w:val="20"/>
+        </w:rPr>
+      </w:pPr>
+      <w:r>
+        <w:rPr>
           <w:color w:val="000000" w:themeColor="text1"/>
           <w:sz w:val="20"/>
           <w:szCs w:val="20"/>
-          <w:lang w:val="en-US"/>
-          <w14:textFill>
-            <w14:solidFill>
-              <w14:schemeClr w14:val="tx1"/>
-            </w14:solidFill>
-          </w14:textFill>
         </w:rPr>
         <w:t>The User uses the device widget to change the settings</w:t>
       </w:r>
       <w:r>
         <w:rPr>
-          <w:rFonts w:hint="default"/>
           <w:color w:val="000000" w:themeColor="text1"/>
-          <w:lang w:val="en-US"/>
-          <w14:textFill>
-            <w14:solidFill>
-              <w14:schemeClr w14:val="tx1"/>
-            </w14:solidFill>
-          </w14:textFill>
         </w:rPr>
         <w:tab/>
       </w:r>
       <w:r>
         <w:rPr>
-          <w:rFonts w:hint="default"/>
           <w:color w:val="000000" w:themeColor="text1"/>
-          <w:lang w:val="en-US"/>
-          <w14:textFill>
-            <w14:solidFill>
-              <w14:schemeClr w14:val="tx1"/>
-            </w14:solidFill>
-          </w14:textFill>
         </w:rPr>
         <w:tab/>
       </w:r>
     </w:p>
     <w:p>
       <w:pPr>
-        <w:pStyle w:val="27"/>
+        <w:pStyle w:val="30"/>
         <w:rPr>
           <w:color w:val="000000" w:themeColor="text1"/>
-          <w14:textFill>
-            <w14:solidFill>
-              <w14:schemeClr w14:val="tx1"/>
-            </w14:solidFill>
-          </w14:textFill>
         </w:rPr>
       </w:pPr>
       <w:r>
         <w:rPr>
           <w:color w:val="000000" w:themeColor="text1"/>
-          <w14:textFill>
-            <w14:solidFill>
-              <w14:schemeClr w14:val="tx1"/>
-            </w14:solidFill>
-          </w14:textFill>
         </w:rPr>
         <w:t>Extensions:</w:t>
       </w:r>
     </w:p>
     <w:p>
       <w:pPr>
-        <w:pStyle w:val="7"/>
-        <w:rPr>
-          <w:rFonts w:hint="default"/>
+        <w:pStyle w:val="9"/>
+        <w:rPr>
           <w:color w:val="000000" w:themeColor="text1"/>
           <w:sz w:val="20"/>
           <w:szCs w:val="20"/>
-          <w:lang w:val="en-US"/>
-          <w14:textFill>
-            <w14:solidFill>
-              <w14:schemeClr w14:val="tx1"/>
-            </w14:solidFill>
-          </w14:textFill>
-        </w:rPr>
-      </w:pPr>
-      <w:r>
-        <w:rPr>
-          <w:rFonts w:hint="default"/>
-          <w:lang w:val="en-US"/>
-        </w:rPr>
+        </w:rPr>
+      </w:pPr>
+      <w:r>
         <w:tab/>
       </w:r>
       <w:r>
         <w:rPr>
-          <w:rFonts w:hint="default"/>
           <w:color w:val="000000" w:themeColor="text1"/>
           <w:sz w:val="20"/>
           <w:szCs w:val="20"/>
-          <w:lang w:val="en-US"/>
-          <w14:textFill>
-            <w14:solidFill>
-              <w14:schemeClr w14:val="tx1"/>
-            </w14:solidFill>
-          </w14:textFill>
         </w:rPr>
         <w:t xml:space="preserve">3a. The sensor is not working: The app will display the sensor with a message indicating the sensor is </w:t>
       </w:r>
       <w:r>
         <w:rPr>
-          <w:rFonts w:hint="default"/>
           <w:color w:val="000000" w:themeColor="text1"/>
           <w:sz w:val="20"/>
           <w:szCs w:val="20"/>
-          <w:lang w:val="en-US"/>
-          <w14:textFill>
-            <w14:solidFill>
-              <w14:schemeClr w14:val="tx1"/>
-            </w14:solidFill>
-          </w14:textFill>
         </w:rPr>
         <w:tab/>
       </w:r>
       <w:r>
         <w:rPr>
-          <w:rFonts w:hint="default"/>
           <w:color w:val="000000" w:themeColor="text1"/>
           <w:sz w:val="20"/>
           <w:szCs w:val="20"/>
-          <w:lang w:val="en-US"/>
-          <w14:textFill>
-            <w14:solidFill>
-              <w14:schemeClr w14:val="tx1"/>
-            </w14:solidFill>
-          </w14:textFill>
         </w:rPr>
         <w:t xml:space="preserve">      offline.</w:t>
       </w:r>
     </w:p>
     <w:p>
       <w:pPr>
-        <w:pStyle w:val="7"/>
-        <w:rPr>
-          <w:rFonts w:hint="default"/>
+        <w:pStyle w:val="9"/>
+        <w:rPr>
           <w:color w:val="000000" w:themeColor="text1"/>
           <w:sz w:val="20"/>
           <w:szCs w:val="20"/>
-          <w:lang w:val="en-US"/>
-          <w14:textFill>
-            <w14:solidFill>
-              <w14:schemeClr w14:val="tx1"/>
-            </w14:solidFill>
-          </w14:textFill>
-        </w:rPr>
-      </w:pPr>
-      <w:r>
-        <w:rPr>
-          <w:rFonts w:hint="default"/>
+        </w:rPr>
+      </w:pPr>
+      <w:r>
+        <w:rPr>
           <w:color w:val="000000" w:themeColor="text1"/>
           <w:sz w:val="20"/>
           <w:szCs w:val="20"/>
-          <w:lang w:val="en-US"/>
-          <w14:textFill>
-            <w14:solidFill>
-              <w14:schemeClr w14:val="tx1"/>
-            </w14:solidFill>
-          </w14:textFill>
         </w:rPr>
         <w:tab/>
       </w:r>
       <w:r>
         <w:rPr>
-          <w:rFonts w:hint="default"/>
           <w:color w:val="000000" w:themeColor="text1"/>
           <w:sz w:val="20"/>
           <w:szCs w:val="20"/>
-          <w:lang w:val="en-US"/>
-          <w14:textFill>
-            <w14:solidFill>
-              <w14:schemeClr w14:val="tx1"/>
-            </w14:solidFill>
-          </w14:textFill>
         </w:rPr>
         <w:t>3b.The operating mode can cannot be changed at the moment(eg. The washing machine’s settings can cannot be changed in the middle of the cycle).</w:t>
       </w:r>
@@ -3057,411 +2313,229 @@
           <w:ilvl w:val="0"/>
           <w:numId w:val="3"/>
         </w:numPr>
-        <w:ind w:left="425" w:leftChars="0" w:hanging="425" w:firstLineChars="0"/>
-        <w:rPr>
-          <w:lang w:val="en-US"/>
-        </w:rPr>
       </w:pPr>
       <w:bookmarkStart w:id="5" w:name="_Toc193372757"/>
       <w:r>
-        <w:rPr>
-          <w:rFonts w:hint="default"/>
-          <w:lang w:val="en-US"/>
-        </w:rPr>
         <w:t>Adding a new device</w:t>
       </w:r>
     </w:p>
     <w:p>
       <w:pPr>
-        <w:pStyle w:val="27"/>
-        <w:rPr>
-          <w:rFonts w:hint="default"/>
+        <w:pStyle w:val="30"/>
+        <w:rPr>
           <w:color w:val="000000" w:themeColor="text1"/>
-          <w:lang w:val="en-US"/>
-          <w14:textFill>
-            <w14:solidFill>
-              <w14:schemeClr w14:val="tx1"/>
-            </w14:solidFill>
-          </w14:textFill>
         </w:rPr>
       </w:pPr>
       <w:r>
         <w:rPr>
           <w:color w:val="000000" w:themeColor="text1"/>
-          <w14:textFill>
-            <w14:solidFill>
-              <w14:schemeClr w14:val="tx1"/>
-            </w14:solidFill>
-          </w14:textFill>
-        </w:rPr>
-        <w:t xml:space="preserve">Use-Case: </w:t>
-      </w:r>
-      <w:r>
-        <w:rPr>
-          <w:rFonts w:hint="default"/>
+        </w:rPr>
+        <w:t>Use-Case:  add a new device to the profile</w:t>
+      </w:r>
+    </w:p>
+    <w:p>
+      <w:pPr>
+        <w:pStyle w:val="30"/>
+        <w:rPr>
           <w:color w:val="000000" w:themeColor="text1"/>
-          <w:lang w:val="en-US"/>
-          <w14:textFill>
-            <w14:solidFill>
-              <w14:schemeClr w14:val="tx1"/>
-            </w14:solidFill>
-          </w14:textFill>
-        </w:rPr>
-        <w:t xml:space="preserve"> add a new device to the profile</w:t>
-      </w:r>
-    </w:p>
-    <w:p>
-      <w:pPr>
-        <w:pStyle w:val="27"/>
-        <w:rPr>
-          <w:rFonts w:hint="default"/>
+        </w:rPr>
+      </w:pPr>
+      <w:r>
+        <w:rPr>
           <w:color w:val="000000" w:themeColor="text1"/>
-          <w:lang w:val="en-US"/>
-          <w14:textFill>
-            <w14:solidFill>
-              <w14:schemeClr w14:val="tx1"/>
-            </w14:solidFill>
-          </w14:textFill>
-        </w:rPr>
-      </w:pPr>
-      <w:r>
+        </w:rPr>
+        <w:t>Level: User-goal</w:t>
+      </w:r>
+    </w:p>
+    <w:p>
+      <w:pPr>
+        <w:pStyle w:val="30"/>
         <w:rPr>
           <w:color w:val="000000" w:themeColor="text1"/>
-          <w14:textFill>
-            <w14:solidFill>
-              <w14:schemeClr w14:val="tx1"/>
-            </w14:solidFill>
-          </w14:textFill>
-        </w:rPr>
-        <w:t xml:space="preserve">Level: </w:t>
-      </w:r>
-      <w:r>
-        <w:rPr>
-          <w:rFonts w:hint="default"/>
+        </w:rPr>
+      </w:pPr>
+      <w:r>
+        <w:rPr>
           <w:color w:val="000000" w:themeColor="text1"/>
-          <w:lang w:val="en-US"/>
-          <w14:textFill>
-            <w14:solidFill>
-              <w14:schemeClr w14:val="tx1"/>
-            </w14:solidFill>
-          </w14:textFill>
-        </w:rPr>
-        <w:t>User-goal</w:t>
-      </w:r>
-    </w:p>
-    <w:p>
-      <w:pPr>
-        <w:pStyle w:val="27"/>
-        <w:rPr>
-          <w:rFonts w:hint="default"/>
+        </w:rPr>
+        <w:t>Primary Actor:User</w:t>
+      </w:r>
+    </w:p>
+    <w:p>
+      <w:pPr>
+        <w:pStyle w:val="30"/>
+        <w:rPr>
           <w:color w:val="000000" w:themeColor="text1"/>
-          <w:lang w:val="en-US"/>
-          <w14:textFill>
-            <w14:solidFill>
-              <w14:schemeClr w14:val="tx1"/>
-            </w14:solidFill>
-          </w14:textFill>
         </w:rPr>
       </w:pPr>
       <w:r>
         <w:rPr>
           <w:color w:val="000000" w:themeColor="text1"/>
-          <w14:textFill>
-            <w14:solidFill>
-              <w14:schemeClr w14:val="tx1"/>
-            </w14:solidFill>
-          </w14:textFill>
-        </w:rPr>
-        <w:t>Primary Actor:</w:t>
-      </w:r>
-      <w:r>
-        <w:rPr>
-          <w:rFonts w:hint="default"/>
-          <w:color w:val="000000" w:themeColor="text1"/>
-          <w:lang w:val="en-US"/>
-          <w14:textFill>
-            <w14:solidFill>
-              <w14:schemeClr w14:val="tx1"/>
-            </w14:solidFill>
-          </w14:textFill>
-        </w:rPr>
-        <w:t>User</w:t>
-      </w:r>
-    </w:p>
-    <w:p>
-      <w:pPr>
-        <w:pStyle w:val="27"/>
-        <w:rPr>
-          <w:rFonts w:hint="default"/>
-          <w:color w:val="000000" w:themeColor="text1"/>
-          <w:lang w:val="en-US"/>
-          <w14:textFill>
-            <w14:solidFill>
-              <w14:schemeClr w14:val="tx1"/>
-            </w14:solidFill>
-          </w14:textFill>
-        </w:rPr>
-      </w:pPr>
-      <w:r>
-        <w:rPr>
-          <w:color w:val="000000" w:themeColor="text1"/>
-          <w14:textFill>
-            <w14:solidFill>
-              <w14:schemeClr w14:val="tx1"/>
-            </w14:solidFill>
-          </w14:textFill>
         </w:rPr>
         <w:t>Main success scenario:</w:t>
       </w:r>
-      <w:r>
-        <w:rPr>
-          <w:rFonts w:hint="default"/>
-          <w:color w:val="000000" w:themeColor="text1"/>
-          <w:lang w:val="en-US"/>
-          <w14:textFill>
-            <w14:solidFill>
-              <w14:schemeClr w14:val="tx1"/>
-            </w14:solidFill>
-          </w14:textFill>
-        </w:rPr>
-        <w:t xml:space="preserve"> </w:t>
-      </w:r>
-    </w:p>
-    <w:p>
-      <w:pPr>
-        <w:pStyle w:val="7"/>
+    </w:p>
+    <w:p>
+      <w:pPr>
+        <w:pStyle w:val="9"/>
         <w:numPr>
           <w:ilvl w:val="0"/>
           <w:numId w:val="6"/>
         </w:numPr>
-        <w:ind w:left="845" w:leftChars="0" w:hanging="425" w:firstLineChars="0"/>
-        <w:rPr>
-          <w:rFonts w:hint="default"/>
-          <w:sz w:val="20"/>
-          <w:szCs w:val="20"/>
-          <w:lang w:val="en-US"/>
-        </w:rPr>
-      </w:pPr>
-      <w:r>
-        <w:rPr>
-          <w:rFonts w:hint="default"/>
-          <w:sz w:val="20"/>
-          <w:szCs w:val="20"/>
-          <w:lang w:val="en-US"/>
+        <w:rPr>
+          <w:sz w:val="20"/>
+          <w:szCs w:val="20"/>
+        </w:rPr>
+      </w:pPr>
+      <w:r>
+        <w:rPr>
+          <w:sz w:val="20"/>
+          <w:szCs w:val="20"/>
         </w:rPr>
         <w:t>The User enters the app.</w:t>
       </w:r>
     </w:p>
     <w:p>
       <w:pPr>
-        <w:pStyle w:val="7"/>
+        <w:pStyle w:val="9"/>
         <w:numPr>
           <w:ilvl w:val="0"/>
           <w:numId w:val="6"/>
         </w:numPr>
-        <w:ind w:left="845" w:leftChars="0" w:hanging="425" w:firstLineChars="0"/>
-        <w:rPr>
-          <w:rFonts w:hint="default"/>
-          <w:sz w:val="20"/>
-          <w:szCs w:val="20"/>
-          <w:lang w:val="en-US"/>
-        </w:rPr>
-      </w:pPr>
-      <w:r>
-        <w:rPr>
-          <w:rFonts w:hint="default"/>
-          <w:sz w:val="20"/>
-          <w:szCs w:val="20"/>
-          <w:lang w:val="en-US"/>
+        <w:rPr>
+          <w:sz w:val="20"/>
+          <w:szCs w:val="20"/>
+        </w:rPr>
+      </w:pPr>
+      <w:r>
+        <w:rPr>
+          <w:sz w:val="20"/>
+          <w:szCs w:val="20"/>
         </w:rPr>
         <w:t>The user opens the add device menu.</w:t>
       </w:r>
     </w:p>
     <w:p>
       <w:pPr>
-        <w:pStyle w:val="7"/>
+        <w:pStyle w:val="9"/>
         <w:numPr>
           <w:ilvl w:val="0"/>
           <w:numId w:val="6"/>
         </w:numPr>
-        <w:ind w:left="845" w:leftChars="0" w:hanging="425" w:firstLineChars="0"/>
-        <w:rPr>
-          <w:rFonts w:hint="default"/>
-          <w:sz w:val="20"/>
-          <w:szCs w:val="20"/>
-          <w:lang w:val="en-US"/>
-        </w:rPr>
-      </w:pPr>
-      <w:r>
-        <w:rPr>
-          <w:rFonts w:hint="default"/>
-          <w:sz w:val="20"/>
-          <w:szCs w:val="20"/>
-          <w:lang w:val="en-US"/>
+        <w:rPr>
+          <w:sz w:val="20"/>
+          <w:szCs w:val="20"/>
+        </w:rPr>
+      </w:pPr>
+      <w:r>
+        <w:rPr>
+          <w:sz w:val="20"/>
+          <w:szCs w:val="20"/>
         </w:rPr>
         <w:t>The User inputs the device data.</w:t>
       </w:r>
     </w:p>
     <w:p>
       <w:pPr>
-        <w:pStyle w:val="7"/>
+        <w:pStyle w:val="9"/>
         <w:numPr>
           <w:ilvl w:val="0"/>
           <w:numId w:val="6"/>
         </w:numPr>
-        <w:ind w:left="845" w:leftChars="0" w:hanging="425" w:firstLineChars="0"/>
-        <w:rPr>
-          <w:rFonts w:hint="default"/>
-          <w:sz w:val="20"/>
-          <w:szCs w:val="20"/>
-          <w:lang w:val="en-US"/>
-        </w:rPr>
-      </w:pPr>
-      <w:r>
-        <w:rPr>
-          <w:rFonts w:hint="default"/>
-          <w:sz w:val="20"/>
-          <w:szCs w:val="20"/>
-          <w:lang w:val="en-US"/>
+        <w:rPr>
+          <w:sz w:val="20"/>
+          <w:szCs w:val="20"/>
+        </w:rPr>
+      </w:pPr>
+      <w:r>
+        <w:rPr>
+          <w:sz w:val="20"/>
+          <w:szCs w:val="20"/>
         </w:rPr>
         <w:t>The server connects to the device.</w:t>
       </w:r>
     </w:p>
     <w:p>
       <w:pPr>
-        <w:pStyle w:val="7"/>
+        <w:pStyle w:val="9"/>
         <w:numPr>
           <w:ilvl w:val="0"/>
           <w:numId w:val="6"/>
         </w:numPr>
-        <w:ind w:left="845" w:leftChars="0" w:hanging="425" w:firstLineChars="0"/>
-        <w:rPr>
-          <w:rFonts w:hint="default"/>
-          <w:sz w:val="20"/>
-          <w:szCs w:val="20"/>
-          <w:lang w:val="en-US"/>
-        </w:rPr>
-      </w:pPr>
-      <w:r>
-        <w:rPr>
-          <w:rFonts w:hint="default"/>
-          <w:sz w:val="20"/>
-          <w:szCs w:val="20"/>
-          <w:lang w:val="en-US"/>
+        <w:rPr>
+          <w:sz w:val="20"/>
+          <w:szCs w:val="20"/>
+        </w:rPr>
+      </w:pPr>
+      <w:r>
+        <w:rPr>
+          <w:sz w:val="20"/>
+          <w:szCs w:val="20"/>
         </w:rPr>
         <w:t>The User sees a message confirming the device has been added.</w:t>
       </w:r>
     </w:p>
     <w:p>
       <w:pPr>
-        <w:pStyle w:val="7"/>
-        <w:rPr>
-          <w:rFonts w:hint="default"/>
-          <w:lang w:val="en-US"/>
-        </w:rPr>
+        <w:pStyle w:val="9"/>
       </w:pPr>
       <w:r>
         <w:rPr>
           <w:color w:val="000000" w:themeColor="text1"/>
-          <w14:textFill>
-            <w14:solidFill>
-              <w14:schemeClr w14:val="tx1"/>
-            </w14:solidFill>
-          </w14:textFill>
         </w:rPr>
         <w:t>Extensions:</w:t>
       </w:r>
     </w:p>
     <w:p>
       <w:pPr>
-        <w:pStyle w:val="7"/>
-        <w:ind w:firstLine="720" w:firstLineChars="0"/>
-        <w:rPr>
-          <w:rFonts w:hint="default"/>
-          <w:sz w:val="20"/>
-          <w:szCs w:val="20"/>
-          <w:lang w:val="en-US"/>
-        </w:rPr>
-      </w:pPr>
-      <w:r>
-        <w:rPr>
-          <w:rFonts w:hint="default"/>
+        <w:pStyle w:val="9"/>
+        <w:ind w:firstLine="720"/>
+        <w:rPr>
+          <w:sz w:val="20"/>
+          <w:szCs w:val="20"/>
+        </w:rPr>
+      </w:pPr>
+      <w:r>
+        <w:rPr>
           <w:color w:val="000000" w:themeColor="text1"/>
           <w:sz w:val="20"/>
           <w:szCs w:val="20"/>
-          <w:lang w:val="en-US"/>
-          <w14:textFill>
-            <w14:solidFill>
-              <w14:schemeClr w14:val="tx1"/>
-            </w14:solidFill>
-          </w14:textFill>
-        </w:rPr>
-        <w:t>4a</w:t>
-      </w:r>
-      <w:r>
-        <w:rPr>
-          <w:rFonts w:hint="default"/>
+        </w:rPr>
+        <w:t xml:space="preserve">4a. The device could not be found: The app will display a message notifying the user the device could </w:t>
+      </w:r>
+      <w:r>
+        <w:rPr>
           <w:color w:val="000000" w:themeColor="text1"/>
           <w:sz w:val="20"/>
           <w:szCs w:val="20"/>
-          <w:lang w:val="en-US"/>
-          <w14:textFill>
-            <w14:solidFill>
-              <w14:schemeClr w14:val="tx1"/>
-            </w14:solidFill>
-          </w14:textFill>
-        </w:rPr>
-        <w:t xml:space="preserve">. The device could not be found: The app will display a message notifying the user the device could </w:t>
-      </w:r>
-      <w:r>
-        <w:rPr>
-          <w:rFonts w:hint="default"/>
+        </w:rPr>
+        <w:tab/>
+      </w:r>
+      <w:r>
+        <w:rPr>
           <w:color w:val="000000" w:themeColor="text1"/>
           <w:sz w:val="20"/>
           <w:szCs w:val="20"/>
-          <w:lang w:val="en-US"/>
-          <w14:textFill>
-            <w14:solidFill>
-              <w14:schemeClr w14:val="tx1"/>
-            </w14:solidFill>
-          </w14:textFill>
-        </w:rPr>
-        <w:tab/>
+        </w:rPr>
         <w:t>not be found.</w:t>
       </w:r>
     </w:p>
     <w:p>
       <w:pPr>
         <w:pStyle w:val="4"/>
-        <w:rPr>
-          <w:lang w:val="en-US"/>
-        </w:rPr>
-      </w:pPr>
-      <w:r>
-        <w:rPr>
-          <w:lang w:val="en-US"/>
-        </w:rPr>
+      </w:pPr>
+      <w:r>
         <w:t>UML Use Case Diagrams</w:t>
       </w:r>
       <w:bookmarkEnd w:id="5"/>
     </w:p>
     <w:p>
-      <w:pPr>
-        <w:rPr>
-          <w:rFonts w:hint="default"/>
-          <w:lang w:val="en-US"/>
-        </w:rPr>
-      </w:pPr>
-      <w:r>
-        <w:rPr>
-          <w:rFonts w:hint="default"/>
-          <w:lang w:val="en-US"/>
-        </w:rPr>
+      <w:r>
         <w:drawing>
           <wp:inline distT="0" distB="0" distL="114300" distR="114300">
-            <wp:extent cx="2750820" cy="4198620"/>
+            <wp:extent cx="2689860" cy="3589020"/>
             <wp:effectExtent l="0" t="0" r="7620" b="7620"/>
-            <wp:docPr id="2" name="Picture 2" descr="SmartHouseUseCase"/>
+            <wp:docPr id="1" name="Picture 1" descr="HomeOwnerUseCase (1)"/>
             <wp:cNvGraphicFramePr>
               <a:graphicFrameLocks xmlns:a="http://schemas.openxmlformats.org/drawingml/2006/main" noChangeAspect="1"/>
             </wp:cNvGraphicFramePr>
@@ -3469,7 +2543,7 @@
               <a:graphicData uri="http://schemas.openxmlformats.org/drawingml/2006/picture">
                 <pic:pic xmlns:pic="http://schemas.openxmlformats.org/drawingml/2006/picture">
                   <pic:nvPicPr>
-                    <pic:cNvPr id="2" name="Picture 2" descr="SmartHouseUseCase"/>
+                    <pic:cNvPr id="1" name="Picture 1" descr="HomeOwnerUseCase (1)"/>
                     <pic:cNvPicPr>
                       <a:picLocks noChangeAspect="1"/>
                     </pic:cNvPicPr>
@@ -3483,7 +2557,7 @@
                   <pic:spPr>
                     <a:xfrm>
                       <a:off x="0" y="0"/>
-                      <a:ext cx="2750820" cy="4198620"/>
+                      <a:ext cx="2689860" cy="3589020"/>
                     </a:xfrm>
                     <a:prstGeom prst="rect">
                       <a:avLst/>
@@ -3499,15 +2573,9 @@
     <w:p>
       <w:pPr>
         <w:pStyle w:val="3"/>
-        <w:rPr>
-          <w:lang w:val="en-US"/>
-        </w:rPr>
       </w:pPr>
       <w:bookmarkStart w:id="6" w:name="_Toc193372758"/>
       <w:r>
-        <w:rPr>
-          <w:lang w:val="en-US"/>
-        </w:rPr>
         <w:t>Supplementary Specification</w:t>
       </w:r>
       <w:bookmarkEnd w:id="6"/>
@@ -3515,15 +2583,9 @@
     <w:p>
       <w:pPr>
         <w:pStyle w:val="4"/>
-        <w:rPr>
-          <w:lang w:val="en-US"/>
-        </w:rPr>
       </w:pPr>
       <w:bookmarkStart w:id="7" w:name="_Toc193372759"/>
       <w:r>
-        <w:rPr>
-          <w:lang w:val="en-US"/>
-        </w:rPr>
         <w:t>Non-functional Requirements</w:t>
       </w:r>
       <w:bookmarkEnd w:id="7"/>
@@ -3534,38 +2596,33 @@
           <w:ilvl w:val="0"/>
           <w:numId w:val="7"/>
         </w:numPr>
-        <w:ind w:left="845" w:leftChars="0" w:hanging="425" w:firstLineChars="0"/>
-        <w:rPr>
-          <w:rFonts w:hint="default"/>
-          <w:sz w:val="20"/>
-          <w:szCs w:val="20"/>
-          <w:lang w:val="en-US"/>
-        </w:rPr>
-      </w:pPr>
-      <w:r>
-        <w:rPr>
-          <w:rFonts w:hint="default"/>
-          <w:lang w:val="en-US"/>
-        </w:rPr>
+        <w:rPr>
+          <w:sz w:val="20"/>
+          <w:szCs w:val="20"/>
+        </w:rPr>
+      </w:pPr>
+      <w:r>
         <w:t xml:space="preserve">Security </w:t>
       </w:r>
       <w:r>
         <w:rPr>
-          <w:rFonts w:hint="default"/>
-          <w:sz w:val="20"/>
-          <w:szCs w:val="20"/>
-          <w:lang w:val="en-US"/>
+          <w:sz w:val="20"/>
+          <w:szCs w:val="20"/>
         </w:rPr>
         <w:t xml:space="preserve">-Since the app controls physical entry and privacy-sensitive devices, security is paramount. </w:t>
       </w:r>
       <w:r>
         <w:rPr>
-          <w:rFonts w:hint="default"/>
-          <w:sz w:val="20"/>
-          <w:szCs w:val="20"/>
-          <w:lang w:val="en-US"/>
+          <w:sz w:val="20"/>
+          <w:szCs w:val="20"/>
         </w:rPr>
         <w:tab/>
+      </w:r>
+      <w:r>
+        <w:rPr>
+          <w:sz w:val="20"/>
+          <w:szCs w:val="20"/>
+        </w:rPr>
         <w:t xml:space="preserve">       The app must ensure unauthorized users cannot access devices.</w:t>
       </w:r>
     </w:p>
@@ -3575,60 +2632,47 @@
           <w:ilvl w:val="0"/>
           <w:numId w:val="7"/>
         </w:numPr>
-        <w:ind w:left="845" w:leftChars="0" w:hanging="425" w:firstLineChars="0"/>
-        <w:rPr>
-          <w:rFonts w:hint="default"/>
-          <w:sz w:val="20"/>
-          <w:szCs w:val="20"/>
-          <w:lang w:val="en-US"/>
-        </w:rPr>
-      </w:pPr>
-      <w:r>
-        <w:rPr>
-          <w:rFonts w:hint="default"/>
-          <w:sz w:val="24"/>
-          <w:szCs w:val="24"/>
-          <w:lang w:val="en-US"/>
-        </w:rPr>
+        <w:rPr>
+          <w:sz w:val="20"/>
+          <w:szCs w:val="20"/>
+        </w:rPr>
+      </w:pPr>
+      <w:r>
         <w:t xml:space="preserve">Performance </w:t>
       </w:r>
       <w:r>
         <w:rPr>
-          <w:rFonts w:hint="default"/>
-          <w:sz w:val="20"/>
-          <w:szCs w:val="20"/>
-          <w:lang w:val="en-US"/>
+          <w:sz w:val="20"/>
+          <w:szCs w:val="20"/>
         </w:rPr>
         <w:t xml:space="preserve">-Quick response time is essential for effective control of the devices and user </w:t>
       </w:r>
       <w:r>
         <w:rPr>
-          <w:rFonts w:hint="default"/>
-          <w:sz w:val="20"/>
-          <w:szCs w:val="20"/>
-          <w:lang w:val="en-US"/>
+          <w:sz w:val="20"/>
+          <w:szCs w:val="20"/>
         </w:rPr>
         <w:tab/>
-        <w:t/>
-      </w:r>
-      <w:r>
-        <w:rPr>
-          <w:rFonts w:hint="default"/>
-          <w:sz w:val="20"/>
-          <w:szCs w:val="20"/>
-          <w:lang w:val="en-US"/>
+      </w:r>
+      <w:r>
+        <w:rPr>
+          <w:sz w:val="20"/>
+          <w:szCs w:val="20"/>
         </w:rPr>
         <w:tab/>
-        <w:t/>
-      </w:r>
-      <w:r>
-        <w:rPr>
-          <w:rFonts w:hint="default"/>
-          <w:sz w:val="20"/>
-          <w:szCs w:val="20"/>
-          <w:lang w:val="en-US"/>
+      </w:r>
+      <w:r>
+        <w:rPr>
+          <w:sz w:val="20"/>
+          <w:szCs w:val="20"/>
         </w:rPr>
         <w:tab/>
+      </w:r>
+      <w:r>
+        <w:rPr>
+          <w:sz w:val="20"/>
+          <w:szCs w:val="20"/>
+        </w:rPr>
         <w:t xml:space="preserve">  experience.(eg. The lights should not take 10 min to turn on.)</w:t>
       </w:r>
     </w:p>
@@ -3638,50 +2682,40 @@
           <w:ilvl w:val="0"/>
           <w:numId w:val="7"/>
         </w:numPr>
-        <w:ind w:left="845" w:leftChars="0" w:hanging="425" w:firstLineChars="0"/>
-        <w:rPr>
-          <w:rFonts w:hint="default"/>
-          <w:sz w:val="20"/>
-          <w:szCs w:val="20"/>
-          <w:lang w:val="en-US"/>
-        </w:rPr>
-      </w:pPr>
-      <w:r>
-        <w:rPr>
-          <w:rFonts w:hint="default"/>
-          <w:sz w:val="24"/>
-          <w:szCs w:val="24"/>
-          <w:lang w:val="en-US"/>
-        </w:rPr>
+        <w:rPr>
+          <w:sz w:val="20"/>
+          <w:szCs w:val="20"/>
+        </w:rPr>
+      </w:pPr>
+      <w:r>
         <w:t xml:space="preserve">Reliability </w:t>
       </w:r>
       <w:r>
         <w:rPr>
-          <w:rFonts w:hint="default"/>
-          <w:sz w:val="20"/>
-          <w:szCs w:val="20"/>
-          <w:lang w:val="en-US"/>
+          <w:sz w:val="20"/>
+          <w:szCs w:val="20"/>
         </w:rPr>
         <w:t xml:space="preserve">-Since the app handles important devices, the system must have very low down </w:t>
       </w:r>
       <w:r>
         <w:rPr>
-          <w:rFonts w:hint="default"/>
-          <w:sz w:val="20"/>
-          <w:szCs w:val="20"/>
-          <w:lang w:val="en-US"/>
+          <w:sz w:val="20"/>
+          <w:szCs w:val="20"/>
         </w:rPr>
         <w:tab/>
-        <w:t/>
-      </w:r>
-      <w:r>
-        <w:rPr>
-          <w:rFonts w:hint="default"/>
-          <w:sz w:val="20"/>
-          <w:szCs w:val="20"/>
-          <w:lang w:val="en-US"/>
+      </w:r>
+      <w:r>
+        <w:rPr>
+          <w:sz w:val="20"/>
+          <w:szCs w:val="20"/>
         </w:rPr>
         <w:tab/>
+      </w:r>
+      <w:r>
+        <w:rPr>
+          <w:sz w:val="20"/>
+          <w:szCs w:val="20"/>
+        </w:rPr>
         <w:t xml:space="preserve">           time.(eg The heating and lighting must  be always available.)</w:t>
       </w:r>
     </w:p>
@@ -3691,68 +2725,151 @@
           <w:ilvl w:val="0"/>
           <w:numId w:val="7"/>
         </w:numPr>
-        <w:ind w:left="845" w:leftChars="0" w:hanging="425" w:firstLineChars="0"/>
+        <w:rPr>
+          <w:sz w:val="20"/>
+          <w:szCs w:val="20"/>
+        </w:rPr>
+      </w:pPr>
+      <w:r>
+        <w:t>Ease of access</w:t>
+      </w:r>
+      <w:r>
+        <w:rPr>
+          <w:sz w:val="20"/>
+          <w:szCs w:val="20"/>
+        </w:rPr>
+        <w:t xml:space="preserve"> -The app should be easy to interact and allow for seamless interaction with the </w:t>
+      </w:r>
+      <w:r>
+        <w:rPr>
+          <w:sz w:val="20"/>
+          <w:szCs w:val="20"/>
+        </w:rPr>
+        <w:tab/>
+      </w:r>
+      <w:r>
+        <w:rPr>
+          <w:sz w:val="20"/>
+          <w:szCs w:val="20"/>
+        </w:rPr>
+        <w:tab/>
+      </w:r>
+      <w:r>
+        <w:rPr>
+          <w:sz w:val="20"/>
+          <w:szCs w:val="20"/>
+        </w:rPr>
+        <w:t xml:space="preserve">   devices</w:t>
+      </w:r>
+    </w:p>
+    <w:p>
+      <w:pPr>
+        <w:pStyle w:val="4"/>
+      </w:pPr>
+      <w:bookmarkStart w:id="8" w:name="_Toc193372760"/>
+      <w:r>
+        <w:t>Design Constraints</w:t>
+      </w:r>
+      <w:bookmarkEnd w:id="8"/>
+    </w:p>
+    <w:p>
+      <w:pPr>
+        <w:numPr>
+          <w:ilvl w:val="0"/>
+          <w:numId w:val="8"/>
+        </w:numPr>
+      </w:pPr>
+      <w:r>
+        <w:t xml:space="preserve">Programming Language: </w:t>
+      </w:r>
+      <w:r>
+        <w:rPr>
+          <w:sz w:val="20"/>
+          <w:szCs w:val="20"/>
+        </w:rPr>
+        <w:t>The core back-end services must be developed in a memory-safe language (such as Javaor Python) to reduce vulnerabilities.</w:t>
+      </w:r>
+    </w:p>
+    <w:p>
+      <w:pPr>
+        <w:numPr>
+          <w:ilvl w:val="0"/>
+          <w:numId w:val="8"/>
+        </w:numPr>
+      </w:pPr>
+      <w:r>
+        <w:t xml:space="preserve">Legacy Support: </w:t>
+      </w:r>
+      <w:r>
+        <w:rPr>
+          <w:sz w:val="20"/>
+          <w:szCs w:val="20"/>
+        </w:rPr>
+        <w:t>The system must maintain backward compatibility with smart devices manufactured within the last 3–5 years.</w:t>
+      </w:r>
+    </w:p>
+    <w:p>
+      <w:pPr>
+        <w:numPr>
+          <w:ilvl w:val="0"/>
+          <w:numId w:val="8"/>
+        </w:numPr>
+      </w:pPr>
+      <w:r>
+        <w:t>Local Hub Resource Limits:</w:t>
+      </w:r>
+      <w:r>
+        <w:rPr>
+          <w:sz w:val="20"/>
+          <w:szCs w:val="20"/>
+        </w:rPr>
+        <w:t>The app should operate on low-power hardware to allow for local management of devices.</w:t>
+      </w:r>
+    </w:p>
+    <w:p>
+      <w:pPr>
+        <w:pStyle w:val="3"/>
+      </w:pPr>
+      <w:bookmarkStart w:id="9" w:name="_Toc193372761"/>
+      <w:r>
+        <w:t>Glossary</w:t>
+      </w:r>
+      <w:bookmarkEnd w:id="9"/>
+    </w:p>
+    <w:p>
+      <w:pPr>
+        <w:pStyle w:val="2"/>
+      </w:pPr>
+      <w:bookmarkStart w:id="10" w:name="_Toc193372762"/>
+      <w:r>
+        <w:t>Deliverable 2</w:t>
+      </w:r>
+      <w:bookmarkEnd w:id="10"/>
+    </w:p>
+    <w:p>
+      <w:pPr>
+        <w:pStyle w:val="3"/>
+      </w:pPr>
+      <w:bookmarkStart w:id="11" w:name="_Toc193372763"/>
+      <w:r>
+        <w:t>Domain Model</w:t>
+      </w:r>
+      <w:bookmarkEnd w:id="11"/>
+    </w:p>
+    <w:p>
+      <w:pPr>
         <w:rPr>
           <w:rFonts w:hint="default"/>
-          <w:sz w:val="20"/>
-          <w:szCs w:val="20"/>
           <w:lang w:val="en-US"/>
         </w:rPr>
       </w:pPr>
       <w:r>
         <w:rPr>
           <w:rFonts w:hint="default"/>
-          <w:sz w:val="24"/>
-          <w:szCs w:val="24"/>
           <w:lang w:val="en-US"/>
         </w:rPr>
-        <w:t>Ease of access</w:t>
-      </w:r>
-      <w:r>
-        <w:rPr>
-          <w:rFonts w:hint="default"/>
-          <w:sz w:val="20"/>
-          <w:szCs w:val="20"/>
-          <w:lang w:val="en-US"/>
-        </w:rPr>
-        <w:t xml:space="preserve"> -The app should be easy to interact and allow for seamless interaction with the </w:t>
-      </w:r>
-      <w:r>
-        <w:rPr>
-          <w:rFonts w:hint="default"/>
-          <w:sz w:val="20"/>
-          <w:szCs w:val="20"/>
-          <w:lang w:val="en-US"/>
-        </w:rPr>
-        <w:tab/>
-        <w:t/>
-      </w:r>
-      <w:r>
-        <w:rPr>
-          <w:rFonts w:hint="default"/>
-          <w:sz w:val="20"/>
-          <w:szCs w:val="20"/>
-          <w:lang w:val="en-US"/>
-        </w:rPr>
-        <w:tab/>
-        <w:t xml:space="preserve">   devices</w:t>
-      </w:r>
-    </w:p>
-    <w:p>
-      <w:pPr>
-        <w:pStyle w:val="4"/>
-        <w:rPr>
-          <w:lang w:val="en-US"/>
-        </w:rPr>
-      </w:pPr>
-      <w:bookmarkStart w:id="8" w:name="_Toc193372760"/>
-      <w:r>
-        <w:rPr>
-          <w:lang w:val="en-US"/>
-        </w:rPr>
-        <w:t>Design Constraints</w:t>
-      </w:r>
-      <w:bookmarkEnd w:id="8"/>
+        <w:t>Entities:</w:t>
+      </w:r>
     </w:p>
     <w:p>
       <w:pPr>
@@ -3762,22 +2879,25 @@
         </w:numPr>
         <w:ind w:left="420" w:leftChars="0" w:hanging="420" w:firstLineChars="0"/>
         <w:rPr>
+          <w:rFonts w:hint="default"/>
           <w:lang w:val="en-US"/>
         </w:rPr>
       </w:pPr>
       <w:r>
         <w:rPr>
+          <w:rFonts w:hint="default"/>
           <w:lang w:val="en-US"/>
         </w:rPr>
-        <w:t xml:space="preserve">Programming Language: </w:t>
-      </w:r>
-      <w:r>
-        <w:rPr>
+        <w:t>User</w:t>
+      </w:r>
+      <w:r>
+        <w:rPr>
+          <w:rFonts w:hint="default"/>
           <w:sz w:val="20"/>
           <w:szCs w:val="20"/>
           <w:lang w:val="en-US"/>
         </w:rPr>
-        <w:t>The core back-end services must be developed in a memory-safe language (such as Java</w:t>
+        <w:t xml:space="preserve">-The standard actor who interacts with the application. Manages the devices in the house, within </w:t>
       </w:r>
       <w:r>
         <w:rPr>
@@ -3786,15 +2906,8 @@
           <w:szCs w:val="20"/>
           <w:lang w:val="en-US"/>
         </w:rPr>
-        <w:t xml:space="preserve"> </w:t>
-      </w:r>
-      <w:r>
-        <w:rPr>
-          <w:sz w:val="20"/>
-          <w:szCs w:val="20"/>
-          <w:lang w:val="en-US"/>
-        </w:rPr>
-        <w:t>or Python) to reduce vulnerabilities.</w:t>
+        <w:tab/>
+        <w:t xml:space="preserve">     the limitations set by the homeowner</w:t>
       </w:r>
     </w:p>
     <w:p>
@@ -3805,22 +2918,25 @@
         </w:numPr>
         <w:ind w:left="420" w:leftChars="0" w:hanging="420" w:firstLineChars="0"/>
         <w:rPr>
+          <w:rFonts w:hint="default"/>
           <w:lang w:val="en-US"/>
         </w:rPr>
       </w:pPr>
       <w:r>
         <w:rPr>
+          <w:rFonts w:hint="default"/>
           <w:lang w:val="en-US"/>
         </w:rPr>
-        <w:t xml:space="preserve">Legacy Support: </w:t>
-      </w:r>
-      <w:r>
-        <w:rPr>
+        <w:t>Homeowner-</w:t>
+      </w:r>
+      <w:r>
+        <w:rPr>
+          <w:rFonts w:hint="default"/>
           <w:sz w:val="20"/>
           <w:szCs w:val="20"/>
           <w:lang w:val="en-US"/>
         </w:rPr>
-        <w:t>The system must maintain backward compatibility with smart devices manufactured within the last 3–5 years.</w:t>
+        <w:t>Controls all the devices in the house and is able to add or remove them</w:t>
       </w:r>
     </w:p>
     <w:p>
@@ -3832,454 +2948,656 @@
         <w:ind w:left="420" w:leftChars="0" w:hanging="420" w:firstLineChars="0"/>
         <w:rPr>
           <w:rFonts w:hint="default"/>
+          <w:sz w:val="20"/>
+          <w:szCs w:val="20"/>
           <w:lang w:val="en-US"/>
         </w:rPr>
       </w:pPr>
-      <w:r>
-        <w:rPr>
-          <w:lang w:val="en-US"/>
-        </w:rPr>
-        <w:t>Local Hub Resource Limits:</w:t>
-      </w:r>
       <w:r>
         <w:rPr>
           <w:rFonts w:hint="default"/>
           <w:lang w:val="en-US"/>
         </w:rPr>
-        <w:t xml:space="preserve"> </w:t>
+        <w:t>House-</w:t>
+      </w:r>
+      <w:r>
+        <w:rPr>
+          <w:rFonts w:hint="default"/>
+          <w:sz w:val="20"/>
+          <w:szCs w:val="20"/>
+          <w:lang w:val="en-US"/>
+        </w:rPr>
+        <w:t xml:space="preserve">The central unifying concept that groups devices and the users  authorized to control them, </w:t>
+      </w:r>
+      <w:r>
+        <w:rPr>
+          <w:rFonts w:hint="default"/>
+          <w:sz w:val="20"/>
+          <w:szCs w:val="20"/>
+          <w:lang w:val="en-US"/>
+        </w:rPr>
+        <w:tab/>
+        <w:t/>
+      </w:r>
+      <w:r>
+        <w:rPr>
+          <w:rFonts w:hint="default"/>
+          <w:sz w:val="20"/>
+          <w:szCs w:val="20"/>
+          <w:lang w:val="en-US"/>
+        </w:rPr>
+        <w:tab/>
+        <w:t xml:space="preserve">         ensuring unauthorized users cannot access devices</w:t>
+      </w:r>
+    </w:p>
+    <w:p>
+      <w:pPr>
+        <w:numPr>
+          <w:ilvl w:val="0"/>
+          <w:numId w:val="8"/>
+        </w:numPr>
+        <w:ind w:left="420" w:leftChars="0" w:hanging="420" w:firstLineChars="0"/>
+        <w:rPr>
+          <w:rFonts w:hint="default"/>
+          <w:lang w:val="en-US"/>
+        </w:rPr>
+      </w:pPr>
+      <w:r>
+        <w:rPr>
+          <w:rFonts w:hint="default"/>
+          <w:lang w:val="en-US"/>
+        </w:rPr>
+        <w:t>Device-</w:t>
+      </w:r>
+      <w:r>
+        <w:rPr>
+          <w:rFonts w:hint="default"/>
+          <w:sz w:val="20"/>
+          <w:szCs w:val="20"/>
+          <w:lang w:val="en-US"/>
+        </w:rPr>
+        <w:t>Represents the physical smart devices integrated into the system.</w:t>
+      </w:r>
+    </w:p>
+    <w:p>
+      <w:pPr>
+        <w:numPr>
+          <w:ilvl w:val="0"/>
+          <w:numId w:val="8"/>
+        </w:numPr>
+        <w:ind w:left="420" w:leftChars="0" w:hanging="420" w:firstLineChars="0"/>
+        <w:rPr>
+          <w:rFonts w:hint="default"/>
+          <w:lang w:val="en-US"/>
+        </w:rPr>
+      </w:pPr>
+      <w:r>
+        <w:rPr>
+          <w:rFonts w:hint="default"/>
+          <w:lang w:val="en-US"/>
+        </w:rPr>
+        <w:t>Sensor-</w:t>
+      </w:r>
+      <w:r>
+        <w:rPr>
+          <w:rFonts w:hint="default"/>
+          <w:sz w:val="20"/>
+          <w:szCs w:val="20"/>
+          <w:lang w:val="en-US"/>
+        </w:rPr>
+        <w:t>Represents a physical component that send data to the system</w:t>
+      </w:r>
+    </w:p>
+    <w:p>
+      <w:pPr>
+        <w:rPr>
+          <w:rFonts w:hint="default"/>
+          <w:lang w:val="en-US"/>
+        </w:rPr>
+      </w:pPr>
+      <w:r>
+        <w:rPr>
+          <w:rFonts w:hint="default"/>
+          <w:lang w:val="en-US"/>
+        </w:rPr>
+        <w:t>Conceptual Class Diagram</w:t>
+      </w:r>
+    </w:p>
+    <w:p>
+      <w:pPr>
+        <w:rPr>
+          <w:rFonts w:hint="default"/>
+          <w:lang w:val="en-US"/>
+        </w:rPr>
+      </w:pPr>
+      <w:r>
+        <w:rPr>
+          <w:rFonts w:hint="default"/>
+          <w:lang w:val="en-US"/>
+        </w:rPr>
+        <w:drawing>
+          <wp:inline distT="0" distB="0" distL="114300" distR="114300">
+            <wp:extent cx="2979420" cy="2293620"/>
+            <wp:effectExtent l="0" t="0" r="7620" b="7620"/>
+            <wp:docPr id="6" name="Picture 6" descr="ConceptualClassDiag"/>
+            <wp:cNvGraphicFramePr>
+              <a:graphicFrameLocks xmlns:a="http://schemas.openxmlformats.org/drawingml/2006/main" noChangeAspect="1"/>
+            </wp:cNvGraphicFramePr>
+            <a:graphic xmlns:a="http://schemas.openxmlformats.org/drawingml/2006/main">
+              <a:graphicData uri="http://schemas.openxmlformats.org/drawingml/2006/picture">
+                <pic:pic xmlns:pic="http://schemas.openxmlformats.org/drawingml/2006/picture">
+                  <pic:nvPicPr>
+                    <pic:cNvPr id="6" name="Picture 6" descr="ConceptualClassDiag"/>
+                    <pic:cNvPicPr>
+                      <a:picLocks noChangeAspect="1"/>
+                    </pic:cNvPicPr>
+                  </pic:nvPicPr>
+                  <pic:blipFill>
+                    <a:blip r:embed="rId9"/>
+                    <a:stretch>
+                      <a:fillRect/>
+                    </a:stretch>
+                  </pic:blipFill>
+                  <pic:spPr>
+                    <a:xfrm>
+                      <a:off x="0" y="0"/>
+                      <a:ext cx="2979420" cy="2293620"/>
+                    </a:xfrm>
+                    <a:prstGeom prst="rect">
+                      <a:avLst/>
+                    </a:prstGeom>
+                  </pic:spPr>
+                </pic:pic>
+              </a:graphicData>
+            </a:graphic>
+          </wp:inline>
+        </w:drawing>
+      </w:r>
+    </w:p>
+    <w:p>
+      <w:pPr>
+        <w:pStyle w:val="3"/>
+      </w:pPr>
+      <w:bookmarkStart w:id="12" w:name="_Toc193372764"/>
+      <w:r>
+        <w:t>Architectural Design</w:t>
+      </w:r>
+      <w:bookmarkEnd w:id="12"/>
+    </w:p>
+    <w:p>
+      <w:pPr>
+        <w:pStyle w:val="4"/>
+      </w:pPr>
+      <w:bookmarkStart w:id="13" w:name="_Toc193372765"/>
+      <w:r>
+        <w:t>Conceptual Architecture</w:t>
+      </w:r>
+      <w:bookmarkEnd w:id="13"/>
+    </w:p>
+    <w:p>
+      <w:pPr>
+        <w:pStyle w:val="9"/>
+        <w:rPr>
+          <w:rFonts w:hint="default"/>
+        </w:rPr>
+      </w:pPr>
+      <w:r>
+        <w:rPr>
+          <w:rFonts w:hint="default"/>
+        </w:rPr>
+        <w:t>1. Architectural Style: Edge Computing (Local Hub Model)</w:t>
+      </w:r>
+    </w:p>
+    <w:p>
+      <w:pPr>
+        <w:pStyle w:val="9"/>
+        <w:rPr>
+          <w:rFonts w:hint="default"/>
+          <w:sz w:val="20"/>
+          <w:szCs w:val="20"/>
+        </w:rPr>
+      </w:pPr>
+      <w:r>
+        <w:rPr>
+          <w:rFonts w:hint="default"/>
+        </w:rPr>
+        <w:t xml:space="preserve">Highlight its Use: </w:t>
+      </w:r>
+      <w:r>
+        <w:rPr>
+          <w:rFonts w:hint="default"/>
+          <w:sz w:val="20"/>
+          <w:szCs w:val="20"/>
+        </w:rPr>
+        <w:t xml:space="preserve">The system architecture revolves around a central local processing unit (the Smart Hub) located within the user's physical home. The mobile application interfaces with this localized hub to provide a single point of control for all connected hardware, rather than routing all commands through a distant cloud server. </w:t>
+      </w:r>
+    </w:p>
+    <w:p>
+      <w:pPr>
+        <w:pStyle w:val="9"/>
+        <w:rPr>
+          <w:rFonts w:hint="default"/>
+          <w:sz w:val="20"/>
+          <w:szCs w:val="20"/>
+        </w:rPr>
+      </w:pPr>
+      <w:r>
+        <w:rPr>
+          <w:rFonts w:hint="default"/>
+        </w:rPr>
+        <w:t xml:space="preserve">Motivation: </w:t>
+      </w:r>
+      <w:r>
+        <w:rPr>
+          <w:rFonts w:hint="default"/>
+          <w:sz w:val="20"/>
+          <w:szCs w:val="20"/>
+        </w:rPr>
+        <w:t xml:space="preserve">The project explicitly requires the application to operate on low-power hardware to allow for local management of devices. An Edge Computing style natively fulfills this constraint. Additionally, it addresses the strict non-functional requirements for performance and reliability. By keeping the processing inside the local network, the system guarantees the quick response times essential for user experience (e.g., ensuring lights turn on immediately) and drastically reduces system downtime, as the core heating and lighting controls remain available even during internet outages. </w:t>
+      </w:r>
+    </w:p>
+    <w:p>
+      <w:pPr>
+        <w:pStyle w:val="9"/>
+        <w:rPr>
+          <w:rFonts w:hint="default"/>
+        </w:rPr>
+      </w:pPr>
+      <w:r>
+        <w:rPr>
+          <w:rFonts w:hint="default"/>
+        </w:rPr>
+        <w:t>2. Architectural Pattern: Event-Driven Architecture (Publish-Subscribe)</w:t>
+      </w:r>
+    </w:p>
+    <w:p>
+      <w:pPr>
+        <w:pStyle w:val="9"/>
+        <w:rPr>
+          <w:rFonts w:hint="default"/>
+          <w:sz w:val="20"/>
+          <w:szCs w:val="20"/>
+        </w:rPr>
+      </w:pPr>
+      <w:r>
+        <w:rPr>
+          <w:rFonts w:hint="default"/>
+        </w:rPr>
+        <w:t xml:space="preserve">Highlight its Use: </w:t>
+      </w:r>
+      <w:r>
+        <w:rPr>
+          <w:rFonts w:hint="default"/>
+          <w:sz w:val="20"/>
+          <w:szCs w:val="20"/>
+        </w:rPr>
+        <w:t xml:space="preserve">Communication between the smart appliances and the local hub relies on an event-driven flow. Devices and their internal sensors act as "Producers" that publish state changes (e.g., a door unlocking or a temperature dropping). The local hub processes these events via core back-end services. The unified dashboard acts as a "Consumer," subscribing to these event streams to instantly update the user interface. </w:t>
+      </w:r>
+    </w:p>
+    <w:p>
+      <w:pPr>
+        <w:pStyle w:val="9"/>
+      </w:pPr>
+      <w:r>
+        <w:rPr>
+          <w:rFonts w:hint="default"/>
+        </w:rPr>
+        <w:t xml:space="preserve">Motivation: </w:t>
+      </w:r>
+      <w:r>
+        <w:rPr>
+          <w:rFonts w:hint="default"/>
+          <w:sz w:val="20"/>
+          <w:szCs w:val="20"/>
+        </w:rPr>
+        <w:t xml:space="preserve">This pattern is explicitly chosen to satisfy the functional requirement for real-time status updates. Because the interface must reflect the current state (On/Off, Temperature, Locked/Unlocked) of all devices in real-time, an event-driven model is vastly superior to a traditional request-response model. It allows the app to react instantly as events happen, rather than constantly pinging the devices to ask if their status has changed. </w:t>
       </w:r>
       <w:bookmarkStart w:id="25" w:name="_GoBack"/>
-      <w:r>
+      <w:bookmarkEnd w:id="25"/>
+    </w:p>
+    <w:p>
+      <w:pPr>
+        <w:pStyle w:val="4"/>
+      </w:pPr>
+      <w:bookmarkStart w:id="14" w:name="_Toc193372766"/>
+      <w:r>
+        <w:t>Package Design</w:t>
+      </w:r>
+      <w:bookmarkEnd w:id="14"/>
+    </w:p>
+    <w:p>
+      <w:pPr>
+        <w:pStyle w:val="9"/>
         <w:rPr>
           <w:rFonts w:hint="default"/>
-          <w:sz w:val="20"/>
-          <w:szCs w:val="20"/>
           <w:lang w:val="en-US"/>
         </w:rPr>
-        <w:t>The app should operate on low-power hardware to allow for local management of devices.</w:t>
-      </w:r>
-      <w:bookmarkEnd w:id="25"/>
+      </w:pPr>
+      <w:r>
+        <w:rPr>
+          <w:rFonts w:hint="default"/>
+          <w:lang w:val="en-US"/>
+        </w:rPr>
+        <w:drawing>
+          <wp:inline distT="0" distB="0" distL="114300" distR="114300">
+            <wp:extent cx="2891790" cy="2774315"/>
+            <wp:effectExtent l="0" t="0" r="3810" b="14605"/>
+            <wp:docPr id="7" name="Picture 7" descr="PackageDiag"/>
+            <wp:cNvGraphicFramePr>
+              <a:graphicFrameLocks xmlns:a="http://schemas.openxmlformats.org/drawingml/2006/main" noChangeAspect="1"/>
+            </wp:cNvGraphicFramePr>
+            <a:graphic xmlns:a="http://schemas.openxmlformats.org/drawingml/2006/main">
+              <a:graphicData uri="http://schemas.openxmlformats.org/drawingml/2006/picture">
+                <pic:pic xmlns:pic="http://schemas.openxmlformats.org/drawingml/2006/picture">
+                  <pic:nvPicPr>
+                    <pic:cNvPr id="7" name="Picture 7" descr="PackageDiag"/>
+                    <pic:cNvPicPr>
+                      <a:picLocks noChangeAspect="1"/>
+                    </pic:cNvPicPr>
+                  </pic:nvPicPr>
+                  <pic:blipFill>
+                    <a:blip r:embed="rId10"/>
+                    <a:stretch>
+                      <a:fillRect/>
+                    </a:stretch>
+                  </pic:blipFill>
+                  <pic:spPr>
+                    <a:xfrm>
+                      <a:off x="0" y="0"/>
+                      <a:ext cx="2891790" cy="2774315"/>
+                    </a:xfrm>
+                    <a:prstGeom prst="rect">
+                      <a:avLst/>
+                    </a:prstGeom>
+                  </pic:spPr>
+                </pic:pic>
+              </a:graphicData>
+            </a:graphic>
+          </wp:inline>
+        </w:drawing>
+      </w:r>
+    </w:p>
+    <w:p>
+      <w:pPr>
+        <w:pStyle w:val="4"/>
+      </w:pPr>
+      <w:bookmarkStart w:id="15" w:name="_Toc193372767"/>
+      <w:r>
+        <w:t>Component and Deployment Diagram</w:t>
+      </w:r>
+      <w:bookmarkEnd w:id="15"/>
+    </w:p>
+    <w:p>
+      <w:pPr>
+        <w:rPr>
+          <w:rFonts w:hint="default"/>
+          <w:lang w:val="en-US"/>
+        </w:rPr>
+      </w:pPr>
+      <w:r>
+        <w:rPr>
+          <w:rFonts w:hint="default"/>
+          <w:lang w:val="en-US"/>
+        </w:rPr>
+        <w:drawing>
+          <wp:inline distT="0" distB="0" distL="114300" distR="114300">
+            <wp:extent cx="4694555" cy="2279650"/>
+            <wp:effectExtent l="0" t="0" r="14605" b="6350"/>
+            <wp:docPr id="4" name="Picture 4" descr="ComponentDiag"/>
+            <wp:cNvGraphicFramePr>
+              <a:graphicFrameLocks xmlns:a="http://schemas.openxmlformats.org/drawingml/2006/main" noChangeAspect="1"/>
+            </wp:cNvGraphicFramePr>
+            <a:graphic xmlns:a="http://schemas.openxmlformats.org/drawingml/2006/main">
+              <a:graphicData uri="http://schemas.openxmlformats.org/drawingml/2006/picture">
+                <pic:pic xmlns:pic="http://schemas.openxmlformats.org/drawingml/2006/picture">
+                  <pic:nvPicPr>
+                    <pic:cNvPr id="4" name="Picture 4" descr="ComponentDiag"/>
+                    <pic:cNvPicPr>
+                      <a:picLocks noChangeAspect="1"/>
+                    </pic:cNvPicPr>
+                  </pic:nvPicPr>
+                  <pic:blipFill>
+                    <a:blip r:embed="rId11"/>
+                    <a:stretch>
+                      <a:fillRect/>
+                    </a:stretch>
+                  </pic:blipFill>
+                  <pic:spPr>
+                    <a:xfrm>
+                      <a:off x="0" y="0"/>
+                      <a:ext cx="4694555" cy="2279650"/>
+                    </a:xfrm>
+                    <a:prstGeom prst="rect">
+                      <a:avLst/>
+                    </a:prstGeom>
+                  </pic:spPr>
+                </pic:pic>
+              </a:graphicData>
+            </a:graphic>
+          </wp:inline>
+        </w:drawing>
+      </w:r>
+    </w:p>
+    <w:p>
+      <w:pPr>
+        <w:jc w:val="center"/>
+        <w:rPr>
+          <w:rFonts w:hint="default"/>
+          <w:lang w:val="en-US"/>
+        </w:rPr>
+      </w:pPr>
+      <w:r>
+        <w:rPr>
+          <w:rFonts w:hint="default"/>
+          <w:lang w:val="en-US"/>
+        </w:rPr>
+        <w:t>Component Diagarm</w:t>
+      </w:r>
+    </w:p>
+    <w:p>
+      <w:r>
+        <w:drawing>
+          <wp:inline distT="0" distB="0" distL="114300" distR="114300">
+            <wp:extent cx="5417820" cy="2522220"/>
+            <wp:effectExtent l="0" t="0" r="7620" b="7620"/>
+            <wp:docPr id="5" name="Picture 5" descr="DeploymentDiag"/>
+            <wp:cNvGraphicFramePr>
+              <a:graphicFrameLocks xmlns:a="http://schemas.openxmlformats.org/drawingml/2006/main" noChangeAspect="1"/>
+            </wp:cNvGraphicFramePr>
+            <a:graphic xmlns:a="http://schemas.openxmlformats.org/drawingml/2006/main">
+              <a:graphicData uri="http://schemas.openxmlformats.org/drawingml/2006/picture">
+                <pic:pic xmlns:pic="http://schemas.openxmlformats.org/drawingml/2006/picture">
+                  <pic:nvPicPr>
+                    <pic:cNvPr id="5" name="Picture 5" descr="DeploymentDiag"/>
+                    <pic:cNvPicPr>
+                      <a:picLocks noChangeAspect="1"/>
+                    </pic:cNvPicPr>
+                  </pic:nvPicPr>
+                  <pic:blipFill>
+                    <a:blip r:embed="rId12"/>
+                    <a:stretch>
+                      <a:fillRect/>
+                    </a:stretch>
+                  </pic:blipFill>
+                  <pic:spPr>
+                    <a:xfrm>
+                      <a:off x="0" y="0"/>
+                      <a:ext cx="5417820" cy="2522220"/>
+                    </a:xfrm>
+                    <a:prstGeom prst="rect">
+                      <a:avLst/>
+                    </a:prstGeom>
+                  </pic:spPr>
+                </pic:pic>
+              </a:graphicData>
+            </a:graphic>
+          </wp:inline>
+        </w:drawing>
+      </w:r>
+    </w:p>
+    <w:p>
+      <w:pPr>
+        <w:jc w:val="center"/>
+        <w:rPr>
+          <w:rFonts w:hint="default"/>
+          <w:lang w:val="en-US"/>
+        </w:rPr>
+      </w:pPr>
+      <w:r>
+        <w:rPr>
+          <w:rFonts w:hint="default"/>
+          <w:lang w:val="en-US"/>
+        </w:rPr>
+        <w:t>Deployment Diagram</w:t>
+      </w:r>
+    </w:p>
+    <w:p>
+      <w:pPr>
+        <w:pStyle w:val="2"/>
+      </w:pPr>
+      <w:bookmarkStart w:id="16" w:name="_Toc193372768"/>
+      <w:r>
+        <w:t>Deliverable 3</w:t>
+      </w:r>
+      <w:bookmarkEnd w:id="16"/>
     </w:p>
     <w:p>
       <w:pPr>
         <w:pStyle w:val="3"/>
-        <w:rPr>
-          <w:lang w:val="en-US"/>
-        </w:rPr>
-      </w:pPr>
-      <w:bookmarkStart w:id="9" w:name="_Toc193372761"/>
-      <w:r>
-        <w:rPr>
-          <w:lang w:val="en-US"/>
-        </w:rPr>
-        <w:t>Glossary</w:t>
-      </w:r>
-      <w:bookmarkEnd w:id="9"/>
+      </w:pPr>
+      <w:bookmarkStart w:id="17" w:name="_Toc193372769"/>
+      <w:r>
+        <w:t>Design Model</w:t>
+      </w:r>
+      <w:bookmarkEnd w:id="17"/>
+    </w:p>
+    <w:p>
+      <w:pPr>
+        <w:pStyle w:val="4"/>
+      </w:pPr>
+      <w:bookmarkStart w:id="18" w:name="_Toc193372770"/>
+      <w:r>
+        <w:t>Dynamic Behavior</w:t>
+      </w:r>
+      <w:bookmarkEnd w:id="18"/>
+    </w:p>
+    <w:p>
+      <w:pPr>
+        <w:pStyle w:val="30"/>
+        <w:rPr>
+          <w:i w:val="0"/>
+        </w:rPr>
+      </w:pPr>
+      <w:r>
+        <w:t>[Create the interaction diagrams (2 sequence) for 2 relevant scenarios]</w:t>
+      </w:r>
+    </w:p>
+    <w:p/>
+    <w:p>
+      <w:pPr>
+        <w:pStyle w:val="4"/>
+      </w:pPr>
+      <w:bookmarkStart w:id="19" w:name="_Toc193372771"/>
+      <w:r>
+        <w:t>Class Diagram</w:t>
+      </w:r>
+      <w:bookmarkEnd w:id="19"/>
+    </w:p>
+    <w:p>
+      <w:pPr>
+        <w:pStyle w:val="30"/>
+        <w:rPr>
+          <w:i w:val="0"/>
+        </w:rPr>
+      </w:pPr>
+      <w:r>
+        <w:t>[Create the UML class diagram; apply GoF patterns and motivate your choice]</w:t>
+      </w:r>
+    </w:p>
+    <w:p/>
+    <w:p>
+      <w:pPr>
+        <w:pStyle w:val="3"/>
+      </w:pPr>
+      <w:bookmarkStart w:id="20" w:name="_Toc193372772"/>
+      <w:r>
+        <w:t>Data Model</w:t>
+      </w:r>
+      <w:bookmarkEnd w:id="20"/>
+    </w:p>
+    <w:p>
+      <w:pPr>
+        <w:pStyle w:val="30"/>
+      </w:pPr>
+      <w:r>
+        <w:t>[Create the data model for the system.]</w:t>
+      </w:r>
+    </w:p>
+    <w:p>
+      <w:pPr>
+        <w:pStyle w:val="9"/>
+      </w:pPr>
     </w:p>
     <w:p>
       <w:pPr>
         <w:pStyle w:val="2"/>
-        <w:rPr>
-          <w:lang w:val="en-US"/>
-        </w:rPr>
-      </w:pPr>
-      <w:bookmarkStart w:id="10" w:name="_Toc193372762"/>
-      <w:r>
-        <w:rPr>
-          <w:lang w:val="en-US"/>
-        </w:rPr>
-        <w:t>Deliverable 2</w:t>
-      </w:r>
-      <w:bookmarkEnd w:id="10"/>
-    </w:p>
-    <w:p>
-      <w:pPr>
-        <w:pStyle w:val="3"/>
-        <w:rPr>
-          <w:lang w:val="en-US"/>
-        </w:rPr>
-      </w:pPr>
-      <w:bookmarkStart w:id="11" w:name="_Toc193372763"/>
-      <w:r>
-        <w:rPr>
-          <w:lang w:val="en-US"/>
-        </w:rPr>
-        <w:t>Domain Model</w:t>
-      </w:r>
-      <w:bookmarkEnd w:id="11"/>
-    </w:p>
-    <w:p>
-      <w:pPr>
-        <w:pStyle w:val="27"/>
-      </w:pPr>
-      <w:r>
-        <w:t>[Define the domain model and create the conceptual class diagrams]</w:t>
-      </w:r>
-    </w:p>
-    <w:p>
-      <w:pPr>
-        <w:rPr>
-          <w:lang w:val="en-US"/>
-        </w:rPr>
-      </w:pPr>
-    </w:p>
-    <w:p>
-      <w:pPr>
-        <w:pStyle w:val="3"/>
-        <w:rPr>
-          <w:lang w:val="en-US"/>
-        </w:rPr>
-      </w:pPr>
-      <w:bookmarkStart w:id="12" w:name="_Toc193372764"/>
-      <w:r>
-        <w:rPr>
-          <w:lang w:val="en-US"/>
-        </w:rPr>
-        <w:t>Architectural Design</w:t>
-      </w:r>
-      <w:bookmarkEnd w:id="12"/>
-    </w:p>
-    <w:p>
-      <w:pPr>
-        <w:pStyle w:val="4"/>
-        <w:rPr>
-          <w:lang w:val="en-US"/>
-        </w:rPr>
-      </w:pPr>
-      <w:bookmarkStart w:id="13" w:name="_Toc193372765"/>
-      <w:r>
-        <w:rPr>
-          <w:lang w:val="en-US"/>
-        </w:rPr>
-        <w:t>Conceptual Architecture</w:t>
-      </w:r>
-      <w:bookmarkEnd w:id="13"/>
-    </w:p>
-    <w:p>
-      <w:pPr>
-        <w:pStyle w:val="27"/>
-      </w:pPr>
-      <w:r>
-        <w:t>[Define the system’s conceptual architecture; use an architectural style and pattern - highlight its use and motivate your choice.]</w:t>
-      </w:r>
-    </w:p>
-    <w:p>
-      <w:pPr>
-        <w:pStyle w:val="7"/>
-        <w:rPr>
-          <w:lang w:val="en-US"/>
-        </w:rPr>
-      </w:pPr>
-    </w:p>
-    <w:p>
-      <w:pPr>
-        <w:pStyle w:val="4"/>
-        <w:rPr>
-          <w:lang w:val="en-US"/>
-        </w:rPr>
-      </w:pPr>
-      <w:bookmarkStart w:id="14" w:name="_Toc193372766"/>
-      <w:r>
-        <w:rPr>
-          <w:lang w:val="en-US"/>
-        </w:rPr>
-        <w:t>Package Design</w:t>
-      </w:r>
-      <w:bookmarkEnd w:id="14"/>
-      <w:r>
-        <w:rPr>
-          <w:lang w:val="en-US"/>
-        </w:rPr>
-        <w:t xml:space="preserve"> </w:t>
-      </w:r>
-    </w:p>
-    <w:p>
-      <w:pPr>
-        <w:pStyle w:val="27"/>
-      </w:pPr>
-      <w:r>
-        <w:t>[Create a package diagram]</w:t>
-      </w:r>
-    </w:p>
-    <w:p>
-      <w:pPr>
-        <w:pStyle w:val="7"/>
-        <w:rPr>
-          <w:lang w:val="en-US"/>
-        </w:rPr>
-      </w:pPr>
-    </w:p>
-    <w:p>
-      <w:pPr>
-        <w:pStyle w:val="4"/>
-        <w:rPr>
-          <w:lang w:val="en-US"/>
-        </w:rPr>
-      </w:pPr>
-      <w:bookmarkStart w:id="15" w:name="_Toc193372767"/>
-      <w:r>
-        <w:rPr>
-          <w:lang w:val="en-US"/>
-        </w:rPr>
-        <w:t>Component and Deployment Diagram</w:t>
-      </w:r>
-      <w:bookmarkEnd w:id="15"/>
-    </w:p>
-    <w:p>
-      <w:pPr>
-        <w:pStyle w:val="27"/>
-      </w:pPr>
-      <w:r>
-        <w:t>[Create the component and deployment diagrams.]</w:t>
-      </w:r>
-    </w:p>
-    <w:p>
-      <w:pPr>
-        <w:rPr>
-          <w:lang w:val="en-US"/>
-        </w:rPr>
-      </w:pPr>
-    </w:p>
+      </w:pPr>
+      <w:bookmarkStart w:id="21" w:name="_Toc193372773"/>
+      <w:r>
+        <w:t>System Testing</w:t>
+      </w:r>
+      <w:bookmarkEnd w:id="21"/>
+    </w:p>
+    <w:p>
+      <w:pPr>
+        <w:pStyle w:val="30"/>
+      </w:pPr>
+      <w:r>
+        <w:t>[Describe the testing methides and some test cases.]</w:t>
+      </w:r>
+    </w:p>
+    <w:p/>
     <w:p>
       <w:pPr>
         <w:pStyle w:val="2"/>
-        <w:rPr>
-          <w:lang w:val="en-US"/>
-        </w:rPr>
-      </w:pPr>
-      <w:bookmarkStart w:id="16" w:name="_Toc193372768"/>
-      <w:r>
-        <w:rPr>
-          <w:lang w:val="en-US"/>
-        </w:rPr>
-        <w:t>Deliverable 3</w:t>
-      </w:r>
-      <w:bookmarkEnd w:id="16"/>
-    </w:p>
-    <w:p>
-      <w:pPr>
-        <w:pStyle w:val="3"/>
-        <w:rPr>
-          <w:lang w:val="en-US"/>
-        </w:rPr>
-      </w:pPr>
-      <w:bookmarkStart w:id="17" w:name="_Toc193372769"/>
-      <w:r>
-        <w:rPr>
-          <w:lang w:val="en-US"/>
-        </w:rPr>
-        <w:t>Design Model</w:t>
-      </w:r>
-      <w:bookmarkEnd w:id="17"/>
-    </w:p>
-    <w:p>
-      <w:pPr>
-        <w:pStyle w:val="4"/>
-        <w:rPr>
-          <w:lang w:val="en-US"/>
-        </w:rPr>
-      </w:pPr>
-      <w:bookmarkStart w:id="18" w:name="_Toc193372770"/>
-      <w:r>
-        <w:rPr>
-          <w:lang w:val="en-US"/>
-        </w:rPr>
-        <w:t>Dynamic Behavior</w:t>
-      </w:r>
-      <w:bookmarkEnd w:id="18"/>
-    </w:p>
-    <w:p>
-      <w:pPr>
-        <w:pStyle w:val="27"/>
-        <w:rPr>
-          <w:i w:val="0"/>
-        </w:rPr>
-      </w:pPr>
-      <w:r>
-        <w:t>[Create the interaction diagrams (2 sequence) for 2 relevant scenarios]</w:t>
-      </w:r>
-    </w:p>
-    <w:p>
-      <w:pPr>
-        <w:rPr>
-          <w:lang w:val="en-US"/>
-        </w:rPr>
-      </w:pPr>
-    </w:p>
-    <w:p>
-      <w:pPr>
-        <w:pStyle w:val="4"/>
-        <w:rPr>
-          <w:lang w:val="en-US"/>
-        </w:rPr>
-      </w:pPr>
-      <w:bookmarkStart w:id="19" w:name="_Toc193372771"/>
-      <w:r>
-        <w:rPr>
-          <w:lang w:val="en-US"/>
-        </w:rPr>
-        <w:t>Class Diagram</w:t>
-      </w:r>
-      <w:bookmarkEnd w:id="19"/>
-    </w:p>
-    <w:p>
-      <w:pPr>
-        <w:pStyle w:val="27"/>
-        <w:rPr>
-          <w:i w:val="0"/>
-        </w:rPr>
-      </w:pPr>
-      <w:r>
-        <w:t>[Create the UML class diagram; apply GoF patterns and motivate your choice]</w:t>
-      </w:r>
-    </w:p>
-    <w:p>
-      <w:pPr>
-        <w:rPr>
-          <w:lang w:val="en-US"/>
-        </w:rPr>
-      </w:pPr>
-    </w:p>
-    <w:p>
-      <w:pPr>
-        <w:pStyle w:val="3"/>
-        <w:rPr>
-          <w:lang w:val="en-US"/>
-        </w:rPr>
-      </w:pPr>
-      <w:bookmarkStart w:id="20" w:name="_Toc193372772"/>
-      <w:r>
-        <w:rPr>
-          <w:lang w:val="en-US"/>
-        </w:rPr>
-        <w:t>Data Model</w:t>
-      </w:r>
-      <w:bookmarkEnd w:id="20"/>
-    </w:p>
-    <w:p>
-      <w:pPr>
-        <w:pStyle w:val="27"/>
-      </w:pPr>
-      <w:r>
-        <w:t>[Create the data model for the system.]</w:t>
-      </w:r>
-    </w:p>
-    <w:p>
-      <w:pPr>
-        <w:pStyle w:val="7"/>
-        <w:rPr>
-          <w:lang w:val="en-US"/>
-        </w:rPr>
-      </w:pPr>
-    </w:p>
+      </w:pPr>
+      <w:bookmarkStart w:id="22" w:name="_Toc193372774"/>
+      <w:r>
+        <w:t>Future Improvements</w:t>
+      </w:r>
+      <w:bookmarkEnd w:id="22"/>
+    </w:p>
+    <w:p>
+      <w:pPr>
+        <w:pStyle w:val="30"/>
+      </w:pPr>
+      <w:r>
+        <w:t>[Present some features that apply to the application scope.]</w:t>
+      </w:r>
+    </w:p>
+    <w:p/>
     <w:p>
       <w:pPr>
         <w:pStyle w:val="2"/>
-        <w:rPr>
-          <w:lang w:val="en-US"/>
-        </w:rPr>
-      </w:pPr>
-      <w:bookmarkStart w:id="21" w:name="_Toc193372773"/>
-      <w:r>
-        <w:rPr>
-          <w:lang w:val="en-US"/>
-        </w:rPr>
-        <w:t>System Testing</w:t>
-      </w:r>
-      <w:bookmarkEnd w:id="21"/>
-    </w:p>
-    <w:p>
-      <w:pPr>
-        <w:pStyle w:val="27"/>
-      </w:pPr>
-      <w:r>
-        <w:t>[Describe the testing methides and some test cases.]</w:t>
-      </w:r>
-    </w:p>
-    <w:p>
-      <w:pPr>
-        <w:rPr>
-          <w:lang w:val="en-US"/>
-        </w:rPr>
-      </w:pPr>
-    </w:p>
+      </w:pPr>
+      <w:bookmarkStart w:id="23" w:name="_Toc193372775"/>
+      <w:r>
+        <w:t>Conclusion</w:t>
+      </w:r>
+      <w:bookmarkEnd w:id="23"/>
+    </w:p>
+    <w:p/>
     <w:p>
       <w:pPr>
         <w:pStyle w:val="2"/>
-        <w:rPr>
-          <w:lang w:val="en-US"/>
-        </w:rPr>
-      </w:pPr>
-      <w:bookmarkStart w:id="22" w:name="_Toc193372774"/>
-      <w:r>
-        <w:rPr>
-          <w:lang w:val="en-US"/>
-        </w:rPr>
-        <w:t>Future Improvements</w:t>
-      </w:r>
-      <w:bookmarkEnd w:id="22"/>
-    </w:p>
-    <w:p>
-      <w:pPr>
-        <w:pStyle w:val="27"/>
-      </w:pPr>
-      <w:r>
-        <w:t>[Present some features that apply to the application scope.]</w:t>
-      </w:r>
-    </w:p>
-    <w:p>
-      <w:pPr>
-        <w:rPr>
-          <w:lang w:val="en-US"/>
-        </w:rPr>
-      </w:pPr>
-    </w:p>
-    <w:p>
-      <w:pPr>
-        <w:pStyle w:val="2"/>
-        <w:rPr>
-          <w:lang w:val="en-US"/>
-        </w:rPr>
-      </w:pPr>
-      <w:bookmarkStart w:id="23" w:name="_Toc193372775"/>
-      <w:r>
-        <w:rPr>
-          <w:lang w:val="en-US"/>
-        </w:rPr>
-        <w:t>Conclusion</w:t>
-      </w:r>
-      <w:bookmarkEnd w:id="23"/>
-    </w:p>
-    <w:p>
-      <w:pPr>
-        <w:rPr>
-          <w:lang w:val="en-US"/>
-        </w:rPr>
-      </w:pPr>
-    </w:p>
-    <w:p>
-      <w:pPr>
-        <w:pStyle w:val="2"/>
-        <w:rPr>
-          <w:lang w:val="en-US"/>
-        </w:rPr>
       </w:pPr>
       <w:bookmarkStart w:id="24" w:name="_Toc193372776"/>
       <w:r>
-        <w:rPr>
-          <w:lang w:val="en-US"/>
-        </w:rPr>
         <w:t>Bibliography</w:t>
       </w:r>
       <w:bookmarkEnd w:id="24"/>
     </w:p>
-    <w:p>
-      <w:pPr>
-        <w:rPr>
-          <w:lang w:val="en-US"/>
-        </w:rPr>
-      </w:pPr>
-    </w:p>
+    <w:p/>
     <w:sectPr>
       <w:footerReference r:id="rId5" w:type="first"/>
       <w:headerReference r:id="rId3" w:type="default"/>
@@ -4298,42 +3616,39 @@
   <w:sdt>
     <w:sdtPr>
       <w:rPr>
-        <w:rStyle w:val="11"/>
+        <w:rStyle w:val="14"/>
       </w:rPr>
       <w:id w:val="494844324"/>
-      <w:docPartObj>
-        <w:docPartGallery w:val="autotext"/>
-      </w:docPartObj>
     </w:sdtPr>
     <w:sdtEndPr>
       <w:rPr>
-        <w:rStyle w:val="11"/>
+        <w:rStyle w:val="14"/>
       </w:rPr>
     </w:sdtEndPr>
     <w:sdtContent>
       <w:p>
         <w:pPr>
-          <w:pStyle w:val="8"/>
+          <w:pStyle w:val="10"/>
           <w:framePr w:wrap="auto" w:vAnchor="text" w:hAnchor="margin" w:y="1"/>
           <w:rPr>
-            <w:rStyle w:val="11"/>
+            <w:rStyle w:val="14"/>
           </w:rPr>
         </w:pPr>
         <w:r>
           <w:rPr>
-            <w:rStyle w:val="11"/>
+            <w:rStyle w:val="14"/>
           </w:rPr>
           <w:fldChar w:fldCharType="begin"/>
         </w:r>
         <w:r>
           <w:rPr>
-            <w:rStyle w:val="11"/>
+            <w:rStyle w:val="14"/>
           </w:rPr>
           <w:instrText xml:space="preserve"> PAGE </w:instrText>
         </w:r>
         <w:r>
           <w:rPr>
-            <w:rStyle w:val="11"/>
+            <w:rStyle w:val="14"/>
           </w:rPr>
           <w:fldChar w:fldCharType="end"/>
         </w:r>
@@ -4342,7 +3657,7 @@
   </w:sdt>
   <w:p>
     <w:pPr>
-      <w:pStyle w:val="8"/>
+      <w:pStyle w:val="10"/>
       <w:ind w:firstLine="360"/>
     </w:pPr>
   </w:p>
@@ -4353,48 +3668,33 @@
 <w:ftr xmlns:wpc="http://schemas.microsoft.com/office/word/2010/wordprocessingCanvas" xmlns:mc="http://schemas.openxmlformats.org/markup-compatibility/2006" xmlns:o="urn:schemas-microsoft-com:office:office" xmlns:r="http://schemas.openxmlformats.org/officeDocument/2006/relationships" xmlns:m="http://schemas.openxmlformats.org/officeDocument/2006/math" xmlns:v="urn:schemas-microsoft-com:vml" xmlns:wp14="http://schemas.microsoft.com/office/word/2010/wordprocessingDrawing" xmlns:wp="http://schemas.openxmlformats.org/drawingml/2006/wordprocessingDrawing" xmlns:w10="urn:schemas-microsoft-com:office:word" xmlns:w="http://schemas.openxmlformats.org/wordprocessingml/2006/main" xmlns:w14="http://schemas.microsoft.com/office/word/2010/wordml" xmlns:w15="http://schemas.microsoft.com/office/word/2012/wordml" xmlns:wpg="http://schemas.microsoft.com/office/word/2010/wordprocessingGroup" xmlns:wpi="http://schemas.microsoft.com/office/word/2010/wordprocessingInk" xmlns:wne="http://schemas.microsoft.com/office/word/2006/wordml" xmlns:wps="http://schemas.microsoft.com/office/word/2010/wordprocessingShape" xmlns:wpsCustomData="http://www.wps.cn/officeDocument/2013/wpsCustomData" mc:Ignorable="w14 w15 wp14">
   <w:p>
     <w:pPr>
-      <w:pStyle w:val="8"/>
+      <w:pStyle w:val="10"/>
       <w:tabs>
         <w:tab w:val="left" w:pos="7424"/>
         <w:tab w:val="clear" w:pos="4513"/>
         <w:tab w:val="clear" w:pos="9026"/>
       </w:tabs>
-      <w:rPr>
-        <w:lang w:val="en-US"/>
-      </w:rPr>
     </w:pPr>
     <w:r>
       <w:tab/>
     </w:r>
     <w:r>
-      <w:rPr>
-        <w:lang w:val="en-US"/>
-      </w:rPr>
       <w:t>Name:</w:t>
     </w:r>
   </w:p>
   <w:p>
     <w:pPr>
-      <w:pStyle w:val="8"/>
+      <w:pStyle w:val="10"/>
       <w:tabs>
         <w:tab w:val="left" w:pos="7424"/>
         <w:tab w:val="clear" w:pos="4513"/>
         <w:tab w:val="clear" w:pos="9026"/>
       </w:tabs>
-      <w:rPr>
-        <w:lang w:val="en-US"/>
-      </w:rPr>
     </w:pPr>
     <w:r>
-      <w:rPr>
-        <w:lang w:val="en-US"/>
-      </w:rPr>
       <w:tab/>
     </w:r>
     <w:r>
-      <w:rPr>
-        <w:lang w:val="en-US"/>
-      </w:rPr>
       <w:t>Group:</w:t>
     </w:r>
   </w:p>
@@ -4405,12 +3705,9 @@
 <w:hdr xmlns:wpc="http://schemas.microsoft.com/office/word/2010/wordprocessingCanvas" xmlns:mc="http://schemas.openxmlformats.org/markup-compatibility/2006" xmlns:o="urn:schemas-microsoft-com:office:office" xmlns:r="http://schemas.openxmlformats.org/officeDocument/2006/relationships" xmlns:m="http://schemas.openxmlformats.org/officeDocument/2006/math" xmlns:v="urn:schemas-microsoft-com:vml" xmlns:wp14="http://schemas.microsoft.com/office/word/2010/wordprocessingDrawing" xmlns:wp="http://schemas.openxmlformats.org/drawingml/2006/wordprocessingDrawing" xmlns:w10="urn:schemas-microsoft-com:office:word" xmlns:w="http://schemas.openxmlformats.org/wordprocessingml/2006/main" xmlns:w14="http://schemas.microsoft.com/office/word/2010/wordml" xmlns:w15="http://schemas.microsoft.com/office/word/2012/wordml" xmlns:wpg="http://schemas.microsoft.com/office/word/2010/wordprocessingGroup" xmlns:wpi="http://schemas.microsoft.com/office/word/2010/wordprocessingInk" xmlns:wne="http://schemas.microsoft.com/office/word/2006/wordml" xmlns:wps="http://schemas.microsoft.com/office/word/2010/wordprocessingShape" xmlns:wpsCustomData="http://www.wps.cn/officeDocument/2013/wpsCustomData" mc:Ignorable="w14 w15 wp14">
   <w:p>
     <w:pPr>
-      <w:pStyle w:val="9"/>
+      <w:pStyle w:val="11"/>
       <w:jc w:val="center"/>
     </w:pPr>
-    <w:r>
-      <w:t xml:space="preserve"> </w:t>
-    </w:r>
   </w:p>
 </w:hdr>
 </file>
@@ -4430,7 +3727,7 @@
         <w:tabs>
           <w:tab w:val="left" w:pos="420"/>
         </w:tabs>
-        <w:ind w:left="420" w:leftChars="0" w:hanging="420" w:firstLineChars="0"/>
+        <w:ind w:left="420" w:hanging="420"/>
       </w:pPr>
       <w:rPr>
         <w:rFonts w:hint="default" w:ascii="Wingdings" w:hAnsi="Wingdings"/>
@@ -4452,7 +3749,7 @@
         <w:tabs>
           <w:tab w:val="left" w:pos="420"/>
         </w:tabs>
-        <w:ind w:left="420" w:leftChars="0" w:hanging="420" w:firstLineChars="0"/>
+        <w:ind w:left="420" w:hanging="420"/>
       </w:pPr>
       <w:rPr>
         <w:rFonts w:hint="default" w:ascii="Wingdings" w:hAnsi="Wingdings"/>
@@ -4472,7 +3769,7 @@
         <w:tabs>
           <w:tab w:val="left" w:pos="1265"/>
         </w:tabs>
-        <w:ind w:left="1265" w:leftChars="0" w:hanging="425" w:firstLineChars="0"/>
+        <w:ind w:left="1265" w:hanging="425"/>
       </w:pPr>
       <w:rPr>
         <w:rFonts w:hint="default"/>
@@ -4487,7 +3784,7 @@
         <w:tabs>
           <w:tab w:val="left" w:pos="1680"/>
         </w:tabs>
-        <w:ind w:left="1680" w:leftChars="0" w:hanging="420" w:firstLineChars="0"/>
+        <w:ind w:left="1680" w:hanging="420"/>
       </w:pPr>
       <w:rPr>
         <w:rFonts w:hint="default"/>
@@ -4502,7 +3799,7 @@
         <w:tabs>
           <w:tab w:val="left" w:pos="2100"/>
         </w:tabs>
-        <w:ind w:left="2100" w:leftChars="0" w:hanging="420" w:firstLineChars="0"/>
+        <w:ind w:left="2100" w:hanging="420"/>
       </w:pPr>
       <w:rPr>
         <w:rFonts w:hint="default"/>
@@ -4517,7 +3814,7 @@
         <w:tabs>
           <w:tab w:val="left" w:pos="2520"/>
         </w:tabs>
-        <w:ind w:left="2520" w:leftChars="0" w:hanging="420" w:firstLineChars="0"/>
+        <w:ind w:left="2520" w:hanging="420"/>
       </w:pPr>
       <w:rPr>
         <w:rFonts w:hint="default"/>
@@ -4532,7 +3829,7 @@
         <w:tabs>
           <w:tab w:val="left" w:pos="2940"/>
         </w:tabs>
-        <w:ind w:left="2940" w:leftChars="0" w:hanging="420" w:firstLineChars="0"/>
+        <w:ind w:left="2940" w:hanging="420"/>
       </w:pPr>
       <w:rPr>
         <w:rFonts w:hint="default"/>
@@ -4547,7 +3844,7 @@
         <w:tabs>
           <w:tab w:val="left" w:pos="3360"/>
         </w:tabs>
-        <w:ind w:left="3360" w:leftChars="0" w:hanging="420" w:firstLineChars="0"/>
+        <w:ind w:left="3360" w:hanging="420"/>
       </w:pPr>
       <w:rPr>
         <w:rFonts w:hint="default"/>
@@ -4562,7 +3859,7 @@
         <w:tabs>
           <w:tab w:val="left" w:pos="3780"/>
         </w:tabs>
-        <w:ind w:left="3780" w:leftChars="0" w:hanging="420" w:firstLineChars="0"/>
+        <w:ind w:left="3780" w:hanging="420"/>
       </w:pPr>
       <w:rPr>
         <w:rFonts w:hint="default"/>
@@ -4577,7 +3874,7 @@
         <w:tabs>
           <w:tab w:val="left" w:pos="4200"/>
         </w:tabs>
-        <w:ind w:left="4200" w:leftChars="0" w:hanging="420" w:firstLineChars="0"/>
+        <w:ind w:left="4200" w:hanging="420"/>
       </w:pPr>
       <w:rPr>
         <w:rFonts w:hint="default"/>
@@ -4592,7 +3889,7 @@
         <w:tabs>
           <w:tab w:val="left" w:pos="4620"/>
         </w:tabs>
-        <w:ind w:left="4620" w:leftChars="0" w:hanging="420" w:firstLineChars="0"/>
+        <w:ind w:left="4620" w:hanging="420"/>
       </w:pPr>
       <w:rPr>
         <w:rFonts w:hint="default"/>
@@ -4612,7 +3909,7 @@
         <w:tabs>
           <w:tab w:val="left" w:pos="845"/>
         </w:tabs>
-        <w:ind w:left="845" w:leftChars="0" w:hanging="425" w:firstLineChars="0"/>
+        <w:ind w:left="845" w:hanging="425"/>
       </w:pPr>
       <w:rPr>
         <w:rFonts w:hint="default"/>
@@ -4632,7 +3929,7 @@
         <w:tabs>
           <w:tab w:val="left" w:pos="425"/>
         </w:tabs>
-        <w:ind w:left="425" w:leftChars="0" w:hanging="425" w:firstLineChars="0"/>
+        <w:ind w:left="425" w:hanging="425"/>
       </w:pPr>
       <w:rPr>
         <w:rFonts w:hint="default"/>
@@ -4652,7 +3949,7 @@
         <w:tabs>
           <w:tab w:val="left" w:pos="425"/>
         </w:tabs>
-        <w:ind w:left="425" w:leftChars="0" w:hanging="425" w:firstLineChars="0"/>
+        <w:ind w:left="425" w:hanging="425"/>
       </w:pPr>
       <w:rPr>
         <w:rFonts w:hint="default"/>
@@ -4667,7 +3964,7 @@
         <w:tabs>
           <w:tab w:val="left" w:pos="840"/>
         </w:tabs>
-        <w:ind w:left="840" w:leftChars="0" w:hanging="420" w:firstLineChars="0"/>
+        <w:ind w:left="840" w:hanging="420"/>
       </w:pPr>
       <w:rPr>
         <w:rFonts w:hint="default"/>
@@ -4682,7 +3979,7 @@
         <w:tabs>
           <w:tab w:val="left" w:pos="1260"/>
         </w:tabs>
-        <w:ind w:left="1260" w:leftChars="0" w:hanging="420" w:firstLineChars="0"/>
+        <w:ind w:left="1260" w:hanging="420"/>
       </w:pPr>
       <w:rPr>
         <w:rFonts w:hint="default"/>
@@ -4697,7 +3994,7 @@
         <w:tabs>
           <w:tab w:val="left" w:pos="1680"/>
         </w:tabs>
-        <w:ind w:left="1680" w:leftChars="0" w:hanging="420" w:firstLineChars="0"/>
+        <w:ind w:left="1680" w:hanging="420"/>
       </w:pPr>
       <w:rPr>
         <w:rFonts w:hint="default"/>
@@ -4712,7 +4009,7 @@
         <w:tabs>
           <w:tab w:val="left" w:pos="2100"/>
         </w:tabs>
-        <w:ind w:left="2100" w:leftChars="0" w:hanging="420" w:firstLineChars="0"/>
+        <w:ind w:left="2100" w:hanging="420"/>
       </w:pPr>
       <w:rPr>
         <w:rFonts w:hint="default"/>
@@ -4727,7 +4024,7 @@
         <w:tabs>
           <w:tab w:val="left" w:pos="2520"/>
         </w:tabs>
-        <w:ind w:left="2520" w:leftChars="0" w:hanging="420" w:firstLineChars="0"/>
+        <w:ind w:left="2520" w:hanging="420"/>
       </w:pPr>
       <w:rPr>
         <w:rFonts w:hint="default"/>
@@ -4742,7 +4039,7 @@
         <w:tabs>
           <w:tab w:val="left" w:pos="2940"/>
         </w:tabs>
-        <w:ind w:left="2940" w:leftChars="0" w:hanging="420" w:firstLineChars="0"/>
+        <w:ind w:left="2940" w:hanging="420"/>
       </w:pPr>
       <w:rPr>
         <w:rFonts w:hint="default"/>
@@ -4757,7 +4054,7 @@
         <w:tabs>
           <w:tab w:val="left" w:pos="3360"/>
         </w:tabs>
-        <w:ind w:left="3360" w:leftChars="0" w:hanging="420" w:firstLineChars="0"/>
+        <w:ind w:left="3360" w:hanging="420"/>
       </w:pPr>
       <w:rPr>
         <w:rFonts w:hint="default"/>
@@ -4772,7 +4069,7 @@
         <w:tabs>
           <w:tab w:val="left" w:pos="3780"/>
         </w:tabs>
-        <w:ind w:left="3780" w:leftChars="0" w:hanging="420" w:firstLineChars="0"/>
+        <w:ind w:left="3780" w:hanging="420"/>
       </w:pPr>
       <w:rPr>
         <w:rFonts w:hint="default"/>
@@ -4792,7 +4089,7 @@
         <w:tabs>
           <w:tab w:val="left" w:pos="845"/>
         </w:tabs>
-        <w:ind w:left="845" w:leftChars="0" w:hanging="425" w:firstLineChars="0"/>
+        <w:ind w:left="845" w:hanging="425"/>
       </w:pPr>
       <w:rPr>
         <w:rFonts w:hint="default"/>
@@ -4807,7 +4104,7 @@
         <w:tabs>
           <w:tab w:val="left" w:pos="1260"/>
         </w:tabs>
-        <w:ind w:left="1260" w:leftChars="0" w:hanging="420" w:firstLineChars="0"/>
+        <w:ind w:left="1260" w:hanging="420"/>
       </w:pPr>
       <w:rPr>
         <w:rFonts w:hint="default"/>
@@ -4822,7 +4119,7 @@
         <w:tabs>
           <w:tab w:val="left" w:pos="1680"/>
         </w:tabs>
-        <w:ind w:left="1680" w:leftChars="0" w:hanging="420" w:firstLineChars="0"/>
+        <w:ind w:left="1680" w:hanging="420"/>
       </w:pPr>
       <w:rPr>
         <w:rFonts w:hint="default"/>
@@ -4837,7 +4134,7 @@
         <w:tabs>
           <w:tab w:val="left" w:pos="2100"/>
         </w:tabs>
-        <w:ind w:left="2100" w:leftChars="0" w:hanging="420" w:firstLineChars="0"/>
+        <w:ind w:left="2100" w:hanging="420"/>
       </w:pPr>
       <w:rPr>
         <w:rFonts w:hint="default"/>
@@ -4852,7 +4149,7 @@
         <w:tabs>
           <w:tab w:val="left" w:pos="2520"/>
         </w:tabs>
-        <w:ind w:left="2520" w:leftChars="0" w:hanging="420" w:firstLineChars="0"/>
+        <w:ind w:left="2520" w:hanging="420"/>
       </w:pPr>
       <w:rPr>
         <w:rFonts w:hint="default"/>
@@ -4867,7 +4164,7 @@
         <w:tabs>
           <w:tab w:val="left" w:pos="2940"/>
         </w:tabs>
-        <w:ind w:left="2940" w:leftChars="0" w:hanging="420" w:firstLineChars="0"/>
+        <w:ind w:left="2940" w:hanging="420"/>
       </w:pPr>
       <w:rPr>
         <w:rFonts w:hint="default"/>
@@ -4882,7 +4179,7 @@
         <w:tabs>
           <w:tab w:val="left" w:pos="3360"/>
         </w:tabs>
-        <w:ind w:left="3360" w:leftChars="0" w:hanging="420" w:firstLineChars="0"/>
+        <w:ind w:left="3360" w:hanging="420"/>
       </w:pPr>
       <w:rPr>
         <w:rFonts w:hint="default"/>
@@ -4897,7 +4194,7 @@
         <w:tabs>
           <w:tab w:val="left" w:pos="3780"/>
         </w:tabs>
-        <w:ind w:left="3780" w:leftChars="0" w:hanging="420" w:firstLineChars="0"/>
+        <w:ind w:left="3780" w:hanging="420"/>
       </w:pPr>
       <w:rPr>
         <w:rFonts w:hint="default"/>
@@ -4912,7 +4209,7 @@
         <w:tabs>
           <w:tab w:val="left" w:pos="4200"/>
         </w:tabs>
-        <w:ind w:left="4200" w:leftChars="0" w:hanging="420" w:firstLineChars="0"/>
+        <w:ind w:left="4200" w:hanging="420"/>
       </w:pPr>
       <w:rPr>
         <w:rFonts w:hint="default"/>
@@ -4932,7 +4229,7 @@
         <w:tabs>
           <w:tab w:val="left" w:pos="845"/>
         </w:tabs>
-        <w:ind w:left="845" w:leftChars="0" w:hanging="425" w:firstLineChars="0"/>
+        <w:ind w:left="845" w:hanging="425"/>
       </w:pPr>
       <w:rPr>
         <w:rFonts w:hint="default"/>
@@ -4947,7 +4244,7 @@
         <w:tabs>
           <w:tab w:val="left" w:pos="1260"/>
         </w:tabs>
-        <w:ind w:left="1260" w:leftChars="0" w:hanging="420" w:firstLineChars="0"/>
+        <w:ind w:left="1260" w:hanging="420"/>
       </w:pPr>
       <w:rPr>
         <w:rFonts w:hint="default"/>
@@ -4962,7 +4259,7 @@
         <w:tabs>
           <w:tab w:val="left" w:pos="1680"/>
         </w:tabs>
-        <w:ind w:left="1680" w:leftChars="0" w:hanging="420" w:firstLineChars="0"/>
+        <w:ind w:left="1680" w:hanging="420"/>
       </w:pPr>
       <w:rPr>
         <w:rFonts w:hint="default"/>
@@ -4977,7 +4274,7 @@
         <w:tabs>
           <w:tab w:val="left" w:pos="2100"/>
         </w:tabs>
-        <w:ind w:left="2100" w:leftChars="0" w:hanging="420" w:firstLineChars="0"/>
+        <w:ind w:left="2100" w:hanging="420"/>
       </w:pPr>
       <w:rPr>
         <w:rFonts w:hint="default"/>
@@ -4992,7 +4289,7 @@
         <w:tabs>
           <w:tab w:val="left" w:pos="2520"/>
         </w:tabs>
-        <w:ind w:left="2520" w:leftChars="0" w:hanging="420" w:firstLineChars="0"/>
+        <w:ind w:left="2520" w:hanging="420"/>
       </w:pPr>
       <w:rPr>
         <w:rFonts w:hint="default"/>
@@ -5007,7 +4304,7 @@
         <w:tabs>
           <w:tab w:val="left" w:pos="2940"/>
         </w:tabs>
-        <w:ind w:left="2940" w:leftChars="0" w:hanging="420" w:firstLineChars="0"/>
+        <w:ind w:left="2940" w:hanging="420"/>
       </w:pPr>
       <w:rPr>
         <w:rFonts w:hint="default"/>
@@ -5022,7 +4319,7 @@
         <w:tabs>
           <w:tab w:val="left" w:pos="3360"/>
         </w:tabs>
-        <w:ind w:left="3360" w:leftChars="0" w:hanging="420" w:firstLineChars="0"/>
+        <w:ind w:left="3360" w:hanging="420"/>
       </w:pPr>
       <w:rPr>
         <w:rFonts w:hint="default"/>
@@ -5037,7 +4334,7 @@
         <w:tabs>
           <w:tab w:val="left" w:pos="3780"/>
         </w:tabs>
-        <w:ind w:left="3780" w:leftChars="0" w:hanging="420" w:firstLineChars="0"/>
+        <w:ind w:left="3780" w:hanging="420"/>
       </w:pPr>
       <w:rPr>
         <w:rFonts w:hint="default"/>
@@ -5052,7 +4349,7 @@
         <w:tabs>
           <w:tab w:val="left" w:pos="4200"/>
         </w:tabs>
-        <w:ind w:left="4200" w:leftChars="0" w:hanging="420" w:firstLineChars="0"/>
+        <w:ind w:left="4200" w:hanging="420"/>
       </w:pPr>
       <w:rPr>
         <w:rFonts w:hint="default"/>
@@ -5119,11 +4416,11 @@
     <w:lsdException w:qFormat="1" w:uiPriority="39" w:semiHidden="0" w:name="toc 1"/>
     <w:lsdException w:qFormat="1" w:uiPriority="39" w:semiHidden="0" w:name="toc 2"/>
     <w:lsdException w:qFormat="1" w:uiPriority="39" w:semiHidden="0" w:name="toc 3"/>
-    <w:lsdException w:uiPriority="39" w:name="toc 4"/>
-    <w:lsdException w:uiPriority="39" w:name="toc 5"/>
+    <w:lsdException w:qFormat="1" w:uiPriority="39" w:name="toc 4"/>
+    <w:lsdException w:qFormat="1" w:uiPriority="39" w:name="toc 5"/>
     <w:lsdException w:qFormat="1" w:uiPriority="39" w:name="toc 6"/>
-    <w:lsdException w:uiPriority="39" w:name="toc 7"/>
-    <w:lsdException w:uiPriority="39" w:name="toc 8"/>
+    <w:lsdException w:qFormat="1" w:uiPriority="39" w:name="toc 7"/>
+    <w:lsdException w:qFormat="1" w:uiPriority="39" w:name="toc 8"/>
     <w:lsdException w:qFormat="1" w:uiPriority="39" w:name="toc 9"/>
     <w:lsdException w:uiPriority="99" w:name="Normal Indent"/>
     <w:lsdException w:uiPriority="99" w:name="footnote text"/>
@@ -5162,7 +4459,7 @@
     <w:lsdException w:qFormat="1" w:unhideWhenUsed="0" w:uiPriority="10" w:semiHidden="0" w:name="Title"/>
     <w:lsdException w:uiPriority="99" w:name="Closing"/>
     <w:lsdException w:uiPriority="99" w:name="Signature"/>
-    <w:lsdException w:uiPriority="1" w:name="Default Paragraph Font"/>
+    <w:lsdException w:qFormat="1" w:uiPriority="1" w:name="Default Paragraph Font"/>
     <w:lsdException w:qFormat="1" w:uiPriority="99" w:name="Body Text"/>
     <w:lsdException w:uiPriority="99" w:name="Body Text Indent"/>
     <w:lsdException w:uiPriority="99" w:name="List Continue"/>
@@ -5244,7 +4541,7 @@
     <w:lsdException w:uiPriority="99" w:name="Table Web 1"/>
     <w:lsdException w:uiPriority="99" w:name="Table Web 2"/>
     <w:lsdException w:uiPriority="99" w:name="Table Web 3"/>
-    <w:lsdException w:uiPriority="99" w:name="Balloon Text"/>
+    <w:lsdException w:qFormat="1" w:uiPriority="99" w:name="Balloon Text"/>
     <w:lsdException w:unhideWhenUsed="0" w:uiPriority="39" w:semiHidden="0" w:name="Table Grid"/>
     <w:lsdException w:uiPriority="99" w:name="Table Theme"/>
     <w:lsdException w:unhideWhenUsed="0" w:uiPriority="60" w:semiHidden="0" w:name="Light Shading"/>
@@ -5354,14 +4651,14 @@
       <w:rFonts w:asciiTheme="minorHAnsi" w:hAnsiTheme="minorHAnsi" w:eastAsiaTheme="minorHAnsi" w:cstheme="minorBidi"/>
       <w:sz w:val="24"/>
       <w:szCs w:val="24"/>
-      <w:lang w:eastAsia="en-US" w:bidi="ar-SA"/>
+      <w:lang w:val="en-US" w:eastAsia="en-US" w:bidi="ar-SA"/>
     </w:rPr>
   </w:style>
   <w:style w:type="paragraph" w:styleId="2">
     <w:name w:val="heading 1"/>
     <w:basedOn w:val="1"/>
     <w:next w:val="1"/>
-    <w:link w:val="23"/>
+    <w:link w:val="26"/>
     <w:qFormat/>
     <w:uiPriority w:val="9"/>
     <w:pPr>
@@ -5372,7 +4669,7 @@
     </w:pPr>
     <w:rPr>
       <w:rFonts w:asciiTheme="majorHAnsi" w:hAnsiTheme="majorHAnsi" w:eastAsiaTheme="majorEastAsia" w:cstheme="majorBidi"/>
-      <w:color w:val="2F5597" w:themeColor="accent1" w:themeShade="BF"/>
+      <w:color w:val="2F5496" w:themeColor="accent1" w:themeShade="BF"/>
       <w:sz w:val="32"/>
       <w:szCs w:val="32"/>
     </w:rPr>
@@ -5381,7 +4678,7 @@
     <w:name w:val="heading 2"/>
     <w:basedOn w:val="1"/>
     <w:next w:val="1"/>
-    <w:link w:val="25"/>
+    <w:link w:val="28"/>
     <w:unhideWhenUsed/>
     <w:qFormat/>
     <w:uiPriority w:val="9"/>
@@ -5393,7 +4690,7 @@
     </w:pPr>
     <w:rPr>
       <w:rFonts w:asciiTheme="majorHAnsi" w:hAnsiTheme="majorHAnsi" w:eastAsiaTheme="majorEastAsia" w:cstheme="majorBidi"/>
-      <w:color w:val="2F5597" w:themeColor="accent1" w:themeShade="BF"/>
+      <w:color w:val="2F5496" w:themeColor="accent1" w:themeShade="BF"/>
       <w:sz w:val="26"/>
       <w:szCs w:val="26"/>
     </w:rPr>
@@ -5402,7 +4699,7 @@
     <w:name w:val="heading 3"/>
     <w:basedOn w:val="1"/>
     <w:next w:val="1"/>
-    <w:link w:val="26"/>
+    <w:link w:val="29"/>
     <w:unhideWhenUsed/>
     <w:qFormat/>
     <w:uiPriority w:val="9"/>
@@ -5414,16 +4711,38 @@
     </w:pPr>
     <w:rPr>
       <w:rFonts w:asciiTheme="majorHAnsi" w:hAnsiTheme="majorHAnsi" w:eastAsiaTheme="majorEastAsia" w:cstheme="majorBidi"/>
-      <w:color w:val="203864" w:themeColor="accent1" w:themeShade="80"/>
+      <w:color w:val="1F3864" w:themeColor="accent1" w:themeShade="80"/>
     </w:rPr>
   </w:style>
-  <w:style w:type="character" w:default="1" w:styleId="5">
+  <w:style w:type="paragraph" w:styleId="5">
+    <w:name w:val="heading 4"/>
+    <w:next w:val="1"/>
+    <w:semiHidden/>
+    <w:unhideWhenUsed/>
+    <w:qFormat/>
+    <w:uiPriority w:val="9"/>
+    <w:pPr>
+      <w:spacing w:before="0" w:beforeAutospacing="1" w:after="0" w:afterAutospacing="1"/>
+      <w:jc w:val="left"/>
+    </w:pPr>
+    <w:rPr>
+      <w:rFonts w:hint="eastAsia" w:ascii="SimSun" w:hAnsi="SimSun" w:eastAsia="SimSun" w:cs="SimSun"/>
+      <w:b/>
+      <w:bCs/>
+      <w:kern w:val="0"/>
+      <w:sz w:val="24"/>
+      <w:szCs w:val="24"/>
+      <w:lang w:val="en-US" w:eastAsia="zh-CN" w:bidi="ar"/>
+    </w:rPr>
+  </w:style>
+  <w:style w:type="character" w:default="1" w:styleId="6">
     <w:name w:val="Default Paragraph Font"/>
     <w:semiHidden/>
     <w:unhideWhenUsed/>
+    <w:qFormat/>
     <w:uiPriority w:val="1"/>
   </w:style>
-  <w:style w:type="table" w:default="1" w:styleId="6">
+  <w:style w:type="table" w:default="1" w:styleId="7">
     <w:name w:val="Normal Table"/>
     <w:semiHidden/>
     <w:unhideWhenUsed/>
@@ -5438,10 +4757,24 @@
       </w:tblCellMar>
     </w:tblPr>
   </w:style>
-  <w:style w:type="paragraph" w:styleId="7">
+  <w:style w:type="paragraph" w:styleId="8">
+    <w:name w:val="Balloon Text"/>
+    <w:basedOn w:val="1"/>
+    <w:link w:val="32"/>
+    <w:semiHidden/>
+    <w:unhideWhenUsed/>
+    <w:qFormat/>
+    <w:uiPriority w:val="99"/>
+    <w:rPr>
+      <w:rFonts w:ascii="Tahoma" w:hAnsi="Tahoma" w:cs="Tahoma"/>
+      <w:sz w:val="16"/>
+      <w:szCs w:val="16"/>
+    </w:rPr>
+  </w:style>
+  <w:style w:type="paragraph" w:styleId="9">
     <w:name w:val="Body Text"/>
     <w:basedOn w:val="1"/>
-    <w:link w:val="28"/>
+    <w:link w:val="31"/>
     <w:semiHidden/>
     <w:unhideWhenUsed/>
     <w:qFormat/>
@@ -5450,10 +4783,10 @@
       <w:spacing w:after="120"/>
     </w:pPr>
   </w:style>
-  <w:style w:type="paragraph" w:styleId="8">
+  <w:style w:type="paragraph" w:styleId="10">
     <w:name w:val="footer"/>
     <w:basedOn w:val="1"/>
-    <w:link w:val="22"/>
+    <w:link w:val="25"/>
     <w:unhideWhenUsed/>
     <w:qFormat/>
     <w:uiPriority w:val="99"/>
@@ -5464,10 +4797,10 @@
       </w:tabs>
     </w:pPr>
   </w:style>
-  <w:style w:type="paragraph" w:styleId="9">
+  <w:style w:type="paragraph" w:styleId="11">
     <w:name w:val="header"/>
     <w:basedOn w:val="1"/>
-    <w:link w:val="21"/>
+    <w:link w:val="24"/>
     <w:unhideWhenUsed/>
     <w:qFormat/>
     <w:uiPriority w:val="99"/>
@@ -5478,31 +4811,43 @@
       </w:tabs>
     </w:pPr>
   </w:style>
-  <w:style w:type="character" w:styleId="10">
+  <w:style w:type="character" w:styleId="12">
     <w:name w:val="Hyperlink"/>
-    <w:basedOn w:val="5"/>
+    <w:basedOn w:val="6"/>
     <w:unhideWhenUsed/>
     <w:qFormat/>
     <w:uiPriority w:val="99"/>
     <w:rPr>
       <w:color w:val="0563C1" w:themeColor="hyperlink"/>
       <w:u w:val="single"/>
-      <w14:textFill>
-        <w14:solidFill>
-          <w14:schemeClr w14:val="hlink"/>
-        </w14:solidFill>
-      </w14:textFill>
     </w:rPr>
   </w:style>
-  <w:style w:type="character" w:styleId="11">
+  <w:style w:type="paragraph" w:styleId="13">
+    <w:name w:val="Normal (Web)"/>
+    <w:semiHidden/>
+    <w:unhideWhenUsed/>
+    <w:uiPriority w:val="99"/>
+    <w:pPr>
+      <w:spacing w:before="0" w:beforeAutospacing="1" w:after="0" w:afterAutospacing="1"/>
+      <w:ind w:left="0" w:right="0"/>
+      <w:jc w:val="left"/>
+    </w:pPr>
+    <w:rPr>
+      <w:kern w:val="0"/>
+      <w:sz w:val="24"/>
+      <w:szCs w:val="24"/>
+      <w:lang w:val="en-US" w:eastAsia="zh-CN" w:bidi="ar"/>
+    </w:rPr>
+  </w:style>
+  <w:style w:type="character" w:styleId="14">
     <w:name w:val="page number"/>
-    <w:basedOn w:val="5"/>
+    <w:basedOn w:val="6"/>
     <w:semiHidden/>
     <w:unhideWhenUsed/>
     <w:qFormat/>
     <w:uiPriority w:val="99"/>
   </w:style>
-  <w:style w:type="paragraph" w:styleId="12">
+  <w:style w:type="paragraph" w:styleId="15">
     <w:name w:val="toc 1"/>
     <w:basedOn w:val="1"/>
     <w:next w:val="1"/>
@@ -5521,7 +4866,7 @@
       <w:iCs/>
     </w:rPr>
   </w:style>
-  <w:style w:type="paragraph" w:styleId="13">
+  <w:style w:type="paragraph" w:styleId="16">
     <w:name w:val="toc 2"/>
     <w:basedOn w:val="1"/>
     <w:next w:val="1"/>
@@ -5541,7 +4886,7 @@
       <w:szCs w:val="22"/>
     </w:rPr>
   </w:style>
-  <w:style w:type="paragraph" w:styleId="14">
+  <w:style w:type="paragraph" w:styleId="17">
     <w:name w:val="toc 3"/>
     <w:basedOn w:val="1"/>
     <w:next w:val="1"/>
@@ -5558,13 +4903,14 @@
       <w:szCs w:val="20"/>
     </w:rPr>
   </w:style>
-  <w:style w:type="paragraph" w:styleId="15">
+  <w:style w:type="paragraph" w:styleId="18">
     <w:name w:val="toc 4"/>
     <w:basedOn w:val="1"/>
     <w:next w:val="1"/>
     <w:autoRedefine/>
     <w:semiHidden/>
     <w:unhideWhenUsed/>
+    <w:qFormat/>
     <w:uiPriority w:val="39"/>
     <w:pPr>
       <w:ind w:left="720"/>
@@ -5575,13 +4921,14 @@
       <w:szCs w:val="20"/>
     </w:rPr>
   </w:style>
-  <w:style w:type="paragraph" w:styleId="16">
+  <w:style w:type="paragraph" w:styleId="19">
     <w:name w:val="toc 5"/>
     <w:basedOn w:val="1"/>
     <w:next w:val="1"/>
     <w:autoRedefine/>
     <w:semiHidden/>
     <w:unhideWhenUsed/>
+    <w:qFormat/>
     <w:uiPriority w:val="39"/>
     <w:pPr>
       <w:ind w:left="960"/>
@@ -5592,7 +4939,7 @@
       <w:szCs w:val="20"/>
     </w:rPr>
   </w:style>
-  <w:style w:type="paragraph" w:styleId="17">
+  <w:style w:type="paragraph" w:styleId="20">
     <w:name w:val="toc 6"/>
     <w:basedOn w:val="1"/>
     <w:next w:val="1"/>
@@ -5610,13 +4957,14 @@
       <w:szCs w:val="20"/>
     </w:rPr>
   </w:style>
-  <w:style w:type="paragraph" w:styleId="18">
+  <w:style w:type="paragraph" w:styleId="21">
     <w:name w:val="toc 7"/>
     <w:basedOn w:val="1"/>
     <w:next w:val="1"/>
     <w:autoRedefine/>
     <w:semiHidden/>
     <w:unhideWhenUsed/>
+    <w:qFormat/>
     <w:uiPriority w:val="39"/>
     <w:pPr>
       <w:ind w:left="1440"/>
@@ -5627,13 +4975,14 @@
       <w:szCs w:val="20"/>
     </w:rPr>
   </w:style>
-  <w:style w:type="paragraph" w:styleId="19">
+  <w:style w:type="paragraph" w:styleId="22">
     <w:name w:val="toc 8"/>
     <w:basedOn w:val="1"/>
     <w:next w:val="1"/>
     <w:autoRedefine/>
     <w:semiHidden/>
     <w:unhideWhenUsed/>
+    <w:qFormat/>
     <w:uiPriority w:val="39"/>
     <w:pPr>
       <w:ind w:left="1680"/>
@@ -5644,7 +4993,7 @@
       <w:szCs w:val="20"/>
     </w:rPr>
   </w:style>
-  <w:style w:type="paragraph" w:styleId="20">
+  <w:style w:type="paragraph" w:styleId="23">
     <w:name w:val="toc 9"/>
     <w:basedOn w:val="1"/>
     <w:next w:val="1"/>
@@ -5662,33 +5011,35 @@
       <w:szCs w:val="20"/>
     </w:rPr>
   </w:style>
-  <w:style w:type="character" w:customStyle="1" w:styleId="21">
+  <w:style w:type="character" w:customStyle="1" w:styleId="24">
     <w:name w:val="Header Char"/>
-    <w:basedOn w:val="5"/>
-    <w:link w:val="9"/>
+    <w:basedOn w:val="6"/>
+    <w:link w:val="11"/>
+    <w:qFormat/>
     <w:uiPriority w:val="99"/>
   </w:style>
-  <w:style w:type="character" w:customStyle="1" w:styleId="22">
+  <w:style w:type="character" w:customStyle="1" w:styleId="25">
     <w:name w:val="Footer Char"/>
-    <w:basedOn w:val="5"/>
-    <w:link w:val="8"/>
+    <w:basedOn w:val="6"/>
+    <w:link w:val="10"/>
+    <w:qFormat/>
     <w:uiPriority w:val="99"/>
   </w:style>
-  <w:style w:type="character" w:customStyle="1" w:styleId="23">
+  <w:style w:type="character" w:customStyle="1" w:styleId="26">
     <w:name w:val="Heading 1 Char"/>
-    <w:basedOn w:val="5"/>
+    <w:basedOn w:val="6"/>
     <w:link w:val="2"/>
     <w:qFormat/>
     <w:uiPriority w:val="9"/>
     <w:rPr>
       <w:rFonts w:asciiTheme="majorHAnsi" w:hAnsiTheme="majorHAnsi" w:eastAsiaTheme="majorEastAsia" w:cstheme="majorBidi"/>
-      <w:color w:val="2F5597" w:themeColor="accent1" w:themeShade="BF"/>
+      <w:color w:val="2F5496" w:themeColor="accent1" w:themeShade="BF"/>
       <w:sz w:val="32"/>
       <w:szCs w:val="32"/>
     </w:rPr>
   </w:style>
-  <w:style w:type="paragraph" w:customStyle="1" w:styleId="24">
-    <w:name w:val="TOC Heading"/>
+  <w:style w:type="paragraph" w:customStyle="1" w:styleId="27">
+    <w:name w:val="TOC Heading1"/>
     <w:basedOn w:val="2"/>
     <w:next w:val="1"/>
     <w:unhideWhenUsed/>
@@ -5703,36 +5054,36 @@
       <w:bCs/>
       <w:sz w:val="28"/>
       <w:szCs w:val="28"/>
-      <w:lang w:val="en-US"/>
     </w:rPr>
   </w:style>
-  <w:style w:type="character" w:customStyle="1" w:styleId="25">
+  <w:style w:type="character" w:customStyle="1" w:styleId="28">
     <w:name w:val="Heading 2 Char"/>
-    <w:basedOn w:val="5"/>
+    <w:basedOn w:val="6"/>
     <w:link w:val="3"/>
     <w:qFormat/>
     <w:uiPriority w:val="9"/>
     <w:rPr>
       <w:rFonts w:asciiTheme="majorHAnsi" w:hAnsiTheme="majorHAnsi" w:eastAsiaTheme="majorEastAsia" w:cstheme="majorBidi"/>
-      <w:color w:val="2F5597" w:themeColor="accent1" w:themeShade="BF"/>
+      <w:color w:val="2F5496" w:themeColor="accent1" w:themeShade="BF"/>
       <w:sz w:val="26"/>
       <w:szCs w:val="26"/>
     </w:rPr>
   </w:style>
-  <w:style w:type="character" w:customStyle="1" w:styleId="26">
+  <w:style w:type="character" w:customStyle="1" w:styleId="29">
     <w:name w:val="Heading 3 Char"/>
-    <w:basedOn w:val="5"/>
+    <w:basedOn w:val="6"/>
     <w:link w:val="4"/>
+    <w:qFormat/>
     <w:uiPriority w:val="9"/>
     <w:rPr>
       <w:rFonts w:asciiTheme="majorHAnsi" w:hAnsiTheme="majorHAnsi" w:eastAsiaTheme="majorEastAsia" w:cstheme="majorBidi"/>
-      <w:color w:val="203864" w:themeColor="accent1" w:themeShade="80"/>
+      <w:color w:val="1F3864" w:themeColor="accent1" w:themeShade="80"/>
     </w:rPr>
   </w:style>
-  <w:style w:type="paragraph" w:customStyle="1" w:styleId="27">
+  <w:style w:type="paragraph" w:customStyle="1" w:styleId="30">
     <w:name w:val="InfoBlue"/>
     <w:basedOn w:val="1"/>
-    <w:next w:val="7"/>
+    <w:next w:val="9"/>
     <w:autoRedefine/>
     <w:qFormat/>
     <w:uiPriority w:val="0"/>
@@ -5747,15 +5098,27 @@
       <w:color w:val="FF0000"/>
       <w:sz w:val="20"/>
       <w:szCs w:val="20"/>
-      <w:lang w:val="en-US"/>
     </w:rPr>
   </w:style>
-  <w:style w:type="character" w:customStyle="1" w:styleId="28">
+  <w:style w:type="character" w:customStyle="1" w:styleId="31">
     <w:name w:val="Body Text Char"/>
-    <w:basedOn w:val="5"/>
-    <w:link w:val="7"/>
+    <w:basedOn w:val="6"/>
+    <w:link w:val="9"/>
     <w:semiHidden/>
     <w:uiPriority w:val="99"/>
+  </w:style>
+  <w:style w:type="character" w:customStyle="1" w:styleId="32">
+    <w:name w:val="Balloon Text Char"/>
+    <w:basedOn w:val="6"/>
+    <w:link w:val="8"/>
+    <w:semiHidden/>
+    <w:qFormat/>
+    <w:uiPriority w:val="99"/>
+    <w:rPr>
+      <w:rFonts w:ascii="Tahoma" w:hAnsi="Tahoma" w:cs="Tahoma" w:eastAsiaTheme="minorHAnsi"/>
+      <w:sz w:val="16"/>
+      <w:szCs w:val="16"/>
+    </w:rPr>
   </w:style>
 </w:styles>
 </file>

--- a/Deliverable.docx
+++ b/Deliverable.docx
@@ -2787,8 +2787,26 @@
           <w:sz w:val="20"/>
           <w:szCs w:val="20"/>
         </w:rPr>
-        <w:t>The core back-end services must be developed in a memory-safe language (such as Javaor Python) to reduce vulnerabilities.</w:t>
-      </w:r>
+        <w:t>The core back-end services must be developed in a memory-safe language (</w:t>
+      </w:r>
+      <w:r>
+        <w:rPr>
+          <w:rFonts w:hint="default"/>
+          <w:sz w:val="20"/>
+          <w:szCs w:val="20"/>
+          <w:lang w:val="en-US"/>
+        </w:rPr>
+        <w:t>Java</w:t>
+      </w:r>
+      <w:r>
+        <w:rPr>
+          <w:sz w:val="20"/>
+          <w:szCs w:val="20"/>
+        </w:rPr>
+        <w:t>) to reduce vulnerabilities.</w:t>
+      </w:r>
+      <w:bookmarkStart w:id="25" w:name="_GoBack"/>
+      <w:bookmarkEnd w:id="25"/>
     </w:p>
     <w:p>
       <w:pPr>
@@ -2907,6 +2925,14 @@
           <w:lang w:val="en-US"/>
         </w:rPr>
         <w:tab/>
+      </w:r>
+      <w:r>
+        <w:rPr>
+          <w:rFonts w:hint="default"/>
+          <w:sz w:val="20"/>
+          <w:szCs w:val="20"/>
+          <w:lang w:val="en-US"/>
+        </w:rPr>
         <w:t xml:space="preserve">     the limitations set by the homeowner</w:t>
       </w:r>
     </w:p>
@@ -2977,7 +3003,6 @@
           <w:lang w:val="en-US"/>
         </w:rPr>
         <w:tab/>
-        <w:t/>
       </w:r>
       <w:r>
         <w:rPr>
@@ -2987,6 +3012,14 @@
           <w:lang w:val="en-US"/>
         </w:rPr>
         <w:tab/>
+      </w:r>
+      <w:r>
+        <w:rPr>
+          <w:rFonts w:hint="default"/>
+          <w:sz w:val="20"/>
+          <w:szCs w:val="20"/>
+          <w:lang w:val="en-US"/>
+        </w:rPr>
         <w:t xml:space="preserve">         ensuring unauthorized users cannot access devices</w:t>
       </w:r>
     </w:p>
@@ -3252,8 +3285,6 @@
         </w:rPr>
         <w:t xml:space="preserve">This pattern is explicitly chosen to satisfy the functional requirement for real-time status updates. Because the interface must reflect the current state (On/Off, Temperature, Locked/Unlocked) of all devices in real-time, an event-driven model is vastly superior to a traditional request-response model. It allows the app to react instantly as events happen, rather than constantly pinging the devices to ask if their status has changed. </w:t>
       </w:r>
-      <w:bookmarkStart w:id="25" w:name="_GoBack"/>
-      <w:bookmarkEnd w:id="25"/>
     </w:p>
     <w:p>
       <w:pPr>
@@ -4486,7 +4517,7 @@
     <w:lsdException w:uiPriority="99" w:name="Document Map"/>
     <w:lsdException w:uiPriority="99" w:name="Plain Text"/>
     <w:lsdException w:uiPriority="99" w:name="E-mail Signature"/>
-    <w:lsdException w:uiPriority="99" w:name="Normal (Web)"/>
+    <w:lsdException w:qFormat="1" w:uiPriority="99" w:name="Normal (Web)"/>
     <w:lsdException w:uiPriority="99" w:name="HTML Acronym"/>
     <w:lsdException w:uiPriority="99" w:name="HTML Address"/>
     <w:lsdException w:uiPriority="99" w:name="HTML Cite"/>
@@ -4826,6 +4857,7 @@
     <w:name w:val="Normal (Web)"/>
     <w:semiHidden/>
     <w:unhideWhenUsed/>
+    <w:qFormat/>
     <w:uiPriority w:val="99"/>
     <w:pPr>
       <w:spacing w:before="0" w:beforeAutospacing="1" w:after="0" w:afterAutospacing="1"/>
@@ -4833,6 +4865,7 @@
       <w:jc w:val="left"/>
     </w:pPr>
     <w:rPr>
+      <w:rFonts w:ascii="Times New Roman" w:hAnsi="Times New Roman" w:eastAsia="SimSun" w:cs="Times New Roman"/>
       <w:kern w:val="0"/>
       <w:sz w:val="24"/>
       <w:szCs w:val="24"/>
@@ -5105,6 +5138,7 @@
     <w:basedOn w:val="6"/>
     <w:link w:val="9"/>
     <w:semiHidden/>
+    <w:qFormat/>
     <w:uiPriority w:val="99"/>
   </w:style>
   <w:style w:type="character" w:customStyle="1" w:styleId="32">
@@ -5379,6 +5413,25 @@
 </file>
 
 <file path=customXml/item1.xml><?xml version="1.0" encoding="utf-8"?>
+<b:Sources xmlns:b="http://schemas.openxmlformats.org/officeDocument/2006/bibliography" xmlns="http://schemas.openxmlformats.org/officeDocument/2006/bibliography" SelectedStyle="/IEEE2006OfficeOnline.xsl" StyleName="IEEE" Version="2006"/>
+</file>
+
+<file path=customXml/item2.xml><?xml version="1.0" encoding="utf-8"?>
+<p:properties xmlns:p="http://schemas.microsoft.com/office/2006/metadata/properties" xmlns:xsi="http://www.w3.org/2001/XMLSchema-instance" xmlns:pc="http://schemas.microsoft.com/office/infopath/2007/PartnerControls">
+  <documentManagement/>
+</p:properties>
+</file>
+
+<file path=customXml/item3.xml><?xml version="1.0" encoding="utf-8"?>
+<?mso-contentType ?>
+<FormTemplates xmlns="http://schemas.microsoft.com/sharepoint/v3/contenttype/forms">
+  <Display>DocumentLibraryForm</Display>
+  <Edit>DocumentLibraryForm</Edit>
+  <New>DocumentLibraryForm</New>
+</FormTemplates>
+</file>
+
+<file path=customXml/item4.xml><?xml version="1.0" encoding="utf-8"?>
 <ct:contentTypeSchema xmlns:ct="http://schemas.microsoft.com/office/2006/metadata/contentType" xmlns:ma="http://schemas.microsoft.com/office/2006/metadata/properties/metaAttributes" ct:_="" ma:_="" ma:contentTypeName="Document" ma:contentTypeID="0x010100F02D705A201B02448C5B87D29A5B6C26" ma:contentTypeVersion="3" ma:contentTypeDescription="Create a new document." ma:contentTypeScope="" ma:versionID="a9fe459580776cbe3e7cda8c3b341911">
   <xsd:schema xmlns:xsd="http://www.w3.org/2001/XMLSchema" xmlns:xs="http://www.w3.org/2001/XMLSchema" xmlns:p="http://schemas.microsoft.com/office/2006/metadata/properties" xmlns:ns2="925922cd-7ce3-4751-974d-24ea01b411c5" targetNamespace="http://schemas.microsoft.com/office/2006/metadata/properties" ma:root="true" ma:fieldsID="110afa5997932602aed5cf8fbfd026de" ns2:_="">
     <xsd:import namespace="925922cd-7ce3-4751-974d-24ea01b411c5"/>
@@ -5516,45 +5569,26 @@
 </ct:contentTypeSchema>
 </file>
 
-<file path=customXml/item2.xml><?xml version="1.0" encoding="utf-8"?>
-<?mso-contentType ?>
-<FormTemplates xmlns="http://schemas.microsoft.com/sharepoint/v3/contenttype/forms">
-  <Display>DocumentLibraryForm</Display>
-  <Edit>DocumentLibraryForm</Edit>
-  <New>DocumentLibraryForm</New>
-</FormTemplates>
-</file>
-
-<file path=customXml/item3.xml><?xml version="1.0" encoding="utf-8"?>
-<p:properties xmlns:p="http://schemas.microsoft.com/office/2006/metadata/properties" xmlns:xsi="http://www.w3.org/2001/XMLSchema-instance" xmlns:pc="http://schemas.microsoft.com/office/infopath/2007/PartnerControls">
-  <documentManagement/>
-</p:properties>
-</file>
-
-<file path=customXml/item4.xml><?xml version="1.0" encoding="utf-8"?>
-<b:Sources xmlns:b="http://schemas.openxmlformats.org/officeDocument/2006/bibliography" xmlns="http://schemas.openxmlformats.org/officeDocument/2006/bibliography" SelectedStyle="/IEEE2006OfficeOnline.xsl" StyleName="IEEE" Version="2006"/>
-</file>
-
 <file path=customXml/itemProps1.xml><?xml version="1.0" encoding="utf-8"?>
-<ds:datastoreItem xmlns:ds="http://schemas.openxmlformats.org/officeDocument/2006/customXml" ds:itemID="{5DDC2572-67C5-41B9-AA0A-E2B2DCD35D85}">
+<ds:datastoreItem xmlns:ds="http://schemas.openxmlformats.org/officeDocument/2006/customXml" ds:itemID="{87C66C4F-2FAE-074F-8997-284436C6FA52}">
   <ds:schemaRefs/>
 </ds:datastoreItem>
 </file>
 
 <file path=customXml/itemProps2.xml><?xml version="1.0" encoding="utf-8"?>
+<ds:datastoreItem xmlns:ds="http://schemas.openxmlformats.org/officeDocument/2006/customXml" ds:itemID="{66CFB3A1-2D64-4C06-AD0F-AEC3CC949751}">
+  <ds:schemaRefs/>
+</ds:datastoreItem>
+</file>
+
+<file path=customXml/itemProps3.xml><?xml version="1.0" encoding="utf-8"?>
 <ds:datastoreItem xmlns:ds="http://schemas.openxmlformats.org/officeDocument/2006/customXml" ds:itemID="{05872BEC-0378-4B5D-BB08-CF7263A8DD4D}">
   <ds:schemaRefs/>
 </ds:datastoreItem>
 </file>
 
-<file path=customXml/itemProps3.xml><?xml version="1.0" encoding="utf-8"?>
-<ds:datastoreItem xmlns:ds="http://schemas.openxmlformats.org/officeDocument/2006/customXml" ds:itemID="{66CFB3A1-2D64-4C06-AD0F-AEC3CC949751}">
-  <ds:schemaRefs/>
-</ds:datastoreItem>
-</file>
-
 <file path=customXml/itemProps4.xml><?xml version="1.0" encoding="utf-8"?>
-<ds:datastoreItem xmlns:ds="http://schemas.openxmlformats.org/officeDocument/2006/customXml" ds:itemID="{87C66C4F-2FAE-074F-8997-284436C6FA52}">
+<ds:datastoreItem xmlns:ds="http://schemas.openxmlformats.org/officeDocument/2006/customXml" ds:itemID="{5DDC2572-67C5-41B9-AA0A-E2B2DCD35D85}">
   <ds:schemaRefs/>
 </ds:datastoreItem>
 </file>